--- a/Entregable_proyecto_final.docx
+++ b/Entregable_proyecto_final.docx
@@ -2,7 +2,7 @@
 <file path=word/document.xml><?xml version="1.0" encoding="utf-8"?>
 <w:document xmlns:w="http://schemas.openxmlformats.org/wordprocessingml/2006/main" xmlns:m="http://schemas.openxmlformats.org/officeDocument/2006/math" xmlns:r="http://schemas.openxmlformats.org/officeDocument/2006/relationships" xmlns:o="urn:schemas-microsoft-com:office:office" xmlns:v="urn:schemas-microsoft-com:vml" xmlns:w10="urn:schemas-microsoft-com:office:word" xmlns:a="http://schemas.openxmlformats.org/drawingml/2006/main" xmlns:pic="http://schemas.openxmlformats.org/drawingml/2006/picture" xmlns:wp="http://schemas.openxmlformats.org/drawingml/2006/wordprocessingDrawing">
   <w:body>
-    <w:bookmarkStart w:id="31" w:name="X93d307e2772ff68825d952ac7d505267b3b55b2"/>
+    <w:bookmarkStart w:id="34" w:name="X93d307e2772ff68825d952ac7d505267b3b55b2"/>
     <w:p>
       <w:pPr>
         <w:pStyle w:val="Heading1"/>
@@ -171,7 +171,7 @@
         <w:pStyle w:val="Heading2"/>
       </w:pPr>
       <w:r>
-        <w:t xml:space="preserve">1. Antecedentes del problema</w:t>
+        <w:t xml:space="preserve">1 Antecedentes del problema</w:t>
       </w:r>
     </w:p>
     <w:p>
@@ -189,7 +189,7 @@
         <w:t xml:space="preserve">Smart Grids</w:t>
       </w:r>
       <w:r>
-        <w:t xml:space="preserve">). A nivel global, los Objetivos de Desarrollo Sostenible (ODS 7 y 12) subrayan la necesidad de mejorar la eficiencia energética residencial. En México, el esquema tarifario de la Comisión Federal de Electricidad (CFE) estructura el costo en categorías escalonadas (tarifas 1 a 1F), penalizando el alto consumo mediante la tarifa DAC (Doméstica de Alto Consumo), la cual elimina el subsidio gubernamental. Sin embargo, los medidores convencionales electromecánicos o digitales estándar funcionan como dispositivos de registro acumulativo sin capacidad de retroalimentación instantánea, limitando la capacidad del usuario para corregir hábitos de consumo en tiempo real.</w:t>
+        <w:t xml:space="preserve">).</w:t>
       </w:r>
     </w:p>
     <w:p>
@@ -197,7 +197,39 @@
         <w:pStyle w:val="BodyText"/>
       </w:pPr>
       <w:r>
-        <w:t xml:space="preserve">Históricamente, el monitoreo no intrusivo de carga (NILM) ha evolucionado desde métodos analógicos hasta arquitecturas basadas en Internet de las Cosas (IoT). Plataformas de hardware abierto como OpenEnergyMonitor han demostrado la viabilidad de usar sensores de corriente de núcleo partido y la biblioteca</w:t>
+        <w:t xml:space="preserve">A nivel global, los Objetivos de Desarrollo Sostenible (ODS 7 y 12) subrayan la necesidad de mejorar la eficiencia energética residencial.</w:t>
+      </w:r>
+    </w:p>
+    <w:p>
+      <w:pPr>
+        <w:pStyle w:val="BodyText"/>
+      </w:pPr>
+      <w:r>
+        <w:t xml:space="preserve">En México, el esquema tarifario de la Comisión Federal de Electricidad (CFE) estructura el costo en categorías escalonadas (tarifas 1 a 1F), penalizando el alto consumo mediante la tarifa DAC (Doméstica de Alto Consumo), la cual elimina el subsidio gubernamental.</w:t>
+      </w:r>
+    </w:p>
+    <w:p>
+      <w:pPr>
+        <w:pStyle w:val="BodyText"/>
+      </w:pPr>
+      <w:r>
+        <w:t xml:space="preserve">Sin embargo, los medidores convencionales electromecánicos o digitales estándar funcionan como dispositivos de registro acumulativo sin capacidad de retroalimentación instantánea, limitando la capacidad del usuario para corregir hábitos de consumo en tiempo real.</w:t>
+      </w:r>
+    </w:p>
+    <w:p>
+      <w:pPr>
+        <w:pStyle w:val="BodyText"/>
+      </w:pPr>
+      <w:r>
+        <w:t xml:space="preserve">Históricamente, el monitoreo no intrusivo de carga (NILM) ha evolucionado desde métodos analógicos hasta arquitecturas basadas en Internet de las Cosas (IoT).</w:t>
+      </w:r>
+    </w:p>
+    <w:p>
+      <w:pPr>
+        <w:pStyle w:val="BodyText"/>
+      </w:pPr>
+      <w:r>
+        <w:t xml:space="preserve">Plataformas de hardware abierto como OpenEnergyMonitor han demostrado la viabilidad de usar sensores de corriente de núcleo partido y la biblioteca</w:t>
       </w:r>
       <w:r>
         <w:t xml:space="preserve"> </w:t>
@@ -209,7 +241,15 @@
         <w:t xml:space="preserve">EmonLib</w:t>
       </w:r>
       <w:r>
-        <w:t xml:space="preserve">, pero sus costos de adquisición e importación (&gt;$2,000 MXN) siguen siendo elevados para el mercado nacional. Estudios recientes como Kaselimi et al. (2022) identifican como brechas pendientes la confiabilidad en escenarios reales y la accesibilidad para su implementación masiva en el sector doméstico.</w:t>
+        <w:t xml:space="preserve">, pero sus costos de adquisición e importación (&gt;$2,000 MXN) siguen siendo elevados para el mercado nacional.</w:t>
+      </w:r>
+    </w:p>
+    <w:p>
+      <w:pPr>
+        <w:pStyle w:val="BodyText"/>
+      </w:pPr>
+      <w:r>
+        <w:t xml:space="preserve">Estudios recientes como Kaselimi et al. (2022) identifican como brechas pendientes la confiabilidad en escenarios reales y la accesibilidad para su implementación masiva en el sector doméstico.</w:t>
       </w:r>
     </w:p>
     <w:bookmarkEnd w:id="10"/>
@@ -219,7 +259,7 @@
         <w:pStyle w:val="Heading2"/>
       </w:pPr>
       <w:r>
-        <w:t xml:space="preserve">2. Planteamiento del problema</w:t>
+        <w:t xml:space="preserve">2 Planteamiento del problema</w:t>
       </w:r>
     </w:p>
     <w:p>
@@ -227,7 +267,31 @@
         <w:pStyle w:val="FirstParagraph"/>
       </w:pPr>
       <w:r>
-        <w:t xml:space="preserve">El problema central radica en la desconexión entre el consumo físico de energía y la conciencia del usuario. La falta de herramientas de diagnóstico accesibles impide la detección de consumos fantasma o ineficiencias en electrodomésticos. Las causas son multifactoriales: opacidad de la medición fiscal, barreras económicas (costo de equipos comerciales como Sense o Shelly EM &gt;$1,500 MXN), complejidad de instalación y la invisibilidad inherente del recurso eléctrico. Además, las fluctuaciones de voltaje en la red mexicana distorsionan las estimaciones basadas exclusivamente en medición de corriente.</w:t>
+        <w:t xml:space="preserve">El problema central radica en la desconexión entre el consumo físico de energía y la conciencia del usuario.</w:t>
+      </w:r>
+    </w:p>
+    <w:p>
+      <w:pPr>
+        <w:pStyle w:val="BodyText"/>
+      </w:pPr>
+      <w:r>
+        <w:t xml:space="preserve">La falta de herramientas de diagnóstico accesibles impide la detección de consumos fantasma o ineficiencias en electrodomésticos.</w:t>
+      </w:r>
+    </w:p>
+    <w:p>
+      <w:pPr>
+        <w:pStyle w:val="BodyText"/>
+      </w:pPr>
+      <w:r>
+        <w:t xml:space="preserve">Las causas son multifactoriales: opacidad de la medición fiscal, barreras económicas (costo de equipos comerciales como Sense o Shelly EM &gt;$1,500 MXN), complejidad de instalación y la invisibilidad inherente del recurso eléctrico.</w:t>
+      </w:r>
+    </w:p>
+    <w:p>
+      <w:pPr>
+        <w:pStyle w:val="BodyText"/>
+      </w:pPr>
+      <w:r>
+        <w:t xml:space="preserve">Además, las fluctuaciones de voltaje en la red mexicana distorsionan las estimaciones basadas exclusivamente en medición de corriente.</w:t>
       </w:r>
     </w:p>
     <w:p>
@@ -245,7 +309,7 @@
         <w:pStyle w:val="Heading2"/>
       </w:pPr>
       <w:r>
-        <w:t xml:space="preserve">3. Objetivo general</w:t>
+        <w:t xml:space="preserve">3 Objetivo general</w:t>
       </w:r>
     </w:p>
     <w:p>
@@ -279,7 +343,7 @@
         <w:pStyle w:val="Heading2"/>
       </w:pPr>
       <w:r>
-        <w:t xml:space="preserve">4. Objetivos específicos</w:t>
+        <w:t xml:space="preserve">4 Objetivos específicos</w:t>
       </w:r>
     </w:p>
     <w:p>
@@ -415,7 +479,7 @@
         <w:pStyle w:val="Heading2"/>
       </w:pPr>
       <w:r>
-        <w:t xml:space="preserve">5. Justificación</w:t>
+        <w:t xml:space="preserve">5 Justificación</w:t>
       </w:r>
     </w:p>
     <w:p>
@@ -423,7 +487,31 @@
         <w:pStyle w:val="FirstParagraph"/>
       </w:pPr>
       <w:r>
-        <w:t xml:space="preserve">La investigación es conveniente porque proporciona una herramienta de diagnóstico instantáneo frente a la opacidad de la medición fiscal bimestral de CFE. Tiene relevancia social al democratizar el acceso a tecnología de eficiencia energética para familias mexicanas, reduciendo el costo de inversión a ~$600 MXN. Desde una implicación práctica, permite identificar patrones de uso ineficiente sin riesgos de instalación intrusiva, eliminando la necesidad de alterar el cableado fijo de la vivienda. Aporta valor teórico al validar la aplicabilidad de la Ley de Faraday y el teorema de Nyquist-Shannon en una plataforma de hardware con restricciones severas de costo y resolución (ADC de 12 bits).</w:t>
+        <w:t xml:space="preserve">La investigación es conveniente porque proporciona una herramienta de diagnóstico instantáneo frente a la opacidad de la medición fiscal bimestral de CFE.</w:t>
+      </w:r>
+    </w:p>
+    <w:p>
+      <w:pPr>
+        <w:pStyle w:val="BodyText"/>
+      </w:pPr>
+      <w:r>
+        <w:t xml:space="preserve">Tiene relevancia social al democratizar el acceso a tecnología de eficiencia energética para familias mexicanas, reduciendo el costo de inversión a ~$600 MXN.</w:t>
+      </w:r>
+    </w:p>
+    <w:p>
+      <w:pPr>
+        <w:pStyle w:val="BodyText"/>
+      </w:pPr>
+      <w:r>
+        <w:t xml:space="preserve">Desde una implicación práctica, permite identificar patrones de uso ineficiente sin riesgos de instalación intrusiva, eliminando la necesidad de alterar el cableado fijo de la vivienda.</w:t>
+      </w:r>
+    </w:p>
+    <w:p>
+      <w:pPr>
+        <w:pStyle w:val="BodyText"/>
+      </w:pPr>
+      <w:r>
+        <w:t xml:space="preserve">Aporta valor teórico al validar la aplicabilidad de la Ley de Faraday y el teorema de Nyquist-Shannon en una plataforma de hardware con restricciones severas de costo y resolución (ADC de 12 bits).</w:t>
       </w:r>
     </w:p>
     <w:bookmarkEnd w:id="14"/>
@@ -433,7 +521,7 @@
         <w:pStyle w:val="Heading2"/>
       </w:pPr>
       <w:r>
-        <w:t xml:space="preserve">6. Marco Teórico</w:t>
+        <w:t xml:space="preserve">6 Marco Teórico</w:t>
       </w:r>
     </w:p>
     <w:p>
@@ -441,12 +529,11 @@
         <w:pStyle w:val="FirstParagraph"/>
       </w:pPr>
       <w:r>
-        <w:t xml:space="preserve">El desarrollo de sistemas de monitoreo eléctrico residencial basados en microcontroladores y plataformas IoT ha sido objeto de investigación creciente. A continuación, se definen las bases teóricas y el funcionamiento detallado de los componentes de este proyecto:</w:t>
-      </w:r>
-    </w:p>
-    <w:p>
-      <w:pPr>
-        <w:pStyle w:val="Compact"/>
+        <w:t xml:space="preserve">El desarrollo de sistemas de monitoreo de energía en el hogar usando microcontroladores y tecnología de Internet de las Cosas (IoT) ha ganado gran relevancia. A continuación, se explican las bases teóricas y el funcionamiento de los componentes utilizados en este proyecto, describiendo de forma clara las leyes eléctricas y el procesamiento digital de las señales:</w:t>
+      </w:r>
+    </w:p>
+    <w:p>
+      <w:pPr>
         <w:numPr>
           <w:ilvl w:val="0"/>
           <w:numId w:val="1003"/>
@@ -463,12 +550,22 @@
         <w:t xml:space="preserve"> </w:t>
       </w:r>
       <w:r>
-        <w:t xml:space="preserve">La unidad central de procesamiento y conectividad del proyecto es el System-on-Chip (SoC) ESP32, desarrollado por Espressif Systems. Su arquitectura específica es vital para este proyecto por las siguientes razones de diseño:</w:t>
-      </w:r>
-    </w:p>
-    <w:p>
-      <w:pPr>
-        <w:pStyle w:val="Compact"/>
+        <w:t xml:space="preserve">El cerebro del proyecto es el módulo ESP32, un microcontrolador de bajo costo y alto rendimiento desarrollado por Espressif Systems.</w:t>
+      </w:r>
+    </w:p>
+    <w:p>
+      <w:pPr>
+        <w:numPr>
+          <w:ilvl w:val="0"/>
+          <w:numId w:val="1000"/>
+        </w:numPr>
+      </w:pPr>
+      <w:r>
+        <w:t xml:space="preserve">Su estructura interna es ideal para este proyecto por las siguientes características:</w:t>
+      </w:r>
+    </w:p>
+    <w:p>
+      <w:pPr>
         <w:numPr>
           <w:ilvl w:val="1"/>
           <w:numId w:val="1004"/>
@@ -485,32 +582,40 @@
         <w:t xml:space="preserve"> </w:t>
       </w:r>
       <w:r>
-        <w:t xml:space="preserve">El sistema operativo en tiempo real FreeRTOS se utiliza para asignar tareas concurrentes de forma separada. El</w:t>
-      </w:r>
-      <w:r>
-        <w:t xml:space="preserve"> </w:t>
-      </w:r>
-      <w:r>
-        <w:rPr>
-          <w:b/>
-          <w:bCs/>
-        </w:rPr>
-        <w:t xml:space="preserve">Núcleo 1 (APP)</w:t>
-      </w:r>
-      <w:r>
-        <w:t xml:space="preserve"> </w:t>
-      </w:r>
-      <w:r>
-        <w:t xml:space="preserve">se dedica exclusivamente a tareas críticas de adquisición ininterrumpida de datos analógicos a alta velocidad (aprox. 1 kHz) y al procesamiento de señales digitales (cálculo iterativo de</w:t>
-      </w:r>
-      <w:r>
-        <w:t xml:space="preserve"> </w:t>
+        <w:t xml:space="preserve">El sistema permite realizar tareas en paralelo utilizando el sistema operativo FreeRTOS.</w:t>
+      </w:r>
+    </w:p>
+    <w:p>
+      <w:pPr>
+        <w:numPr>
+          <w:ilvl w:val="1"/>
+          <w:numId w:val="1000"/>
+        </w:numPr>
+      </w:pPr>
+      <w:r>
+        <w:t xml:space="preserve">El</w:t>
+      </w:r>
+      <w:r>
+        <w:t xml:space="preserve"> </w:t>
+      </w:r>
+      <w:r>
+        <w:rPr>
+          <w:b/>
+          <w:bCs/>
+        </w:rPr>
+        <w:t xml:space="preserve">Núcleo 1</w:t>
+      </w:r>
+      <w:r>
+        <w:t xml:space="preserve"> </w:t>
+      </w:r>
+      <w:r>
+        <w:t xml:space="preserve">se encarga exclusivamente de la tarea crítica de leer los sensores a alta velocidad (aproximadamente 2,000 veces por segundo o 2 kHz) y realizar los cálculos matemáticos para obtener el voltaje (</w:t>
       </w:r>
       <m:oMath>
         <m:sSub>
           <m:e>
             <m:r>
-              <m:t>I</m:t>
+              <m:t>V</m:t>
             </m:r>
           </m:e>
           <m:sub>
@@ -527,16 +632,13 @@
         </m:sSub>
       </m:oMath>
       <w:r>
-        <w:t xml:space="preserve">,</w:t>
-      </w:r>
-      <w:r>
-        <w:t xml:space="preserve"> </w:t>
+        <w:t xml:space="preserve">), la corriente (</w:t>
       </w:r>
       <m:oMath>
         <m:sSub>
           <m:e>
             <m:r>
-              <m:t>V</m:t>
+              <m:t>I</m:t>
             </m:r>
           </m:e>
           <m:sub>
@@ -553,13 +655,7 @@
         </m:sSub>
       </m:oMath>
       <w:r>
-        <w:t xml:space="preserve"> </w:t>
-      </w:r>
-      <w:r>
-        <w:t xml:space="preserve">y potencia</w:t>
-      </w:r>
-      <w:r>
-        <w:t xml:space="preserve"> </w:t>
+        <w:t xml:space="preserve">) y la potencia (</w:t>
       </w:r>
       <m:oMath>
         <m:r>
@@ -567,28 +663,49 @@
         </m:r>
       </m:oMath>
       <w:r>
-        <w:t xml:space="preserve">). El</w:t>
-      </w:r>
-      <w:r>
-        <w:t xml:space="preserve"> </w:t>
-      </w:r>
-      <w:r>
-        <w:rPr>
-          <w:b/>
-          <w:bCs/>
-        </w:rPr>
-        <w:t xml:space="preserve">Núcleo 0 (PRO)</w:t>
-      </w:r>
-      <w:r>
-        <w:t xml:space="preserve"> </w:t>
-      </w:r>
-      <w:r>
-        <w:t xml:space="preserve">asume la carga de gestionar la interfaz de usuario local (pantalla OLED vía protocolo I2C), el almacenamiento de historial de consumos (tarjeta microSD por SPI) y, críticamente, la conectividad inalámbrica WiFi y la pila de protocolos TCP/IP (MQTT/HTTP). Esta separación garantiza que el muestreo de la red eléctrica nunca se interrumpa por retardos inherentes a la comunicación de red.</w:t>
-      </w:r>
-    </w:p>
-    <w:p>
-      <w:pPr>
-        <w:pStyle w:val="Compact"/>
+        <w:t xml:space="preserve">).</w:t>
+      </w:r>
+    </w:p>
+    <w:p>
+      <w:pPr>
+        <w:numPr>
+          <w:ilvl w:val="1"/>
+          <w:numId w:val="1000"/>
+        </w:numPr>
+      </w:pPr>
+      <w:r>
+        <w:t xml:space="preserve">El</w:t>
+      </w:r>
+      <w:r>
+        <w:t xml:space="preserve"> </w:t>
+      </w:r>
+      <w:r>
+        <w:rPr>
+          <w:b/>
+          <w:bCs/>
+        </w:rPr>
+        <w:t xml:space="preserve">Núcleo 0</w:t>
+      </w:r>
+      <w:r>
+        <w:t xml:space="preserve"> </w:t>
+      </w:r>
+      <w:r>
+        <w:t xml:space="preserve">se ocupa de las tareas secundarias que requieren más tiempo y podrían retrasar las lecturas, como mostrar la información en la pantalla OLED, guardar los datos de consumo en la tarjeta microSD y enviar la información a internet por WiFi.</w:t>
+      </w:r>
+    </w:p>
+    <w:p>
+      <w:pPr>
+        <w:numPr>
+          <w:ilvl w:val="1"/>
+          <w:numId w:val="1000"/>
+        </w:numPr>
+      </w:pPr>
+      <w:r>
+        <w:t xml:space="preserve">Esta división de tareas asegura que el microcontrolador nunca pierda lecturas de la corriente o el voltaje por estar ocupado transmitiendo datos o escribiendo en la memoria.</w:t>
+      </w:r>
+    </w:p>
+    <w:p>
+      <w:pPr>
         <w:numPr>
           <w:ilvl w:val="1"/>
           <w:numId w:val="1004"/>
@@ -599,31 +716,51 @@
           <w:b/>
           <w:bCs/>
         </w:rPr>
-        <w:t xml:space="preserve">Restricciones del Convertidor Analógico-Digital (ADC):</w:t>
-      </w:r>
-      <w:r>
-        <w:t xml:space="preserve"> </w:t>
-      </w:r>
-      <w:r>
-        <w:t xml:space="preserve">El ESP32 integra dos bloques ADC de 12 bits (ADC1 y ADC2). Existe una limitación arquitectónica documentada por el fabricante donde el bloque ADC2 no puede operar simultáneamente con el módem WiFi. Por esta razón, el diseño restringe rigurosamente los pines de sensado de corriente y voltaje al bloque ADC1 (pines GPIO 32 a 39). La resolución de 12 bits proporciona 4096 niveles de cuantización sobre un rango unipolar de 0 a 3.3 V, otorgando suficiente granularidad para electrodomésticos comunes, pero introduciendo un piso de ruido de cuantización para cargas inferiores a 25 W (modo</w:t>
-      </w:r>
-      <w:r>
-        <w:t xml:space="preserve"> </w:t>
-      </w:r>
-      <w:r>
-        <w:rPr>
-          <w:i/>
-          <w:iCs/>
-        </w:rPr>
-        <w:t xml:space="preserve">standby</w:t>
-      </w:r>
-      <w:r>
-        <w:t xml:space="preserve">), considerándose la zona muerta del proyecto.</w:t>
-      </w:r>
-    </w:p>
-    <w:p>
-      <w:pPr>
-        <w:pStyle w:val="Compact"/>
+        <w:t xml:space="preserve">Limitaciones del Convertidor Analógico-Digital (ADC):</w:t>
+      </w:r>
+      <w:r>
+        <w:t xml:space="preserve"> </w:t>
+      </w:r>
+      <w:r>
+        <w:t xml:space="preserve">El ESP32 cuenta con convertidores analógico-digitales para leer voltajes variables.</w:t>
+      </w:r>
+    </w:p>
+    <w:p>
+      <w:pPr>
+        <w:numPr>
+          <w:ilvl w:val="1"/>
+          <w:numId w:val="1000"/>
+        </w:numPr>
+      </w:pPr>
+      <w:r>
+        <w:t xml:space="preserve">Sin embargo, existe una restricción de diseño: el convertidor secundario (ADC2) no puede funcionar al mismo tiempo que el módulo WiFi está encendido. Por esta razón, el diseño de este prototipo conecta obligatoriamente todos los sensores al convertidor principal (ADC1), específicamente en los pines GPIO 32 a 39.</w:t>
+      </w:r>
+    </w:p>
+    <w:p>
+      <w:pPr>
+        <w:numPr>
+          <w:ilvl w:val="1"/>
+          <w:numId w:val="1000"/>
+        </w:numPr>
+      </w:pPr>
+      <w:r>
+        <w:t xml:space="preserve">El convertidor del ESP32 tiene una resolución de 12 bits, lo que significa que puede dividir el rango de 0 a 3.3 V en 4,096 niveles. Esto brinda una excelente precisión para electrodomésticos comunes, aunque para cargas muy pequeñas (menores a 25 W, como aparatos en modo de espera), el ruido eléctrico normal de la placa puede dificultar la medición, creando una pequeña</w:t>
+      </w:r>
+      <w:r>
+        <w:t xml:space="preserve"> </w:t>
+      </w:r>
+      <w:r>
+        <w:t xml:space="preserve">“zona muerta”</w:t>
+      </w:r>
+      <w:r>
+        <w:t xml:space="preserve"> </w:t>
+      </w:r>
+      <w:r>
+        <w:t xml:space="preserve">en esas lecturas.</w:t>
+      </w:r>
+    </w:p>
+    <w:p>
+      <w:pPr>
         <w:numPr>
           <w:ilvl w:val="0"/>
           <w:numId w:val="1003"/>
@@ -640,132 +777,175 @@
         <w:t xml:space="preserve"> </w:t>
       </w:r>
       <w:r>
-        <w:t xml:space="preserve">El funcionamiento de este sensor tipo</w:t>
-      </w:r>
-      <w:r>
-        <w:t xml:space="preserve"> </w:t>
-      </w:r>
-      <w:r>
-        <w:rPr>
-          <w:i/>
-          <w:iCs/>
-        </w:rPr>
-        <w:t xml:space="preserve">clamp</w:t>
-      </w:r>
-      <w:r>
-        <w:t xml:space="preserve"> </w:t>
-      </w:r>
-      <w:r>
-        <w:t xml:space="preserve">de núcleo partido se fundamenta en la</w:t>
-      </w:r>
-      <w:r>
-        <w:t xml:space="preserve"> </w:t>
-      </w:r>
-      <w:r>
-        <w:rPr>
-          <w:b/>
-          <w:bCs/>
-        </w:rPr>
-        <w:t xml:space="preserve">Ley de Faraday de la Inducción Electromagnética</w:t>
-      </w:r>
-      <w:r>
-        <w:t xml:space="preserve"> </w:t>
-      </w:r>
-      <w:r>
-        <w:t xml:space="preserve">(</w:t>
+        <w:t xml:space="preserve">Este sensor de tipo pinza se basa en el principio físico del electromagnetismo: la corriente que pasa por un cable genera un campo magnético a su alrededor.</w:t>
+      </w:r>
+    </w:p>
+    <w:p>
+      <w:pPr>
+        <w:numPr>
+          <w:ilvl w:val="0"/>
+          <w:numId w:val="1000"/>
+        </w:numPr>
+      </w:pPr>
+      <w:r>
+        <w:t xml:space="preserve">Al cerrar la pinza del sensor sobre el cable de fase de la casa, el núcleo de ferrita recoge este campo magnético variable. Siguiendo la Ley de Inducción de Faraday, este campo variable genera una corriente eléctrica muy pequeña en un devanado secundario de 3,000 vueltas dentro del sensor:</w:t>
+      </w:r>
+    </w:p>
+    <w:p>
+      <w:pPr>
+        <w:pStyle w:val="BodyText"/>
+      </w:pPr>
+      <m:oMathPara>
+        <m:oMathParaPr>
+          <m:jc m:val="center"/>
+        </m:oMathParaPr>
+        <m:oMath>
+          <m:sSub>
+            <m:e>
+              <m:r>
+                <m:t>i</m:t>
+              </m:r>
+            </m:e>
+            <m:sub>
+              <m:r>
+                <m:t>s</m:t>
+              </m:r>
+            </m:sub>
+          </m:sSub>
+          <m:r>
+            <m:rPr>
+              <m:sty m:val="p"/>
+            </m:rPr>
+            <m:t>(</m:t>
+          </m:r>
+          <m:r>
+            <m:t>t</m:t>
+          </m:r>
+          <m:r>
+            <m:rPr>
+              <m:sty m:val="p"/>
+            </m:rPr>
+            <m:t>)</m:t>
+          </m:r>
+          <m:r>
+            <m:rPr>
+              <m:sty m:val="p"/>
+            </m:rPr>
+            <m:t>=</m:t>
+          </m:r>
+          <m:f>
+            <m:fPr>
+              <m:type m:val="bar"/>
+            </m:fPr>
+            <m:num>
+              <m:sSub>
+                <m:e>
+                  <m:r>
+                    <m:t>i</m:t>
+                  </m:r>
+                </m:e>
+                <m:sub>
+                  <m:r>
+                    <m:t>p</m:t>
+                  </m:r>
+                </m:sub>
+              </m:sSub>
+              <m:r>
+                <m:rPr>
+                  <m:sty m:val="p"/>
+                </m:rPr>
+                <m:t>(</m:t>
+              </m:r>
+              <m:r>
+                <m:t>t</m:t>
+              </m:r>
+              <m:r>
+                <m:rPr>
+                  <m:sty m:val="p"/>
+                </m:rPr>
+                <m:t>)</m:t>
+              </m:r>
+            </m:num>
+            <m:den>
+              <m:r>
+                <m:t>3000</m:t>
+              </m:r>
+            </m:den>
+          </m:f>
+        </m:oMath>
+      </m:oMathPara>
+    </w:p>
+    <w:p>
+      <w:pPr>
+        <w:numPr>
+          <w:ilvl w:val="0"/>
+          <w:numId w:val="1000"/>
+        </w:numPr>
+      </w:pPr>
+      <w:r>
+        <w:t xml:space="preserve">El modelo SCT-013-030 incluye en su interior una resistencia de carga de precisión de</w:t>
+      </w:r>
+      <w:r>
+        <w:t xml:space="preserve"> </w:t>
       </w:r>
       <m:oMath>
         <m:r>
-          <m:t>ε</m:t>
+          <m:t>62</m:t>
+        </m:r>
+        <m:r>
+          <m:t> </m:t>
         </m:r>
         <m:r>
           <m:rPr>
             <m:sty m:val="p"/>
           </m:rPr>
-          <m:t>=</m:t>
+          <m:t>Ω</m:t>
+        </m:r>
+      </m:oMath>
+      <w:r>
+        <w:t xml:space="preserve">. Esta resistencia transforma la pequeña corriente secundaria generada en un voltaje alterno que el microcontrolador puede leer, entregando una salida máxima de 1 V cuando por el cable principal circulan 30 A.</w:t>
+      </w:r>
+    </w:p>
+    <w:p>
+      <w:pPr>
+        <w:numPr>
+          <w:ilvl w:val="0"/>
+          <w:numId w:val="1000"/>
+        </w:numPr>
+      </w:pPr>
+      <w:r>
+        <w:t xml:space="preserve">Dado que el ESP32 solo puede medir voltajes positivos de 0 a 3.3 V, y la señal del sensor oscila entre valores positivos y negativos, se añade un circuito simple con dos resistencias de</w:t>
+      </w:r>
+      <w:r>
+        <w:t xml:space="preserve"> </w:t>
+      </w:r>
+      <m:oMath>
+        <m:r>
+          <m:t>10</m:t>
+        </m:r>
+        <m:r>
+          <m:rPr>
+            <m:nor/>
+            <m:sty m:val="p"/>
+          </m:rPr>
+          <m:t> k</m:t>
         </m:r>
         <m:r>
           <m:rPr>
             <m:sty m:val="p"/>
           </m:rPr>
-          <m:t>−</m:t>
-        </m:r>
-        <m:r>
-          <m:t>d</m:t>
-        </m:r>
-        <m:sSub>
-          <m:e>
-            <m:r>
-              <m:rPr>
-                <m:sty m:val="p"/>
-              </m:rPr>
-              <m:t>Φ</m:t>
-            </m:r>
-          </m:e>
-          <m:sub>
-            <m:r>
-              <m:t>B</m:t>
-            </m:r>
-          </m:sub>
-        </m:sSub>
-        <m:r>
-          <m:rPr>
-            <m:sty m:val="p"/>
-          </m:rPr>
-          <m:t>/</m:t>
-        </m:r>
-        <m:r>
-          <m:t>d</m:t>
-        </m:r>
-        <m:r>
-          <m:t>t</m:t>
+          <m:t>Ω</m:t>
         </m:r>
       </m:oMath>
       <w:r>
-        <w:t xml:space="preserve">). Al abrazar únicamente el conductor de fase de la acometida eléctrica principal, concentra el flujo magnético e induce una señal analógica proporcional. El submodelo</w:t>
-      </w:r>
-      <w:r>
-        <w:t xml:space="preserve"> </w:t>
-      </w:r>
-      <w:r>
-        <w:t xml:space="preserve">“030”</w:t>
-      </w:r>
-      <w:r>
-        <w:t xml:space="preserve"> </w:t>
-      </w:r>
-      <w:r>
-        <w:t xml:space="preserve">integra una resistencia de carga interna (</w:t>
-      </w:r>
-      <w:r>
-        <w:rPr>
-          <w:i/>
-          <w:iCs/>
-        </w:rPr>
-        <w:t xml:space="preserve">burden resistor</w:t>
-      </w:r>
-      <w:r>
-        <w:t xml:space="preserve">) que entrega directamente una salida máxima de 1 V AC a 30 A. Debido a que el ADC del ESP32 no soporta voltajes negativos de corriente alterna, la etapa analógica requiere implementar un divisor de tensión resistivo (complementado con capacitores de desacoplo) para inyectar un</w:t>
-      </w:r>
-      <w:r>
-        <w:t xml:space="preserve"> </w:t>
-      </w:r>
-      <w:r>
-        <w:rPr>
-          <w:i/>
-          <w:iCs/>
-        </w:rPr>
-        <w:t xml:space="preserve">offset</w:t>
-      </w:r>
-      <w:r>
-        <w:t xml:space="preserve"> </w:t>
-      </w:r>
-      <w:r>
-        <w:t xml:space="preserve">DC de 1.65 V, permitiendo a la onda oscilar de manera segura entre 0 V y 3.3 V.</w:t>
-      </w:r>
-    </w:p>
-    <w:p>
-      <w:pPr>
-        <w:pStyle w:val="Compact"/>
+        <w:t xml:space="preserve"> </w:t>
+      </w:r>
+      <w:r>
+        <w:t xml:space="preserve">para sumar un voltaje de offset de 1.65 V. De esta manera, la señal se desplaza hacia la zona positiva y oscila de forma segura para ser leída por el microcontrolador.</w:t>
+      </w:r>
+    </w:p>
+    <w:p>
+      <w:pPr>
         <w:numPr>
           <w:ilvl w:val="0"/>
           <w:numId w:val="1003"/>
@@ -776,34 +956,39 @@
           <w:b/>
           <w:bCs/>
         </w:rPr>
-        <w:t xml:space="preserve">Sensor de Voltaje ZMPT101B:</w:t>
-      </w:r>
-      <w:r>
-        <w:t xml:space="preserve"> </w:t>
-      </w:r>
-      <w:r>
-        <w:t xml:space="preserve">Este componente incorpora un transformador miniatura que provee un aislamiento galvánico de alta seguridad para la lectura directa de la red eléctrica (127 V). A diferencia de métodos que asumen un voltaje teórico nominal constante, medir esta variable instantánea real permite contabilizar fidedignamente los armónicos, detectar caídas de tensión (sags), y proteger los cálculos de consumo frente a las variaciones comunes en la red eléctrica de CFE. Al igual que el de corriente, requiere un</w:t>
-      </w:r>
-      <w:r>
-        <w:t xml:space="preserve"> </w:t>
-      </w:r>
-      <w:r>
-        <w:rPr>
-          <w:i/>
-          <w:iCs/>
-        </w:rPr>
-        <w:t xml:space="preserve">offset</w:t>
-      </w:r>
-      <w:r>
-        <w:t xml:space="preserve"> </w:t>
-      </w:r>
-      <w:r>
-        <w:t xml:space="preserve">a 1.65 V para su integración al ESP32.</w:t>
-      </w:r>
-    </w:p>
-    <w:p>
-      <w:pPr>
-        <w:pStyle w:val="Compact"/>
+        <w:t xml:space="preserve">Sensor de Voltaje ZMPT101B y Aislamiento Eléctrico:</w:t>
+      </w:r>
+      <w:r>
+        <w:t xml:space="preserve"> </w:t>
+      </w:r>
+      <w:r>
+        <w:t xml:space="preserve">Este componente es un pequeño transformador de voltaje de alta precisión que sirve para leer de forma directa la señal de la red eléctrica de 127 V AC de manera segura. El sensor ofrece un aislamiento completo que protege al microcontrolador de posibles sobrevoltajes.</w:t>
+      </w:r>
+    </w:p>
+    <w:p>
+      <w:pPr>
+        <w:numPr>
+          <w:ilvl w:val="0"/>
+          <w:numId w:val="1000"/>
+        </w:numPr>
+      </w:pPr>
+      <w:r>
+        <w:t xml:space="preserve">Medir el voltaje real en tiempo real es fundamental en este proyecto. En lugar de asumir un voltaje fijo de 127 V (lo que provocaría errores en el cálculo del consumo debido a las variaciones habituales en la red de CFE), el sensor permite capturar las variaciones instantáneas del suministro eléctrico.</w:t>
+      </w:r>
+    </w:p>
+    <w:p>
+      <w:pPr>
+        <w:numPr>
+          <w:ilvl w:val="0"/>
+          <w:numId w:val="1000"/>
+        </w:numPr>
+      </w:pPr>
+      <w:r>
+        <w:t xml:space="preserve">El módulo ZMPT101B se alimenta con 3.3 V DC, por lo que su circuito integrado (LM358) ajusta de manera automática la onda de voltaje para que quede centrada en 1.65 V, permitiendo que oscile de forma segura dentro del rango del pin analógico GPIO 33 del ESP32 sin necesidad de componentes externos.</w:t>
+      </w:r>
+    </w:p>
+    <w:p>
+      <w:pPr>
         <w:numPr>
           <w:ilvl w:val="0"/>
           <w:numId w:val="1003"/>
@@ -814,99 +999,128 @@
           <w:b/>
           <w:bCs/>
         </w:rPr>
-        <w:t xml:space="preserve">Procesamiento Digital de Señales y Potencia Eléctrica:</w:t>
-      </w:r>
-      <w:r>
-        <w:t xml:space="preserve"> </w:t>
-      </w:r>
-      <w:r>
-        <w:t xml:space="preserve">Las ondas analógicas acondicionadas se muestrean bajo el principio del</w:t>
-      </w:r>
-      <w:r>
-        <w:t xml:space="preserve"> </w:t>
-      </w:r>
-      <w:r>
-        <w:rPr>
-          <w:b/>
-          <w:bCs/>
-        </w:rPr>
-        <w:t xml:space="preserve">Teorema de Nyquist-Shannon</w:t>
-      </w:r>
-      <w:r>
-        <w:t xml:space="preserve"> </w:t>
-      </w:r>
-      <w:r>
-        <w:t xml:space="preserve">(</w:t>
-      </w:r>
-      <m:oMath>
-        <m:sSub>
-          <m:e>
-            <m:r>
-              <m:t>f</m:t>
-            </m:r>
-          </m:e>
-          <m:sub>
-            <m:r>
-              <m:t>s</m:t>
-            </m:r>
-          </m:sub>
-        </m:sSub>
-        <m:r>
-          <m:rPr>
-            <m:sty m:val="p"/>
-          </m:rPr>
-          <m:t>≥</m:t>
-        </m:r>
-        <m:r>
-          <m:t>2</m:t>
-        </m:r>
-        <m:sSub>
-          <m:e>
-            <m:r>
-              <m:t>f</m:t>
-            </m:r>
-          </m:e>
-          <m:sub>
-            <m:r>
-              <m:t>m</m:t>
-            </m:r>
-            <m:r>
-              <m:t>a</m:t>
-            </m:r>
-            <m:r>
-              <m:t>x</m:t>
-            </m:r>
-          </m:sub>
-        </m:sSub>
-      </m:oMath>
-      <w:r>
-        <w:t xml:space="preserve">). El algoritmo iterativo en el firmware neutraliza el</w:t>
-      </w:r>
-      <w:r>
-        <w:t xml:space="preserve"> </w:t>
-      </w:r>
-      <w:r>
-        <w:rPr>
-          <w:i/>
-          <w:iCs/>
-        </w:rPr>
-        <w:t xml:space="preserve">offset</w:t>
-      </w:r>
-      <w:r>
-        <w:t xml:space="preserve"> </w:t>
-      </w:r>
-      <w:r>
-        <w:t xml:space="preserve">de 1.65 V para centrar las medidas matemáticas en cero. El avance sustancial de este modelo radica en que la</w:t>
-      </w:r>
-      <w:r>
-        <w:t xml:space="preserve"> </w:t>
-      </w:r>
-      <w:r>
-        <w:rPr>
-          <w:b/>
-          <w:bCs/>
-        </w:rPr>
-        <w:t xml:space="preserve">potencia activa (</w:t>
+        <w:t xml:space="preserve">Teoría de Potencia en Corriente Alterna y Cargas del Hogar:</w:t>
+      </w:r>
+      <w:r>
+        <w:t xml:space="preserve"> </w:t>
+      </w:r>
+      <w:r>
+        <w:t xml:space="preserve">En corriente alterna, la potencia de un aparato varía a cada instante según el voltaje y la corriente en ese momento:</w:t>
+      </w:r>
+    </w:p>
+    <w:p>
+      <w:pPr>
+        <w:pStyle w:val="BodyText"/>
+      </w:pPr>
+      <m:oMathPara>
+        <m:oMathParaPr>
+          <m:jc m:val="center"/>
+        </m:oMathParaPr>
+        <m:oMath>
+          <m:r>
+            <m:t>p</m:t>
+          </m:r>
+          <m:r>
+            <m:rPr>
+              <m:sty m:val="p"/>
+            </m:rPr>
+            <m:t>(</m:t>
+          </m:r>
+          <m:r>
+            <m:t>t</m:t>
+          </m:r>
+          <m:r>
+            <m:rPr>
+              <m:sty m:val="p"/>
+            </m:rPr>
+            <m:t>)</m:t>
+          </m:r>
+          <m:r>
+            <m:rPr>
+              <m:sty m:val="p"/>
+            </m:rPr>
+            <m:t>=</m:t>
+          </m:r>
+          <m:r>
+            <m:t>v</m:t>
+          </m:r>
+          <m:r>
+            <m:rPr>
+              <m:sty m:val="p"/>
+            </m:rPr>
+            <m:t>(</m:t>
+          </m:r>
+          <m:r>
+            <m:t>t</m:t>
+          </m:r>
+          <m:r>
+            <m:rPr>
+              <m:sty m:val="p"/>
+            </m:rPr>
+            <m:t>)</m:t>
+          </m:r>
+          <m:r>
+            <m:rPr>
+              <m:sty m:val="p"/>
+            </m:rPr>
+            <m:t>⋅</m:t>
+          </m:r>
+          <m:r>
+            <m:t>i</m:t>
+          </m:r>
+          <m:r>
+            <m:rPr>
+              <m:sty m:val="p"/>
+            </m:rPr>
+            <m:t>(</m:t>
+          </m:r>
+          <m:r>
+            <m:t>t</m:t>
+          </m:r>
+          <m:r>
+            <m:rPr>
+              <m:sty m:val="p"/>
+            </m:rPr>
+            <m:t>)</m:t>
+          </m:r>
+        </m:oMath>
+      </m:oMathPara>
+    </w:p>
+    <w:p>
+      <w:pPr>
+        <w:numPr>
+          <w:ilvl w:val="0"/>
+          <w:numId w:val="1000"/>
+        </w:numPr>
+      </w:pPr>
+      <w:r>
+        <w:t xml:space="preserve">En aparatos puramente resistivos (como focos incandescentes o planchas), las ondas de voltaje y corriente van de la mano, por lo que toda la energía se aprovecha por completo. Sin embargo, muchos electrodomésticos comunes tienen motores (como refrigeradores o lavadoras) o fuentes electrónicas (como computadoras y pantallas) que desfasan estas ondas entre sí.</w:t>
+      </w:r>
+    </w:p>
+    <w:p>
+      <w:pPr>
+        <w:numPr>
+          <w:ilvl w:val="0"/>
+          <w:numId w:val="1000"/>
+        </w:numPr>
+      </w:pPr>
+      <w:r>
+        <w:t xml:space="preserve">Esto da lugar a diferentes tipos de potencia:</w:t>
+      </w:r>
+    </w:p>
+    <w:p>
+      <w:pPr>
+        <w:numPr>
+          <w:ilvl w:val="1"/>
+          <w:numId w:val="1005"/>
+        </w:numPr>
+      </w:pPr>
+      <w:r>
+        <w:rPr>
+          <w:b/>
+          <w:bCs/>
+        </w:rPr>
+        <w:t xml:space="preserve">Potencia Activa (</w:t>
       </w:r>
       <m:oMath>
         <m:r>
@@ -918,123 +1132,109 @@
           <w:b/>
           <w:bCs/>
         </w:rPr>
-        <w:t xml:space="preserve">)</w:t>
-      </w:r>
-      <w:r>
-        <w:t xml:space="preserve"> </w:t>
-      </w:r>
-      <w:r>
-        <w:t xml:space="preserve">se calcula promediando el producto de las muestras instantáneas sincronizadas de voltaje y corriente:</w:t>
-      </w:r>
-      <w:r>
-        <w:t xml:space="preserve"> </w:t>
-      </w:r>
-      <m:oMath>
-        <m:r>
-          <m:t>P</m:t>
-        </m:r>
-        <m:r>
-          <m:rPr>
-            <m:sty m:val="p"/>
-          </m:rPr>
-          <m:t>=</m:t>
-        </m:r>
-        <m:f>
-          <m:fPr>
-            <m:type m:val="bar"/>
-          </m:fPr>
-          <m:num>
-            <m:r>
-              <m:t>1</m:t>
-            </m:r>
-          </m:num>
-          <m:den>
-            <m:r>
-              <m:t>N</m:t>
-            </m:r>
-          </m:den>
-        </m:f>
-        <m:r>
-          <m:rPr>
-            <m:sty m:val="p"/>
-          </m:rPr>
-          <m:t>∑</m:t>
-        </m:r>
-        <m:r>
-          <m:t>v</m:t>
-        </m:r>
-        <m:r>
-          <m:rPr>
-            <m:sty m:val="p"/>
-          </m:rPr>
-          <m:t>[</m:t>
-        </m:r>
-        <m:r>
-          <m:t>n</m:t>
-        </m:r>
-        <m:r>
-          <m:rPr>
-            <m:sty m:val="p"/>
-          </m:rPr>
-          <m:t>]</m:t>
-        </m:r>
-        <m:r>
-          <m:rPr>
-            <m:sty m:val="p"/>
-          </m:rPr>
-          <m:t>⋅</m:t>
-        </m:r>
-        <m:r>
-          <m:t>i</m:t>
-        </m:r>
-        <m:r>
-          <m:rPr>
-            <m:sty m:val="p"/>
-          </m:rPr>
-          <m:t>[</m:t>
-        </m:r>
-        <m:r>
-          <m:t>n</m:t>
-        </m:r>
-        <m:r>
-          <m:rPr>
-            <m:sty m:val="p"/>
-          </m:rPr>
-          <m:t>]</m:t>
-        </m:r>
-      </m:oMath>
-      <w:r>
-        <w:t xml:space="preserve">. Esta metodología reemplaza al cálculo de potencia aparente básica (</w:t>
+        <w:t xml:space="preserve"> </w:t>
+      </w:r>
+      <w:r>
+        <w:rPr>
+          <w:b/>
+          <w:bCs/>
+        </w:rPr>
+        <w:t xml:space="preserve">en Watts):</w:t>
+      </w:r>
+      <w:r>
+        <w:t xml:space="preserve"> </w:t>
+      </w:r>
+      <w:r>
+        <w:t xml:space="preserve">Es la energía real que consumen los aparatos para realizar un trabajo útil (generar luz, calor o movimiento).</w:t>
+      </w:r>
+    </w:p>
+    <w:p>
+      <w:pPr>
+        <w:numPr>
+          <w:ilvl w:val="1"/>
+          <w:numId w:val="1005"/>
+        </w:numPr>
+      </w:pPr>
+      <w:r>
+        <w:rPr>
+          <w:b/>
+          <w:bCs/>
+        </w:rPr>
+        <w:t xml:space="preserve">Potencia Aparente (</w:t>
       </w:r>
       <m:oMath>
         <m:r>
           <m:t>S</m:t>
         </m:r>
+      </m:oMath>
+      <w:r>
+        <w:rPr>
+          <w:b/>
+          <w:bCs/>
+        </w:rPr>
+        <w:t xml:space="preserve"> </w:t>
+      </w:r>
+      <w:r>
+        <w:rPr>
+          <w:b/>
+          <w:bCs/>
+        </w:rPr>
+        <w:t xml:space="preserve">en Volt-Amperios):</w:t>
+      </w:r>
+      <w:r>
+        <w:t xml:space="preserve"> </w:t>
+      </w:r>
+      <w:r>
+        <w:t xml:space="preserve">Es la potencia total que la compañía eléctrica debe entregar al hogar para que los aparatos funcionen.</w:t>
+      </w:r>
+    </w:p>
+    <w:p>
+      <w:pPr>
+        <w:numPr>
+          <w:ilvl w:val="1"/>
+          <w:numId w:val="1005"/>
+        </w:numPr>
+      </w:pPr>
+      <w:r>
+        <w:rPr>
+          <w:b/>
+          <w:bCs/>
+        </w:rPr>
+        <w:t xml:space="preserve">Potencia Reactiva (</w:t>
+      </w:r>
+      <m:oMath>
         <m:r>
-          <m:rPr>
-            <m:sty m:val="p"/>
-          </m:rPr>
-          <m:t>=</m:t>
-        </m:r>
-        <m:r>
-          <m:t>V</m:t>
-        </m:r>
-        <m:r>
-          <m:rPr>
-            <m:sty m:val="p"/>
-          </m:rPr>
-          <m:t>⋅</m:t>
-        </m:r>
-        <m:r>
-          <m:t>I</m:t>
+          <m:t>Q</m:t>
         </m:r>
       </m:oMath>
       <w:r>
-        <w:t xml:space="preserve">), e integra implícitamente la distorsión del</w:t>
-      </w:r>
-      <w:r>
-        <w:t xml:space="preserve"> </w:t>
-      </w:r>
+        <w:rPr>
+          <w:b/>
+          <w:bCs/>
+        </w:rPr>
+        <w:t xml:space="preserve"> </w:t>
+      </w:r>
+      <w:r>
+        <w:rPr>
+          <w:b/>
+          <w:bCs/>
+        </w:rPr>
+        <w:t xml:space="preserve">en Volt-Amperios Reactivos):</w:t>
+      </w:r>
+      <w:r>
+        <w:t xml:space="preserve"> </w:t>
+      </w:r>
+      <w:r>
+        <w:t xml:space="preserve">Es la energía que oscila de ida y vuelta en los motores para crear sus campos magnéticos, sin realizar un trabajo útil directo.</w:t>
+      </w:r>
+    </w:p>
+    <w:p>
+      <w:pPr>
+        <w:numPr>
+          <w:ilvl w:val="1"/>
+          <w:numId w:val="1005"/>
+        </w:numPr>
+      </w:pPr>
       <w:r>
         <w:rPr>
           <w:b/>
@@ -1044,500 +1244,106 @@
       </w:r>
       <m:oMath>
         <m:r>
-          <m:rPr>
-            <m:sty m:val="p"/>
-          </m:rPr>
-          <m:t>cos</m:t>
+          <m:t>F</m:t>
         </m:r>
-        <m:r>
-          <m:t>ϕ</m:t>
-        </m:r>
-      </m:oMath>
-      <w:r>
-        <w:rPr>
-          <w:b/>
-          <w:bCs/>
-        </w:rPr>
-        <w:t xml:space="preserve">)</w:t>
-      </w:r>
-      <w:r>
-        <w:t xml:space="preserve"> </w:t>
-      </w:r>
-      <w:r>
-        <w:t xml:space="preserve">causada por cargas inductivas reales como bombas de agua o refrigeradores, igualando el estándar de la tarifa comercial.</w:t>
-      </w:r>
-    </w:p>
-    <w:p>
-      <w:pPr>
-        <w:pStyle w:val="Compact"/>
-        <w:numPr>
-          <w:ilvl w:val="0"/>
-          <w:numId w:val="1003"/>
-        </w:numPr>
-      </w:pPr>
-      <w:r>
-        <w:rPr>
-          <w:b/>
-          <w:bCs/>
-        </w:rPr>
-        <w:t xml:space="preserve">Fuentes de Alimentación Conmutadas (SMPS) y Normatividad:</w:t>
-      </w:r>
-      <w:r>
-        <w:t xml:space="preserve"> </w:t>
-      </w:r>
-      <w:r>
-        <w:t xml:space="preserve">Se empleará un convertidor AC/DC tipo</w:t>
-      </w:r>
-      <w:r>
-        <w:t xml:space="preserve"> </w:t>
-      </w:r>
-      <w:r>
-        <w:rPr>
-          <w:i/>
-          <w:iCs/>
-        </w:rPr>
-        <w:t xml:space="preserve">buck</w:t>
-      </w:r>
-      <w:r>
-        <w:t xml:space="preserve"> </w:t>
-      </w:r>
-      <w:r>
-        <w:t xml:space="preserve">de alta frecuencia (Hi-Link) para bajar la tensión de 127 V AC a 5 V DC, proporcionando eficiencia energética (&gt;70%) en un formato integrado. Todo el ensamble respetará las pautas de instalación de la</w:t>
-      </w:r>
-      <w:r>
-        <w:t xml:space="preserve"> </w:t>
-      </w:r>
-      <w:r>
-        <w:rPr>
-          <w:b/>
-          <w:bCs/>
-        </w:rPr>
-        <w:t xml:space="preserve">NOM-001-SEDE-2012</w:t>
-      </w:r>
-      <w:r>
-        <w:t xml:space="preserve">, operando exclusivamente como un prototipo educativo de autodiagnóstico no intrusivo, desprovisto de valor fiscal o legal ante dependencias federales.</w:t>
-      </w:r>
-    </w:p>
-    <w:bookmarkEnd w:id="15"/>
-    <w:bookmarkStart w:id="16" w:name="hipótesis"/>
-    <w:p>
-      <w:pPr>
-        <w:pStyle w:val="Heading2"/>
-      </w:pPr>
-      <w:r>
-        <w:t xml:space="preserve">7. Hipótesis</w:t>
-      </w:r>
-    </w:p>
-    <w:p>
-      <w:pPr>
-        <w:pStyle w:val="FirstParagraph"/>
-      </w:pPr>
-      <w:r>
-        <w:t xml:space="preserve">En el marco de la ingeniería de diseño con prototipos, las hipótesis de este estudio conectan de forma explícita las variables de</w:t>
-      </w:r>
-      <w:r>
-        <w:t xml:space="preserve"> </w:t>
-      </w:r>
-      <w:r>
-        <w:rPr>
-          <w:b/>
-          <w:bCs/>
-        </w:rPr>
-        <w:t xml:space="preserve">desempeño metrológico</w:t>
-      </w:r>
-      <w:r>
-        <w:t xml:space="preserve"> </w:t>
-      </w:r>
-      <w:r>
-        <w:t xml:space="preserve">(</w:t>
-      </w:r>
-      <m:oMath>
-        <m:sSub>
-          <m:e>
-            <m:r>
-              <m:t>I</m:t>
-            </m:r>
-          </m:e>
-          <m:sub>
-            <m:r>
-              <m:t>R</m:t>
-            </m:r>
-            <m:r>
-              <m:t>M</m:t>
-            </m:r>
-            <m:r>
-              <m:t>S</m:t>
-            </m:r>
-          </m:sub>
-        </m:sSub>
-      </m:oMath>
-      <w:r>
-        <w:t xml:space="preserve">,</w:t>
-      </w:r>
-      <w:r>
-        <w:t xml:space="preserve"> </w:t>
-      </w:r>
-      <m:oMath>
-        <m:sSub>
-          <m:e>
-            <m:r>
-              <m:t>V</m:t>
-            </m:r>
-          </m:e>
-          <m:sub>
-            <m:r>
-              <m:t>R</m:t>
-            </m:r>
-            <m:r>
-              <m:t>M</m:t>
-            </m:r>
-            <m:r>
-              <m:t>S</m:t>
-            </m:r>
-          </m:sub>
-        </m:sSub>
-      </m:oMath>
-      <w:r>
-        <w:t xml:space="preserve">,</w:t>
-      </w:r>
-      <w:r>
-        <w:t xml:space="preserve"> </w:t>
-      </w:r>
-      <m:oMath>
         <m:r>
           <m:t>P</m:t>
         </m:r>
       </m:oMath>
       <w:r>
-        <w:t xml:space="preserve">, MAPE,</w:t>
-      </w:r>
-      <w:r>
-        <w:t xml:space="preserve"> </w:t>
-      </w:r>
-      <m:oMath>
-        <m:sSup>
-          <m:e>
-            <m:r>
-              <m:t>R</m:t>
-            </m:r>
-          </m:e>
-          <m:sup>
-            <m:r>
-              <m:t>2</m:t>
-            </m:r>
-          </m:sup>
-        </m:sSup>
-      </m:oMath>
-      <w:r>
-        <w:t xml:space="preserve">), las variables de</w:t>
-      </w:r>
-      <w:r>
-        <w:t xml:space="preserve"> </w:t>
-      </w:r>
-      <w:r>
-        <w:rPr>
-          <w:b/>
-          <w:bCs/>
-        </w:rPr>
-        <w:t xml:space="preserve">viabilidad económica</w:t>
-      </w:r>
-      <w:r>
-        <w:t xml:space="preserve"> </w:t>
-      </w:r>
-      <w:r>
-        <w:t xml:space="preserve">(costo de la BOM) y las condiciones de operación de la red eléctrica.</w:t>
-      </w:r>
-    </w:p>
-    <w:p>
-      <w:pPr>
-        <w:pStyle w:val="Compact"/>
+        <w:rPr>
+          <w:b/>
+          <w:bCs/>
+        </w:rPr>
+        <w:t xml:space="preserve">):</w:t>
+      </w:r>
+      <w:r>
+        <w:t xml:space="preserve"> </w:t>
+      </w:r>
+      <w:r>
+        <w:t xml:space="preserve">Es la relación entre la potencia útil (activa) y la potencia total (aparente). Su valor va de 0 a 1.00:</w:t>
+      </w:r>
+    </w:p>
+    <w:p>
+      <w:pPr>
+        <w:pStyle w:val="BodyText"/>
+      </w:pPr>
+      <m:oMathPara>
+        <m:oMathParaPr>
+          <m:jc m:val="center"/>
+        </m:oMathParaPr>
+        <m:oMath>
+          <m:r>
+            <m:t>F</m:t>
+          </m:r>
+          <m:r>
+            <m:t>P</m:t>
+          </m:r>
+          <m:r>
+            <m:rPr>
+              <m:sty m:val="p"/>
+            </m:rPr>
+            <m:t>=</m:t>
+          </m:r>
+          <m:f>
+            <m:fPr>
+              <m:type m:val="bar"/>
+            </m:fPr>
+            <m:num>
+              <m:r>
+                <m:t>P</m:t>
+              </m:r>
+            </m:num>
+            <m:den>
+              <m:r>
+                <m:t>S</m:t>
+              </m:r>
+            </m:den>
+          </m:f>
+        </m:oMath>
+      </m:oMathPara>
+    </w:p>
+    <w:p>
+      <w:pPr>
+        <w:numPr>
+          <w:ilvl w:val="1"/>
+          <w:numId w:val="1000"/>
+        </w:numPr>
+      </w:pPr>
+      <w:r>
+        <w:t xml:space="preserve">Un factor de potencia cercano a 1.00 indica un excelente aprovechamiento de la energía, mientras que un factor bajo indica pérdidas por desfase o ruidos en la red (armónicos). El prototipo calcula la potencia activa real mediante la multiplicación rápida y continua de las muestras de voltaje y corriente tomadas por el programa, garantizando un registro preciso del consumo del hogar.</w:t>
+      </w:r>
+    </w:p>
+    <w:p>
+      <w:pPr>
         <w:numPr>
           <w:ilvl w:val="0"/>
-          <w:numId w:val="1005"/>
-        </w:numPr>
-      </w:pPr>
-      <w:r>
-        <w:rPr>
-          <w:b/>
-          <w:bCs/>
-        </w:rPr>
-        <w:t xml:space="preserve">Hipótesis general (de investigación -</w:t>
-      </w:r>
-      <w:r>
-        <w:rPr>
-          <w:b/>
-          <w:bCs/>
-        </w:rPr>
-        <w:t xml:space="preserve"> </w:t>
-      </w:r>
-      <m:oMath>
-        <m:sSub>
-          <m:e>
-            <m:r>
-              <m:t>H</m:t>
-            </m:r>
-          </m:e>
-          <m:sub>
-            <m:r>
-              <m:t>i</m:t>
-            </m:r>
-          </m:sub>
-        </m:sSub>
-      </m:oMath>
-      <w:r>
-        <w:rPr>
-          <w:b/>
-          <w:bCs/>
-        </w:rPr>
-        <w:t xml:space="preserve">):</w:t>
-      </w:r>
-      <w:r>
-        <w:t xml:space="preserve"> </w:t>
-      </w:r>
-      <w:r>
-        <w:t xml:space="preserve">Es factible desarrollar un sistema de monitoreo eléctrico residencial basado en IoT que, mediante el uso de hardware de código abierto y componentes genéricos optimizados (ESP32, SCT-013, ZMPT101B), reduzca los costos de manufactura por debajo de los $600.00 MXN por unidad, manteniendo un error de medición de potencia activa inferior al 5% en cargas domésticas estándar superiores a 25 W. Esta hipótesis establece un umbral numérico que permite la validación rigurosa mediante un multímetro patrón.</w:t>
-      </w:r>
-    </w:p>
-    <w:p>
-      <w:pPr>
-        <w:pStyle w:val="Compact"/>
+          <w:numId w:val="1003"/>
+        </w:numPr>
+      </w:pPr>
+      <w:r>
+        <w:rPr>
+          <w:b/>
+          <w:bCs/>
+        </w:rPr>
+        <w:t xml:space="preserve">Muestreo de Datos y Procesamiento Digital:</w:t>
+      </w:r>
+      <w:r>
+        <w:t xml:space="preserve"> </w:t>
+      </w:r>
+      <w:r>
+        <w:t xml:space="preserve">Para que el microcontrolador pueda medir de forma correcta una señal de corriente alterna de 60 Hz y sus variaciones rápidas, se debe cumplir el teorema de Nyquist. Este teorema indica que la velocidad de lectura (muestreo) debe ser al menos del doble de la frecuencia más alta que queramos capturar.</w:t>
+      </w:r>
+    </w:p>
+    <w:p>
+      <w:pPr>
         <w:numPr>
           <w:ilvl w:val="0"/>
-          <w:numId w:val="1005"/>
-        </w:numPr>
-      </w:pPr>
-      <w:r>
-        <w:rPr>
-          <w:b/>
-          <w:bCs/>
-        </w:rPr>
-        <w:t xml:space="preserve">Hipótesis nula (</w:t>
-      </w:r>
-      <m:oMath>
-        <m:sSub>
-          <m:e>
-            <m:r>
-              <m:t>H</m:t>
-            </m:r>
-          </m:e>
-          <m:sub>
-            <m:r>
-              <m:t>0</m:t>
-            </m:r>
-          </m:sub>
-        </m:sSub>
-      </m:oMath>
-      <w:r>
-        <w:rPr>
-          <w:b/>
-          <w:bCs/>
-        </w:rPr>
-        <w:t xml:space="preserve">):</w:t>
-      </w:r>
-      <w:r>
-        <w:t xml:space="preserve"> </w:t>
-      </w:r>
-      <w:r>
-        <w:t xml:space="preserve">El sistema propuesto no alcanza la precisión requerida (presentando un error porcentual sostenido</w:t>
-      </w:r>
-      <w:r>
-        <w:t xml:space="preserve"> </w:t>
-      </w:r>
-      <m:oMath>
-        <m:r>
-          <m:rPr>
-            <m:sty m:val="p"/>
-          </m:rPr>
-          <m:t>&gt;</m:t>
-        </m:r>
-        <m:r>
-          <m:t>5</m:t>
-        </m:r>
-        <m:r>
-          <m:rPr>
-            <m:sty m:val="p"/>
-          </m:rPr>
-          <m:t>%</m:t>
-        </m:r>
-      </m:oMath>
-      <w:r>
-        <w:t xml:space="preserve">) o su costo de manufactura excede irremediablemente los $600.00 MXN por unidad, invalidando la viabilidad técnico-económica de la propuesta.</w:t>
-      </w:r>
-    </w:p>
-    <w:p>
-      <w:pPr>
-        <w:pStyle w:val="Compact"/>
-        <w:numPr>
-          <w:ilvl w:val="0"/>
-          <w:numId w:val="1005"/>
-        </w:numPr>
-      </w:pPr>
-      <w:r>
-        <w:rPr>
-          <w:b/>
-          <w:bCs/>
-        </w:rPr>
-        <w:t xml:space="preserve">Hipótesis alternativa (</w:t>
-      </w:r>
-      <m:oMath>
-        <m:sSub>
-          <m:e>
-            <m:r>
-              <m:t>H</m:t>
-            </m:r>
-          </m:e>
-          <m:sub>
-            <m:r>
-              <m:t>1</m:t>
-            </m:r>
-          </m:sub>
-        </m:sSub>
-      </m:oMath>
-      <w:r>
-        <w:rPr>
-          <w:b/>
-          <w:bCs/>
-        </w:rPr>
-        <w:t xml:space="preserve">):</w:t>
-      </w:r>
-      <w:r>
-        <w:t xml:space="preserve"> </w:t>
-      </w:r>
-      <w:r>
-        <w:t xml:space="preserve">El sistema propuesto logra un costo de manufactura ≤ $600.00 MXN por unidad y alcanza un error porcentual de potencia activa ≤ 5% en cargas domésticas superiores a 25 W.</w:t>
-      </w:r>
-    </w:p>
-    <w:p>
-      <w:pPr>
-        <w:pStyle w:val="Compact"/>
-        <w:numPr>
-          <w:ilvl w:val="0"/>
-          <w:numId w:val="1005"/>
-        </w:numPr>
-      </w:pPr>
-      <w:r>
-        <w:rPr>
-          <w:b/>
-          <w:bCs/>
-        </w:rPr>
-        <w:t xml:space="preserve">Hipótesis específicas (Operacionales):</w:t>
-      </w:r>
-    </w:p>
-    <w:p>
-      <w:pPr>
-        <w:pStyle w:val="Compact"/>
-        <w:numPr>
-          <w:ilvl w:val="1"/>
-          <w:numId w:val="1006"/>
-        </w:numPr>
-      </w:pPr>
-      <w:r>
-        <w:rPr>
-          <w:b/>
-          <w:bCs/>
-        </w:rPr>
-        <w:t xml:space="preserve">Linealidad del sensado de corriente:</w:t>
-      </w:r>
-      <w:r>
-        <w:t xml:space="preserve"> </w:t>
-      </w:r>
-      <w:r>
-        <w:t xml:space="preserve">El sensor SCT-013-030 acondicionado analógicamente con un</w:t>
-      </w:r>
-      <w:r>
-        <w:t xml:space="preserve"> </w:t>
-      </w:r>
-      <w:r>
-        <w:rPr>
-          <w:i/>
-          <w:iCs/>
-        </w:rPr>
-        <w:t xml:space="preserve">offset</w:t>
-      </w:r>
-      <w:r>
-        <w:t xml:space="preserve"> </w:t>
-      </w:r>
-      <w:r>
-        <w:t xml:space="preserve">DC de 1.65 V mantendrá una relación estrictamente lineal con la corriente eficaz real de la carga, esperando un coeficiente de determinación</w:t>
-      </w:r>
-      <w:r>
-        <w:t xml:space="preserve"> </w:t>
-      </w:r>
-      <m:oMath>
-        <m:sSup>
-          <m:e>
-            <m:r>
-              <m:t>R</m:t>
-            </m:r>
-          </m:e>
-          <m:sup>
-            <m:r>
-              <m:t>2</m:t>
-            </m:r>
-          </m:sup>
-        </m:sSup>
-        <m:r>
-          <m:rPr>
-            <m:sty m:val="p"/>
-          </m:rPr>
-          <m:t>&gt;</m:t>
-        </m:r>
-        <m:r>
-          <m:t>0.98</m:t>
-        </m:r>
-      </m:oMath>
-      <w:r>
-        <w:t xml:space="preserve"> </w:t>
-      </w:r>
-      <w:r>
-        <w:t xml:space="preserve">en el rango de 0.5 A a 30 A.</w:t>
-      </w:r>
-    </w:p>
-    <w:p>
-      <w:pPr>
-        <w:pStyle w:val="Compact"/>
-        <w:numPr>
-          <w:ilvl w:val="1"/>
-          <w:numId w:val="1006"/>
-        </w:numPr>
-      </w:pPr>
-      <w:r>
-        <w:rPr>
-          <w:b/>
-          <w:bCs/>
-        </w:rPr>
-        <w:t xml:space="preserve">Estabilidad de la fuente de alimentación:</w:t>
-      </w:r>
-      <w:r>
-        <w:t xml:space="preserve"> </w:t>
-      </w:r>
-      <w:r>
-        <w:t xml:space="preserve">La fuente integrada conmutada tipo Hi-Link presentará un rizado de tensión menor a 50 mVpp, garantizando que no introducirá ruido paramétrico de alta frecuencia que desestabilice el piso de cuantización del ADC del ESP32.</w:t>
-      </w:r>
-    </w:p>
-    <w:p>
-      <w:pPr>
-        <w:pStyle w:val="Compact"/>
-        <w:numPr>
-          <w:ilvl w:val="1"/>
-          <w:numId w:val="1006"/>
-        </w:numPr>
-      </w:pPr>
-      <w:r>
-        <w:rPr>
-          <w:b/>
-          <w:bCs/>
-        </w:rPr>
-        <w:t xml:space="preserve">Cálculo de potencia activa real:</w:t>
-      </w:r>
-      <w:r>
-        <w:t xml:space="preserve"> </w:t>
-      </w:r>
-      <w:r>
-        <w:t xml:space="preserve">La medición síncrona de las magnitudes instantáneas</w:t>
-      </w:r>
-      <w:r>
-        <w:t xml:space="preserve"> </w:t>
+          <w:numId w:val="1000"/>
+        </w:numPr>
+      </w:pPr>
+      <w:r>
+        <w:t xml:space="preserve">En el programa del ESP32, se configura el Núcleo 1 para leer los sensores a una velocidad de aproximadamente 2,000 muestras por segundo (2 kHz). A cada muestra digital de voltaje (</w:t>
       </w:r>
       <m:oMath>
         <m:r>
@@ -1560,13 +1366,7 @@
         </m:r>
       </m:oMath>
       <w:r>
-        <w:t xml:space="preserve"> </w:t>
-      </w:r>
-      <w:r>
-        <w:t xml:space="preserve">e</w:t>
-      </w:r>
-      <w:r>
-        <w:t xml:space="preserve"> </w:t>
+        <w:t xml:space="preserve">) y corriente (</w:t>
       </w:r>
       <m:oMath>
         <m:r>
@@ -1589,13 +1389,444 @@
         </m:r>
       </m:oMath>
       <w:r>
-        <w:t xml:space="preserve"> </w:t>
-      </w:r>
-      <w:r>
-        <w:t xml:space="preserve">en bucle cerrado permitirá procesar la potencia</w:t>
-      </w:r>
-      <w:r>
-        <w:t xml:space="preserve"> </w:t>
+        <w:t xml:space="preserve">) se le resta digitalmente el offset de 1.65 V para centrarla en cero, y luego se aplican las fórmulas promedio sobre un grupo de 2,000 muestras (que equivalen a varios ciclos de la red eléctrica):</w:t>
+      </w:r>
+    </w:p>
+    <w:p>
+      <w:pPr>
+        <w:numPr>
+          <w:ilvl w:val="1"/>
+          <w:numId w:val="1006"/>
+        </w:numPr>
+      </w:pPr>
+      <w:r>
+        <w:rPr>
+          <w:b/>
+          <w:bCs/>
+        </w:rPr>
+        <w:t xml:space="preserve">Voltaje Eficaz (</w:t>
+      </w:r>
+      <m:oMath>
+        <m:sSub>
+          <m:e>
+            <m:r>
+              <m:t>V</m:t>
+            </m:r>
+          </m:e>
+          <m:sub>
+            <m:r>
+              <m:t>R</m:t>
+            </m:r>
+            <m:r>
+              <m:t>M</m:t>
+            </m:r>
+            <m:r>
+              <m:t>S</m:t>
+            </m:r>
+          </m:sub>
+        </m:sSub>
+      </m:oMath>
+      <w:r>
+        <w:rPr>
+          <w:b/>
+          <w:bCs/>
+        </w:rPr>
+        <w:t xml:space="preserve">):</w:t>
+      </w:r>
+    </w:p>
+    <w:p>
+      <w:pPr>
+        <w:pStyle w:val="BodyText"/>
+      </w:pPr>
+      <m:oMathPara>
+        <m:oMathParaPr>
+          <m:jc m:val="center"/>
+        </m:oMathParaPr>
+        <m:oMath>
+          <m:sSub>
+            <m:e>
+              <m:r>
+                <m:t>V</m:t>
+              </m:r>
+            </m:e>
+            <m:sub>
+              <m:r>
+                <m:t>R</m:t>
+              </m:r>
+              <m:r>
+                <m:t>M</m:t>
+              </m:r>
+              <m:r>
+                <m:t>S</m:t>
+              </m:r>
+            </m:sub>
+          </m:sSub>
+          <m:r>
+            <m:rPr>
+              <m:sty m:val="p"/>
+            </m:rPr>
+            <m:t>=</m:t>
+          </m:r>
+          <m:rad>
+            <m:radPr>
+              <m:degHide m:val="on"/>
+            </m:radPr>
+            <m:deg/>
+            <m:e>
+              <m:f>
+                <m:fPr>
+                  <m:type m:val="bar"/>
+                </m:fPr>
+                <m:num>
+                  <m:r>
+                    <m:t>1</m:t>
+                  </m:r>
+                </m:num>
+                <m:den>
+                  <m:r>
+                    <m:t>N</m:t>
+                  </m:r>
+                </m:den>
+              </m:f>
+              <m:nary>
+                <m:naryPr>
+                  <m:chr m:val="∑"/>
+                  <m:limLoc m:val="undOvr"/>
+                  <m:subHide m:val="off"/>
+                  <m:supHide m:val="off"/>
+                </m:naryPr>
+                <m:sub>
+                  <m:r>
+                    <m:t>n</m:t>
+                  </m:r>
+                  <m:r>
+                    <m:rPr>
+                      <m:sty m:val="p"/>
+                    </m:rPr>
+                    <m:t>=</m:t>
+                  </m:r>
+                  <m:r>
+                    <m:t>0</m:t>
+                  </m:r>
+                </m:sub>
+                <m:sup>
+                  <m:r>
+                    <m:t>N</m:t>
+                  </m:r>
+                  <m:r>
+                    <m:rPr>
+                      <m:sty m:val="p"/>
+                    </m:rPr>
+                    <m:t>−</m:t>
+                  </m:r>
+                  <m:r>
+                    <m:t>1</m:t>
+                  </m:r>
+                </m:sup>
+                <m:e>
+                  <m:r>
+                    <m:rPr>
+                      <m:sty m:val="p"/>
+                    </m:rPr>
+                    <m:t>(</m:t>
+                  </m:r>
+                </m:e>
+              </m:nary>
+              <m:r>
+                <m:t>v</m:t>
+              </m:r>
+              <m:r>
+                <m:rPr>
+                  <m:sty m:val="p"/>
+                </m:rPr>
+                <m:t>[</m:t>
+              </m:r>
+              <m:r>
+                <m:t>n</m:t>
+              </m:r>
+              <m:r>
+                <m:rPr>
+                  <m:sty m:val="p"/>
+                </m:rPr>
+                <m:t>]</m:t>
+              </m:r>
+              <m:r>
+                <m:rPr>
+                  <m:sty m:val="p"/>
+                </m:rPr>
+                <m:t>−</m:t>
+              </m:r>
+              <m:sSub>
+                <m:e>
+                  <m:r>
+                    <m:t>V</m:t>
+                  </m:r>
+                </m:e>
+                <m:sub>
+                  <m:r>
+                    <m:t>o</m:t>
+                  </m:r>
+                  <m:r>
+                    <m:t>f</m:t>
+                  </m:r>
+                  <m:r>
+                    <m:t>f</m:t>
+                  </m:r>
+                  <m:r>
+                    <m:t>s</m:t>
+                  </m:r>
+                  <m:r>
+                    <m:t>e</m:t>
+                  </m:r>
+                  <m:r>
+                    <m:t>t</m:t>
+                  </m:r>
+                </m:sub>
+              </m:sSub>
+              <m:sSup>
+                <m:e>
+                  <m:r>
+                    <m:rPr>
+                      <m:sty m:val="p"/>
+                    </m:rPr>
+                    <m:t>)</m:t>
+                  </m:r>
+                </m:e>
+                <m:sup>
+                  <m:r>
+                    <m:t>2</m:t>
+                  </m:r>
+                </m:sup>
+              </m:sSup>
+            </m:e>
+          </m:rad>
+        </m:oMath>
+      </m:oMathPara>
+    </w:p>
+    <w:p>
+      <w:pPr>
+        <w:numPr>
+          <w:ilvl w:val="1"/>
+          <w:numId w:val="1006"/>
+        </w:numPr>
+      </w:pPr>
+      <w:r>
+        <w:rPr>
+          <w:b/>
+          <w:bCs/>
+        </w:rPr>
+        <w:t xml:space="preserve">Corriente Eficaz (</w:t>
+      </w:r>
+      <m:oMath>
+        <m:sSub>
+          <m:e>
+            <m:r>
+              <m:t>I</m:t>
+            </m:r>
+          </m:e>
+          <m:sub>
+            <m:r>
+              <m:t>R</m:t>
+            </m:r>
+            <m:r>
+              <m:t>M</m:t>
+            </m:r>
+            <m:r>
+              <m:t>S</m:t>
+            </m:r>
+          </m:sub>
+        </m:sSub>
+      </m:oMath>
+      <w:r>
+        <w:rPr>
+          <w:b/>
+          <w:bCs/>
+        </w:rPr>
+        <w:t xml:space="preserve">):</w:t>
+      </w:r>
+    </w:p>
+    <w:p>
+      <w:pPr>
+        <w:pStyle w:val="BodyText"/>
+      </w:pPr>
+      <m:oMathPara>
+        <m:oMathParaPr>
+          <m:jc m:val="center"/>
+        </m:oMathParaPr>
+        <m:oMath>
+          <m:sSub>
+            <m:e>
+              <m:r>
+                <m:t>I</m:t>
+              </m:r>
+            </m:e>
+            <m:sub>
+              <m:r>
+                <m:t>R</m:t>
+              </m:r>
+              <m:r>
+                <m:t>M</m:t>
+              </m:r>
+              <m:r>
+                <m:t>S</m:t>
+              </m:r>
+            </m:sub>
+          </m:sSub>
+          <m:r>
+            <m:rPr>
+              <m:sty m:val="p"/>
+            </m:rPr>
+            <m:t>=</m:t>
+          </m:r>
+          <m:rad>
+            <m:radPr>
+              <m:degHide m:val="on"/>
+            </m:radPr>
+            <m:deg/>
+            <m:e>
+              <m:f>
+                <m:fPr>
+                  <m:type m:val="bar"/>
+                </m:fPr>
+                <m:num>
+                  <m:r>
+                    <m:t>1</m:t>
+                  </m:r>
+                </m:num>
+                <m:den>
+                  <m:r>
+                    <m:t>N</m:t>
+                  </m:r>
+                </m:den>
+              </m:f>
+              <m:nary>
+                <m:naryPr>
+                  <m:chr m:val="∑"/>
+                  <m:limLoc m:val="undOvr"/>
+                  <m:subHide m:val="off"/>
+                  <m:supHide m:val="off"/>
+                </m:naryPr>
+                <m:sub>
+                  <m:r>
+                    <m:t>n</m:t>
+                  </m:r>
+                  <m:r>
+                    <m:rPr>
+                      <m:sty m:val="p"/>
+                    </m:rPr>
+                    <m:t>=</m:t>
+                  </m:r>
+                  <m:r>
+                    <m:t>0</m:t>
+                  </m:r>
+                </m:sub>
+                <m:sup>
+                  <m:r>
+                    <m:t>N</m:t>
+                  </m:r>
+                  <m:r>
+                    <m:rPr>
+                      <m:sty m:val="p"/>
+                    </m:rPr>
+                    <m:t>−</m:t>
+                  </m:r>
+                  <m:r>
+                    <m:t>1</m:t>
+                  </m:r>
+                </m:sup>
+                <m:e>
+                  <m:r>
+                    <m:rPr>
+                      <m:sty m:val="p"/>
+                    </m:rPr>
+                    <m:t>(</m:t>
+                  </m:r>
+                </m:e>
+              </m:nary>
+              <m:r>
+                <m:t>i</m:t>
+              </m:r>
+              <m:r>
+                <m:rPr>
+                  <m:sty m:val="p"/>
+                </m:rPr>
+                <m:t>[</m:t>
+              </m:r>
+              <m:r>
+                <m:t>n</m:t>
+              </m:r>
+              <m:r>
+                <m:rPr>
+                  <m:sty m:val="p"/>
+                </m:rPr>
+                <m:t>]</m:t>
+              </m:r>
+              <m:r>
+                <m:rPr>
+                  <m:sty m:val="p"/>
+                </m:rPr>
+                <m:t>−</m:t>
+              </m:r>
+              <m:sSub>
+                <m:e>
+                  <m:r>
+                    <m:t>I</m:t>
+                  </m:r>
+                </m:e>
+                <m:sub>
+                  <m:r>
+                    <m:t>o</m:t>
+                  </m:r>
+                  <m:r>
+                    <m:t>f</m:t>
+                  </m:r>
+                  <m:r>
+                    <m:t>f</m:t>
+                  </m:r>
+                  <m:r>
+                    <m:t>s</m:t>
+                  </m:r>
+                  <m:r>
+                    <m:t>e</m:t>
+                  </m:r>
+                  <m:r>
+                    <m:t>t</m:t>
+                  </m:r>
+                </m:sub>
+              </m:sSub>
+              <m:sSup>
+                <m:e>
+                  <m:r>
+                    <m:rPr>
+                      <m:sty m:val="p"/>
+                    </m:rPr>
+                    <m:t>)</m:t>
+                  </m:r>
+                </m:e>
+                <m:sup>
+                  <m:r>
+                    <m:t>2</m:t>
+                  </m:r>
+                </m:sup>
+              </m:sSup>
+            </m:e>
+          </m:rad>
+        </m:oMath>
+      </m:oMathPara>
+    </w:p>
+    <w:p>
+      <w:pPr>
+        <w:numPr>
+          <w:ilvl w:val="1"/>
+          <w:numId w:val="1006"/>
+        </w:numPr>
+      </w:pPr>
+      <w:r>
+        <w:rPr>
+          <w:b/>
+          <w:bCs/>
+        </w:rPr>
+        <w:t xml:space="preserve">Potencia Activa (</w:t>
       </w:r>
       <m:oMath>
         <m:r>
@@ -1603,10 +1834,297 @@
         </m:r>
       </m:oMath>
       <w:r>
-        <w:t xml:space="preserve"> </w:t>
-      </w:r>
-      <w:r>
-        <w:t xml:space="preserve">con una exactitud estadísticamente superior a los modelos básicos (que asumen un voltaje nominal constante de 127 V).</w:t>
+        <w:rPr>
+          <w:b/>
+          <w:bCs/>
+        </w:rPr>
+        <w:t xml:space="preserve">):</w:t>
+      </w:r>
+    </w:p>
+    <w:p>
+      <w:pPr>
+        <w:pStyle w:val="BodyText"/>
+      </w:pPr>
+      <m:oMathPara>
+        <m:oMathParaPr>
+          <m:jc m:val="center"/>
+        </m:oMathParaPr>
+        <m:oMath>
+          <m:r>
+            <m:t>P</m:t>
+          </m:r>
+          <m:r>
+            <m:rPr>
+              <m:sty m:val="p"/>
+            </m:rPr>
+            <m:t>=</m:t>
+          </m:r>
+          <m:f>
+            <m:fPr>
+              <m:type m:val="bar"/>
+            </m:fPr>
+            <m:num>
+              <m:r>
+                <m:t>1</m:t>
+              </m:r>
+            </m:num>
+            <m:den>
+              <m:r>
+                <m:t>N</m:t>
+              </m:r>
+            </m:den>
+          </m:f>
+          <m:nary>
+            <m:naryPr>
+              <m:chr m:val="∑"/>
+              <m:limLoc m:val="undOvr"/>
+              <m:subHide m:val="off"/>
+              <m:supHide m:val="off"/>
+            </m:naryPr>
+            <m:sub>
+              <m:r>
+                <m:t>n</m:t>
+              </m:r>
+              <m:r>
+                <m:rPr>
+                  <m:sty m:val="p"/>
+                </m:rPr>
+                <m:t>=</m:t>
+              </m:r>
+              <m:r>
+                <m:t>0</m:t>
+              </m:r>
+            </m:sub>
+            <m:sup>
+              <m:r>
+                <m:t>N</m:t>
+              </m:r>
+              <m:r>
+                <m:rPr>
+                  <m:sty m:val="p"/>
+                </m:rPr>
+                <m:t>−</m:t>
+              </m:r>
+              <m:r>
+                <m:t>1</m:t>
+              </m:r>
+            </m:sup>
+            <m:e>
+              <m:r>
+                <m:rPr>
+                  <m:sty m:val="p"/>
+                </m:rPr>
+                <m:t>(</m:t>
+              </m:r>
+            </m:e>
+          </m:nary>
+          <m:r>
+            <m:t>v</m:t>
+          </m:r>
+          <m:r>
+            <m:rPr>
+              <m:sty m:val="p"/>
+            </m:rPr>
+            <m:t>[</m:t>
+          </m:r>
+          <m:r>
+            <m:t>n</m:t>
+          </m:r>
+          <m:r>
+            <m:rPr>
+              <m:sty m:val="p"/>
+            </m:rPr>
+            <m:t>]</m:t>
+          </m:r>
+          <m:r>
+            <m:rPr>
+              <m:sty m:val="p"/>
+            </m:rPr>
+            <m:t>−</m:t>
+          </m:r>
+          <m:sSub>
+            <m:e>
+              <m:r>
+                <m:t>V</m:t>
+              </m:r>
+            </m:e>
+            <m:sub>
+              <m:r>
+                <m:t>o</m:t>
+              </m:r>
+              <m:r>
+                <m:t>f</m:t>
+              </m:r>
+              <m:r>
+                <m:t>f</m:t>
+              </m:r>
+              <m:r>
+                <m:t>s</m:t>
+              </m:r>
+              <m:r>
+                <m:t>e</m:t>
+              </m:r>
+              <m:r>
+                <m:t>t</m:t>
+              </m:r>
+            </m:sub>
+          </m:sSub>
+          <m:r>
+            <m:rPr>
+              <m:sty m:val="p"/>
+            </m:rPr>
+            <m:t>)</m:t>
+          </m:r>
+          <m:r>
+            <m:rPr>
+              <m:sty m:val="p"/>
+            </m:rPr>
+            <m:t>⋅</m:t>
+          </m:r>
+          <m:r>
+            <m:rPr>
+              <m:sty m:val="p"/>
+            </m:rPr>
+            <m:t>(</m:t>
+          </m:r>
+          <m:r>
+            <m:t>i</m:t>
+          </m:r>
+          <m:r>
+            <m:rPr>
+              <m:sty m:val="p"/>
+            </m:rPr>
+            <m:t>[</m:t>
+          </m:r>
+          <m:r>
+            <m:t>n</m:t>
+          </m:r>
+          <m:r>
+            <m:rPr>
+              <m:sty m:val="p"/>
+            </m:rPr>
+            <m:t>]</m:t>
+          </m:r>
+          <m:r>
+            <m:rPr>
+              <m:sty m:val="p"/>
+            </m:rPr>
+            <m:t>−</m:t>
+          </m:r>
+          <m:sSub>
+            <m:e>
+              <m:r>
+                <m:t>I</m:t>
+              </m:r>
+            </m:e>
+            <m:sub>
+              <m:r>
+                <m:t>o</m:t>
+              </m:r>
+              <m:r>
+                <m:t>f</m:t>
+              </m:r>
+              <m:r>
+                <m:t>f</m:t>
+              </m:r>
+              <m:r>
+                <m:t>s</m:t>
+              </m:r>
+              <m:r>
+                <m:t>e</m:t>
+              </m:r>
+              <m:r>
+                <m:t>t</m:t>
+              </m:r>
+            </m:sub>
+          </m:sSub>
+          <m:r>
+            <m:rPr>
+              <m:sty m:val="p"/>
+            </m:rPr>
+            <m:t>)</m:t>
+          </m:r>
+        </m:oMath>
+      </m:oMathPara>
+    </w:p>
+    <w:p>
+      <w:pPr>
+        <w:numPr>
+          <w:ilvl w:val="0"/>
+          <w:numId w:val="1000"/>
+        </w:numPr>
+      </w:pPr>
+      <w:r>
+        <w:t xml:space="preserve">Este método permite calcular el consumo real de cualquier aparato eléctrico en el hogar, superando por mucho los métodos sencillos que asumen un voltaje de red constante.</w:t>
+      </w:r>
+    </w:p>
+    <w:p>
+      <w:pPr>
+        <w:numPr>
+          <w:ilvl w:val="0"/>
+          <w:numId w:val="1003"/>
+        </w:numPr>
+      </w:pPr>
+      <w:r>
+        <w:rPr>
+          <w:b/>
+          <w:bCs/>
+        </w:rPr>
+        <w:t xml:space="preserve">Fuentes de Alimentación y Normas Eléctricas:</w:t>
+      </w:r>
+      <w:r>
+        <w:t xml:space="preserve"> </w:t>
+      </w:r>
+      <w:r>
+        <w:t xml:space="preserve">Para alimentar el prototipo de forma segura, se utiliza una pequeña fuente conmutada comercial (Hi-Link) que reduce el voltaje de la casa (127 V AC) a un nivel seguro de 5 V DC con alta eficiencia.</w:t>
+      </w:r>
+    </w:p>
+    <w:p>
+      <w:pPr>
+        <w:numPr>
+          <w:ilvl w:val="0"/>
+          <w:numId w:val="1000"/>
+        </w:numPr>
+      </w:pPr>
+      <w:r>
+        <w:t xml:space="preserve">El diseño e instalación del prototipo se realiza de forma no intrusivo y con fines educativos, respetando las pautas básicas de seguridad de la norma oficial mexicana</w:t>
+      </w:r>
+      <w:r>
+        <w:t xml:space="preserve"> </w:t>
+      </w:r>
+      <w:r>
+        <w:rPr>
+          <w:b/>
+          <w:bCs/>
+        </w:rPr>
+        <w:t xml:space="preserve">NOM-001-SEDE-2012</w:t>
+      </w:r>
+      <w:r>
+        <w:t xml:space="preserve"> </w:t>
+      </w:r>
+      <w:r>
+        <w:t xml:space="preserve">para asegurar que sea seguro de usar en el hogar.</w:t>
+      </w:r>
+    </w:p>
+    <w:p>
+      <w:pPr>
+        <w:numPr>
+          <w:ilvl w:val="0"/>
+          <w:numId w:val="1003"/>
+        </w:numPr>
+      </w:pPr>
+      <w:r>
+        <w:rPr>
+          <w:b/>
+          <w:bCs/>
+        </w:rPr>
+        <w:t xml:space="preserve">Protocolos de Comunicación (I2C, SPI y MQTT):</w:t>
+      </w:r>
+      <w:r>
+        <w:t xml:space="preserve"> </w:t>
+      </w:r>
+      <w:r>
+        <w:t xml:space="preserve">Para que el ESP32 pueda controlar la pantalla, guardar la información y enviar los datos a internet, se utilizan los siguientes estándares:</w:t>
       </w:r>
     </w:p>
     <w:p>
@@ -1614,31 +2132,96 @@
         <w:pStyle w:val="Compact"/>
         <w:numPr>
           <w:ilvl w:val="1"/>
-          <w:numId w:val="1006"/>
-        </w:numPr>
-      </w:pPr>
-      <w:r>
-        <w:rPr>
-          <w:b/>
-          <w:bCs/>
-        </w:rPr>
-        <w:t xml:space="preserve">Viabilidad económica:</w:t>
-      </w:r>
-      <w:r>
-        <w:t xml:space="preserve"> </w:t>
-      </w:r>
-      <w:r>
-        <w:t xml:space="preserve">La Lista de Materiales completa (BOM) no superará los $600.00 MXN, materializando una reducción de costo de al menos el 60% frente a analizadores de espectro comerciales.</w:t>
-      </w:r>
-    </w:p>
-    <w:bookmarkEnd w:id="16"/>
-    <w:bookmarkStart w:id="23" w:name="diseño-metodológico"/>
+          <w:numId w:val="1007"/>
+        </w:numPr>
+      </w:pPr>
+      <w:r>
+        <w:rPr>
+          <w:b/>
+          <w:bCs/>
+        </w:rPr>
+        <w:t xml:space="preserve">Bus I2C:</w:t>
+      </w:r>
+      <w:r>
+        <w:t xml:space="preserve"> </w:t>
+      </w:r>
+      <w:r>
+        <w:t xml:space="preserve">Es un protocolo sencillo que utiliza solo dos cables de comunicación (datos y reloj) para enviar las lecturas instantáneas a la pantalla OLED SSD1306, lo que permite ahorrar pines del microcontrolador.</w:t>
+      </w:r>
+    </w:p>
+    <w:p>
+      <w:pPr>
+        <w:pStyle w:val="Compact"/>
+        <w:numPr>
+          <w:ilvl w:val="1"/>
+          <w:numId w:val="1007"/>
+        </w:numPr>
+      </w:pPr>
+      <w:r>
+        <w:rPr>
+          <w:b/>
+          <w:bCs/>
+        </w:rPr>
+        <w:t xml:space="preserve">Bus SPI:</w:t>
+      </w:r>
+      <w:r>
+        <w:t xml:space="preserve"> </w:t>
+      </w:r>
+      <w:r>
+        <w:t xml:space="preserve">Es un protocolo de comunicación muy rápido que utiliza 4 hilos para guardar las lecturas en la tarjeta microSD casi al instante. Su alta velocidad evita que el programa principal se retrase al escribir en la tarjeta.</w:t>
+      </w:r>
+    </w:p>
+    <w:p>
+      <w:pPr>
+        <w:pStyle w:val="Compact"/>
+        <w:numPr>
+          <w:ilvl w:val="1"/>
+          <w:numId w:val="1007"/>
+        </w:numPr>
+      </w:pPr>
+      <w:r>
+        <w:rPr>
+          <w:b/>
+          <w:bCs/>
+        </w:rPr>
+        <w:t xml:space="preserve">Protocolo MQTT:</w:t>
+      </w:r>
+      <w:r>
+        <w:t xml:space="preserve"> </w:t>
+      </w:r>
+      <w:r>
+        <w:t xml:space="preserve">Es un estándar de comunicación rápido y ligero diseñado para internet de las cosas. Funciona mediante un modelo de</w:t>
+      </w:r>
+      <w:r>
+        <w:t xml:space="preserve"> </w:t>
+      </w:r>
+      <w:r>
+        <w:t xml:space="preserve">“publicación y suscripción”</w:t>
+      </w:r>
+      <w:r>
+        <w:t xml:space="preserve">, donde el ESP32 envía los datos de consumo organizados en temas (por ejemplo,</w:t>
+      </w:r>
+      <w:r>
+        <w:t xml:space="preserve"> </w:t>
+      </w:r>
+      <w:r>
+        <w:rPr>
+          <w:rStyle w:val="VerbatimChar"/>
+        </w:rPr>
+        <w:t xml:space="preserve">casa/monitoreo/potencia</w:t>
+      </w:r>
+      <w:r>
+        <w:t xml:space="preserve">) hacia un servidor central (Broker). Al usar cabeceras de mensaje extremadamente pequeñas (de apenas 2 bytes), consume muy poco ancho de banda de internet y permite ver el consumo en tiempo real en una aplicación móvil o web con una respuesta casi instantánea.</w:t>
+      </w:r>
+    </w:p>
+    <w:bookmarkEnd w:id="15"/>
+    <w:bookmarkStart w:id="26" w:name="hipótesis"/>
     <w:p>
       <w:pPr>
         <w:pStyle w:val="Heading2"/>
       </w:pPr>
       <w:r>
-        <w:t xml:space="preserve">8. Diseño metodológico</w:t>
+        <w:t xml:space="preserve">7 Hipótesis</w:t>
       </w:r>
     </w:p>
     <w:p>
@@ -1646,644 +2229,649 @@
         <w:pStyle w:val="FirstParagraph"/>
       </w:pPr>
       <w:r>
-        <w:t xml:space="preserve">El bosquejo del método está diseñado para asegurar tanto la</w:t>
-      </w:r>
-      <w:r>
-        <w:t xml:space="preserve"> </w:t>
-      </w:r>
-      <w:r>
-        <w:rPr>
-          <w:b/>
-          <w:bCs/>
-        </w:rPr>
-        <w:t xml:space="preserve">validez interna</w:t>
-      </w:r>
-      <w:r>
-        <w:t xml:space="preserve"> </w:t>
-      </w:r>
-      <w:r>
-        <w:t xml:space="preserve">(en pruebas controladas de calibración) como la</w:t>
-      </w:r>
-      <w:r>
-        <w:t xml:space="preserve"> </w:t>
-      </w:r>
-      <w:r>
-        <w:rPr>
-          <w:b/>
-          <w:bCs/>
-        </w:rPr>
-        <w:t xml:space="preserve">validez externa</w:t>
-      </w:r>
-      <w:r>
-        <w:t xml:space="preserve"> </w:t>
-      </w:r>
-      <w:r>
-        <w:t xml:space="preserve">(operación real en campo), asegurando trazabilidad y repetibilidad.</w:t>
-      </w:r>
-    </w:p>
-    <w:bookmarkStart w:id="17" w:name="universo-población-de-estudio"/>
-    <w:p>
-      <w:pPr>
-        <w:pStyle w:val="Heading3"/>
-      </w:pPr>
-      <w:r>
-        <w:t xml:space="preserve">Universo (Población de estudio)</w:t>
-      </w:r>
-    </w:p>
-    <w:p>
-      <w:pPr>
-        <w:pStyle w:val="FirstParagraph"/>
-      </w:pPr>
-      <w:r>
-        <w:t xml:space="preserve">En el contexto de un estudio experimental con prototipos de hardware, el universo no está constituido por sujetos humanos, sino por el conjunto de</w:t>
-      </w:r>
-      <w:r>
-        <w:t xml:space="preserve"> </w:t>
-      </w:r>
-      <w:r>
-        <w:rPr>
-          <w:b/>
-          <w:bCs/>
-        </w:rPr>
-        <w:t xml:space="preserve">todas las posibles condiciones de carga eléctrica de medición</w:t>
-      </w:r>
-      <w:r>
-        <w:t xml:space="preserve"> </w:t>
-      </w:r>
-      <w:r>
-        <w:t xml:space="preserve">que pueden presentarse en una vivienda residencial monofásica, dentro del rango físico de operación del sensor (0 a 30 A). El entorno futuro de validación de campo será una vivienda unifamiliar con servicio monofásico (127 V, 60 Hz) ubicada en Tenango del Valle, Estado de México.</w:t>
-      </w:r>
-    </w:p>
-    <w:bookmarkEnd w:id="17"/>
-    <w:bookmarkStart w:id="18" w:name="tamaño-de-la-muestra"/>
-    <w:p>
-      <w:pPr>
-        <w:pStyle w:val="Heading3"/>
-      </w:pPr>
-      <w:r>
-        <w:t xml:space="preserve">Tamaño de la muestra</w:t>
-      </w:r>
-    </w:p>
-    <w:p>
-      <w:pPr>
-        <w:pStyle w:val="FirstParagraph"/>
-      </w:pPr>
-      <w:r>
-        <w:t xml:space="preserve">Se establecerán</w:t>
-      </w:r>
-      <w:r>
-        <w:t xml:space="preserve"> </w:t>
-      </w:r>
-      <w:r>
-        <w:rPr>
-          <w:b/>
-          <w:bCs/>
-        </w:rPr>
-        <w:t xml:space="preserve">270 pares de observaciones</w:t>
-      </w:r>
-      <w:r>
-        <w:t xml:space="preserve"> </w:t>
-      </w:r>
-      <w:r>
-        <w:t xml:space="preserve">(prototipo frente a instrumento patrón) distribuidas en 9 niveles de carga discretos (0.5 A, 1 A, 2 A, 5 A, 10 A, 15 A, 20 A, 25 A y 30 A) con un mínimo de 30 repeticiones por cada nivel. El muestreo será</w:t>
-      </w:r>
-      <w:r>
-        <w:t xml:space="preserve"> </w:t>
-      </w:r>
-      <w:r>
-        <w:rPr>
-          <w:b/>
-          <w:bCs/>
-        </w:rPr>
-        <w:t xml:space="preserve">no probabilístico intencional</w:t>
-      </w:r>
-      <w:r>
-        <w:t xml:space="preserve">, asegurando meticulosamente la cobertura del rango dinámico completo del dispositivo.</w:t>
-      </w:r>
-      <w:r>
-        <w:t xml:space="preserve"> </w:t>
-      </w:r>
-      <w:r>
-        <w:t xml:space="preserve">*</w:t>
-      </w:r>
-      <w:r>
-        <w:t xml:space="preserve"> </w:t>
-      </w:r>
-      <w:r>
-        <w:rPr>
-          <w:b/>
-          <w:bCs/>
-        </w:rPr>
-        <w:t xml:space="preserve">Criterios de inclusión:</w:t>
-      </w:r>
-      <w:r>
-        <w:t xml:space="preserve"> </w:t>
-      </w:r>
-      <w:r>
-        <w:t xml:space="preserve">Cargas resistivas puras (lámparas incandescentes, planchas) y cargas inductivas comunes (motores fraccionarios, ventiladores), conectadas a la red monofásica de 127 V/60 Hz.</w:t>
-      </w:r>
-      <w:r>
-        <w:t xml:space="preserve"> </w:t>
-      </w:r>
-      <w:r>
-        <w:t xml:space="preserve">*</w:t>
-      </w:r>
-      <w:r>
-        <w:t xml:space="preserve"> </w:t>
-      </w:r>
-      <w:r>
-        <w:rPr>
-          <w:b/>
-          <w:bCs/>
-        </w:rPr>
-        <w:t xml:space="preserve">Criterios de exclusión:</w:t>
-      </w:r>
-      <w:r>
-        <w:t xml:space="preserve"> </w:t>
-      </w:r>
-      <w:r>
-        <w:t xml:space="preserve">Cargas que demanden una corriente inferior a 0.2 A (situadas en la zona muerta de umbral de ruido del ADC), infraestructura trifásica, y equipos que generen distorsión armónica extrema (variadores de frecuencia industriales).</w:t>
-      </w:r>
-    </w:p>
-    <w:bookmarkEnd w:id="18"/>
-    <w:bookmarkStart w:id="19" w:name="tipos-de-investigación-a-realizar"/>
-    <w:p>
-      <w:pPr>
-        <w:pStyle w:val="Heading3"/>
-      </w:pPr>
-      <w:r>
-        <w:t xml:space="preserve">Tipos de investigación a realizar</w:t>
-      </w:r>
-    </w:p>
-    <w:p>
-      <w:pPr>
-        <w:pStyle w:val="Compact"/>
+        <w:t xml:space="preserve">En el diseño y validación del prototipo, las hipótesis planteadas buscan relacionar el rendimiento de la medición (errores y precisión) con el bajo costo de los componentes y las características de la instalación eléctrica.</w:t>
+      </w:r>
+    </w:p>
+    <w:p>
+      <w:pPr>
         <w:numPr>
           <w:ilvl w:val="0"/>
-          <w:numId w:val="1007"/>
-        </w:numPr>
-      </w:pPr>
-      <w:r>
-        <w:rPr>
-          <w:b/>
-          <w:bCs/>
-        </w:rPr>
-        <w:t xml:space="preserve">Finalidad:</w:t>
-      </w:r>
-      <w:r>
-        <w:t xml:space="preserve"> </w:t>
-      </w:r>
-      <w:r>
-        <w:rPr>
-          <w:i/>
-          <w:iCs/>
-        </w:rPr>
-        <w:t xml:space="preserve">Aplicada y Tecnológica</w:t>
-      </w:r>
-      <w:r>
-        <w:t xml:space="preserve"> </w:t>
-      </w:r>
-      <w:r>
-        <w:t xml:space="preserve">(transforma la teoría de procesamiento de señales en un prototipo tangible).</w:t>
-      </w:r>
-    </w:p>
-    <w:p>
-      <w:pPr>
-        <w:pStyle w:val="Compact"/>
-        <w:numPr>
-          <w:ilvl w:val="0"/>
-          <w:numId w:val="1007"/>
-        </w:numPr>
-      </w:pPr>
-      <w:r>
-        <w:rPr>
-          <w:b/>
-          <w:bCs/>
-        </w:rPr>
-        <w:t xml:space="preserve">Enfoque:</w:t>
-      </w:r>
-      <w:r>
-        <w:t xml:space="preserve"> </w:t>
-      </w:r>
-      <w:r>
-        <w:rPr>
-          <w:i/>
-          <w:iCs/>
-        </w:rPr>
-        <w:t xml:space="preserve">Cuantitativo</w:t>
-      </w:r>
-      <w:r>
-        <w:t xml:space="preserve"> </w:t>
-      </w:r>
-      <w:r>
-        <w:t xml:space="preserve">(el éxito depende de magnitudes numéricas verificables como</w:t>
-      </w:r>
-      <w:r>
+          <w:numId w:val="1008"/>
+        </w:numPr>
+      </w:pPr>
+      <w:r>
+        <w:rPr>
+          <w:b/>
+          <w:bCs/>
+        </w:rPr>
+        <w:t xml:space="preserve">Hipótesis general (de investigación -</w:t>
+      </w:r>
+      <w:r>
+        <w:rPr>
+          <w:b/>
+          <w:bCs/>
+        </w:rPr>
         <w:t xml:space="preserve"> </w:t>
       </w:r>
       <m:oMath>
         <m:sSub>
           <m:e>
             <m:r>
-              <m:t>I</m:t>
+              <m:t>H</m:t>
             </m:r>
           </m:e>
           <m:sub>
             <m:r>
-              <m:t>R</m:t>
-            </m:r>
-            <m:r>
-              <m:t>M</m:t>
-            </m:r>
-            <m:r>
-              <m:t>S</m:t>
+              <m:t>i</m:t>
             </m:r>
           </m:sub>
         </m:sSub>
       </m:oMath>
       <w:r>
-        <w:t xml:space="preserve">,</w:t>
-      </w:r>
-      <w:r>
-        <w:t xml:space="preserve"> </w:t>
+        <w:rPr>
+          <w:b/>
+          <w:bCs/>
+        </w:rPr>
+        <w:t xml:space="preserve">):</w:t>
+      </w:r>
+      <w:r>
+        <w:t xml:space="preserve"> </w:t>
+      </w:r>
+      <w:r>
+        <w:t xml:space="preserve">Es viable diseñar y construir un prototipo de monitoreo eléctrico para el hogar que sea de bajo costo (con un presupuesto de materiales menor a $600.00 MXN) y que mida la potencia activa con un error promedio menor al 5% en aparatos con consumos mayores a 25 W, al ser comparado con un multímetro de referencia.</w:t>
+      </w:r>
+    </w:p>
+    <w:p>
+      <w:pPr>
+        <w:numPr>
+          <w:ilvl w:val="0"/>
+          <w:numId w:val="1000"/>
+        </w:numPr>
+      </w:pPr>
+      <w:r>
+        <w:t xml:space="preserve">Esta hipótesis define las metas numéricas de costo y precisión para comprobar el éxito del prototipo.</w:t>
+      </w:r>
+    </w:p>
+    <w:p>
+      <w:pPr>
+        <w:numPr>
+          <w:ilvl w:val="0"/>
+          <w:numId w:val="1008"/>
+        </w:numPr>
+      </w:pPr>
+      <w:r>
+        <w:rPr>
+          <w:b/>
+          <w:bCs/>
+        </w:rPr>
+        <w:t xml:space="preserve">Hipótesis nula (</w:t>
       </w:r>
       <m:oMath>
         <m:sSub>
           <m:e>
             <m:r>
-              <m:t>V</m:t>
+              <m:t>H</m:t>
             </m:r>
           </m:e>
           <m:sub>
             <m:r>
-              <m:t>R</m:t>
-            </m:r>
-            <m:r>
-              <m:t>M</m:t>
-            </m:r>
-            <m:r>
-              <m:t>S</m:t>
+              <m:t>0</m:t>
             </m:r>
           </m:sub>
         </m:sSub>
       </m:oMath>
       <w:r>
-        <w:t xml:space="preserve">,</w:t>
-      </w:r>
-      <w:r>
-        <w:t xml:space="preserve"> </w:t>
+        <w:rPr>
+          <w:b/>
+          <w:bCs/>
+        </w:rPr>
+        <w:t xml:space="preserve">):</w:t>
+      </w:r>
+      <w:r>
+        <w:t xml:space="preserve"> </w:t>
+      </w:r>
+      <w:r>
+        <w:t xml:space="preserve">El prototipo no alcanza la precisión deseada (el error promedio es mayor al 5%) o su costo total de materiales supera los $600.00 MXN, por lo que el proyecto no resulta viable.</w:t>
+      </w:r>
+    </w:p>
+    <w:p>
+      <w:pPr>
+        <w:numPr>
+          <w:ilvl w:val="0"/>
+          <w:numId w:val="1008"/>
+        </w:numPr>
+      </w:pPr>
+      <w:r>
+        <w:rPr>
+          <w:b/>
+          <w:bCs/>
+        </w:rPr>
+        <w:t xml:space="preserve">Hipótesis alternativa (</w:t>
       </w:r>
       <m:oMath>
-        <m:r>
-          <m:t>P</m:t>
-        </m:r>
+        <m:sSub>
+          <m:e>
+            <m:r>
+              <m:t>H</m:t>
+            </m:r>
+          </m:e>
+          <m:sub>
+            <m:r>
+              <m:t>1</m:t>
+            </m:r>
+          </m:sub>
+        </m:sSub>
       </m:oMath>
       <w:r>
-        <w:t xml:space="preserve">, y reducción de costos).</w:t>
-      </w:r>
-    </w:p>
-    <w:p>
-      <w:pPr>
-        <w:pStyle w:val="Compact"/>
+        <w:rPr>
+          <w:b/>
+          <w:bCs/>
+        </w:rPr>
+        <w:t xml:space="preserve">):</w:t>
+      </w:r>
+      <w:r>
+        <w:t xml:space="preserve"> </w:t>
+      </w:r>
+      <w:r>
+        <w:t xml:space="preserve">El prototipo tiene un costo de materiales menor o igual a $600.00 MXN y registra un error de medición promedio menor o igual al 5% para cargas mayores a 25 W.</w:t>
+      </w:r>
+    </w:p>
+    <w:p>
+      <w:pPr>
         <w:numPr>
           <w:ilvl w:val="0"/>
-          <w:numId w:val="1007"/>
-        </w:numPr>
-      </w:pPr>
-      <w:r>
-        <w:rPr>
-          <w:b/>
-          <w:bCs/>
-        </w:rPr>
-        <w:t xml:space="preserve">Alcance:</w:t>
-      </w:r>
-      <w:r>
-        <w:t xml:space="preserve"> </w:t>
-      </w:r>
-      <w:r>
-        <w:rPr>
-          <w:i/>
-          <w:iCs/>
-        </w:rPr>
-        <w:t xml:space="preserve">Correlacional y Explicativo</w:t>
-      </w:r>
-      <w:r>
-        <w:t xml:space="preserve"> </w:t>
-      </w:r>
-      <w:r>
-        <w:t xml:space="preserve">(se analizará la correlación directa entre el instrumento patrón y el prototipo, explicando variables de desviación estadística).</w:t>
-      </w:r>
-    </w:p>
-    <w:p>
-      <w:pPr>
-        <w:pStyle w:val="Compact"/>
-        <w:numPr>
-          <w:ilvl w:val="0"/>
-          <w:numId w:val="1007"/>
-        </w:numPr>
-      </w:pPr>
-      <w:r>
-        <w:rPr>
-          <w:b/>
-          <w:bCs/>
-        </w:rPr>
-        <w:t xml:space="preserve">Lugar:</w:t>
-      </w:r>
-      <w:r>
-        <w:t xml:space="preserve"> </w:t>
-      </w:r>
-      <w:r>
-        <w:t xml:space="preserve">Diseño</w:t>
-      </w:r>
-      <w:r>
-        <w:t xml:space="preserve"> </w:t>
-      </w:r>
-      <w:r>
-        <w:rPr>
-          <w:i/>
-          <w:iCs/>
-        </w:rPr>
-        <w:t xml:space="preserve">Mixto</w:t>
-      </w:r>
-      <w:r>
-        <w:t xml:space="preserve">, comenzando con una rigurosa fase experimental en el entorno aislado de un</w:t>
-      </w:r>
-      <w:r>
-        <w:t xml:space="preserve"> </w:t>
-      </w:r>
-      <w:r>
-        <w:rPr>
-          <w:b/>
-          <w:bCs/>
-        </w:rPr>
-        <w:t xml:space="preserve">laboratorio</w:t>
-      </w:r>
-      <w:r>
-        <w:t xml:space="preserve">, seguida de validaciones observacionales en</w:t>
-      </w:r>
-      <w:r>
-        <w:t xml:space="preserve"> </w:t>
-      </w:r>
-      <w:r>
-        <w:rPr>
-          <w:b/>
-          <w:bCs/>
-        </w:rPr>
-        <w:t xml:space="preserve">campo</w:t>
-      </w:r>
-      <w:r>
-        <w:t xml:space="preserve"> </w:t>
-      </w:r>
-      <w:r>
-        <w:t xml:space="preserve">(vivienda real).</w:t>
-      </w:r>
-    </w:p>
-    <w:bookmarkEnd w:id="19"/>
-    <w:bookmarkStart w:id="20" w:name="X8d8ecd0a886534011d5e56a06b1a1b753d26010"/>
-    <w:p>
-      <w:pPr>
-        <w:pStyle w:val="Heading3"/>
-      </w:pPr>
-      <w:r>
-        <w:t xml:space="preserve">Tipo de instrumento a utilizar para la recolección de la información</w:t>
-      </w:r>
-    </w:p>
-    <w:p>
-      <w:pPr>
-        <w:pStyle w:val="FirstParagraph"/>
-      </w:pPr>
-      <w:r>
-        <w:t xml:space="preserve">El instrumento tecnológico de medición principal (DUT,</w:t>
-      </w:r>
-      <w:r>
-        <w:t xml:space="preserve"> </w:t>
-      </w:r>
-      <w:r>
-        <w:rPr>
-          <w:i/>
-          <w:iCs/>
-        </w:rPr>
-        <w:t xml:space="preserve">Device Under Test</w:t>
-      </w:r>
-      <w:r>
-        <w:t xml:space="preserve">) será el</w:t>
-      </w:r>
-      <w:r>
-        <w:t xml:space="preserve"> </w:t>
-      </w:r>
-      <w:r>
-        <w:rPr>
-          <w:b/>
-          <w:bCs/>
-        </w:rPr>
-        <w:t xml:space="preserve">Prototipo SME-IoT</w:t>
-      </w:r>
-      <w:r>
-        <w:t xml:space="preserve"> </w:t>
-      </w:r>
-      <w:r>
-        <w:t xml:space="preserve">(arquitectura ESP32, SCT-013, ZMPT101B). Su lectura será validada estadísticamente contra un</w:t>
-      </w:r>
-      <w:r>
-        <w:t xml:space="preserve"> </w:t>
-      </w:r>
-      <w:r>
-        <w:rPr>
-          <w:b/>
-          <w:bCs/>
-        </w:rPr>
-        <w:t xml:space="preserve">Multímetro TRMS calibrado (Instrumento Patrón)</w:t>
-      </w:r>
-      <w:r>
-        <w:t xml:space="preserve"> </w:t>
-      </w:r>
-      <w:r>
-        <w:t xml:space="preserve">con precisión típica de ±0.5%. La recolección aplicará la observación estructurada sistemática, sustentada por el registro de métricas de forma persistente y automatizada con una marca temporal (</w:t>
-      </w:r>
-      <w:r>
-        <w:rPr>
-          <w:i/>
-          <w:iCs/>
-        </w:rPr>
-        <w:t xml:space="preserve">timestamp</w:t>
-      </w:r>
-      <w:r>
-        <w:t xml:space="preserve">) en una</w:t>
-      </w:r>
-      <w:r>
-        <w:t xml:space="preserve"> </w:t>
-      </w:r>
-      <w:r>
-        <w:rPr>
-          <w:b/>
-          <w:bCs/>
-        </w:rPr>
-        <w:t xml:space="preserve">tarjeta microSD</w:t>
-      </w:r>
-      <w:r>
-        <w:t xml:space="preserve">, permitiendo la exportación a archivos CSV.</w:t>
-      </w:r>
-    </w:p>
-    <w:bookmarkEnd w:id="20"/>
-    <w:bookmarkStart w:id="21" w:name="X14909ce95e19f10c2b157474375c4ce53237b13"/>
-    <w:p>
-      <w:pPr>
-        <w:pStyle w:val="Heading3"/>
-      </w:pPr>
-      <w:r>
-        <w:t xml:space="preserve">Procesamiento y Análisis de Datos Estadísticos</w:t>
-      </w:r>
-    </w:p>
-    <w:p>
-      <w:pPr>
-        <w:pStyle w:val="FirstParagraph"/>
-      </w:pPr>
-      <w:r>
-        <w:t xml:space="preserve">Los datos recopilados en laboratorio y campo serán filtrados a través de herramientas especializadas (Python con NumPy/SciPy y Excel). Se ejecutarán las siguientes técnicas para comprobar empíricamente las métricas operacionales del prototipo frente al instrumento patrón:</w:t>
-      </w:r>
-      <w:r>
-        <w:t xml:space="preserve"> </w:t>
-      </w:r>
-      <w:r>
-        <w:t xml:space="preserve">* Análisis estadístico descriptivo (Media, Desviación Estándar).</w:t>
-      </w:r>
-      <w:r>
-        <w:t xml:space="preserve"> </w:t>
-      </w:r>
-      <w:r>
-        <w:t xml:space="preserve">*</w:t>
-      </w:r>
-      <w:r>
-        <w:t xml:space="preserve"> </w:t>
-      </w:r>
-      <w:r>
-        <w:rPr>
-          <w:b/>
-          <w:bCs/>
-        </w:rPr>
-        <w:t xml:space="preserve">Regresión lineal simple</w:t>
-      </w:r>
-      <w:r>
-        <w:t xml:space="preserve"> </w:t>
-      </w:r>
-      <w:r>
-        <w:t xml:space="preserve">para consolidar la ecuación de calibración de los sensores (</w:t>
+          <w:numId w:val="1008"/>
+        </w:numPr>
+      </w:pPr>
+      <w:r>
+        <w:rPr>
+          <w:b/>
+          <w:bCs/>
+        </w:rPr>
+        <w:t xml:space="preserve">Hipótesis específicas:</w:t>
+      </w:r>
+    </w:p>
+    <w:p>
+      <w:pPr>
+        <w:pStyle w:val="Compact"/>
+        <w:numPr>
+          <w:ilvl w:val="1"/>
+          <w:numId w:val="1009"/>
+        </w:numPr>
+      </w:pPr>
+      <w:r>
+        <w:rPr>
+          <w:b/>
+          <w:bCs/>
+        </w:rPr>
+        <w:t xml:space="preserve">Linealidad del sensor de corriente:</w:t>
+      </w:r>
+      <w:r>
+        <w:t xml:space="preserve"> </w:t>
+      </w:r>
+      <w:r>
+        <w:t xml:space="preserve">La señal entregada por el sensor SCT-013 y adaptada para el microcontrolador mantendrá una relación lineal y directa con la corriente real medida por el multímetro patrón, obteniendo un coeficiente de correlación</w:t>
+      </w:r>
+      <w:r>
+        <w:t xml:space="preserve"> </w:t>
       </w:r>
       <m:oMath>
-        <m:r>
-          <m:t>y</m:t>
-        </m:r>
+        <m:sSup>
+          <m:e>
+            <m:r>
+              <m:t>R</m:t>
+            </m:r>
+          </m:e>
+          <m:sup>
+            <m:r>
+              <m:t>2</m:t>
+            </m:r>
+          </m:sup>
+        </m:sSup>
         <m:r>
           <m:rPr>
             <m:sty m:val="p"/>
           </m:rPr>
-          <m:t>=</m:t>
+          <m:t>&gt;</m:t>
         </m:r>
         <m:r>
-          <m:t>m</m:t>
-        </m:r>
-        <m:r>
-          <m:t>x</m:t>
-        </m:r>
-        <m:r>
-          <m:rPr>
-            <m:sty m:val="p"/>
-          </m:rPr>
-          <m:t>+</m:t>
-        </m:r>
-        <m:r>
-          <m:t>b</m:t>
+          <m:t>0.98</m:t>
         </m:r>
       </m:oMath>
       <w:r>
-        <w:t xml:space="preserve">).</w:t>
-      </w:r>
-      <w:r>
-        <w:t xml:space="preserve"> </w:t>
-      </w:r>
-      <w:r>
-        <w:t xml:space="preserve">* Correlación matemática a través de los coeficientes de</w:t>
-      </w:r>
-      <w:r>
-        <w:t xml:space="preserve"> </w:t>
-      </w:r>
-      <w:r>
-        <w:rPr>
-          <w:b/>
-          <w:bCs/>
-        </w:rPr>
-        <w:t xml:space="preserve">Pearson (</w:t>
-      </w:r>
-      <m:oMath>
-        <m:r>
-          <m:t>r</m:t>
-        </m:r>
-      </m:oMath>
-      <w:r>
-        <w:rPr>
-          <w:b/>
-          <w:bCs/>
-        </w:rPr>
-        <w:t xml:space="preserve">)</w:t>
-      </w:r>
-      <w:r>
-        <w:t xml:space="preserve"> </w:t>
-      </w:r>
-      <w:r>
-        <w:t xml:space="preserve">y</w:t>
-      </w:r>
-      <w:r>
-        <w:t xml:space="preserve"> </w:t>
-      </w:r>
-      <w:r>
-        <w:rPr>
-          <w:b/>
-          <w:bCs/>
-        </w:rPr>
-        <w:t xml:space="preserve">determinación (</w:t>
-      </w:r>
-      <m:oMath>
-        <m:sSup>
-          <m:e>
-            <m:r>
-              <m:t>R</m:t>
-            </m:r>
-          </m:e>
-          <m:sup>
-            <m:r>
-              <m:t>2</m:t>
-            </m:r>
-          </m:sup>
-        </m:sSup>
-      </m:oMath>
-      <w:r>
-        <w:rPr>
-          <w:b/>
-          <w:bCs/>
-        </w:rPr>
-        <w:t xml:space="preserve">)</w:t>
-      </w:r>
-      <w:r>
-        <w:t xml:space="preserve">.</w:t>
-      </w:r>
-      <w:r>
-        <w:t xml:space="preserve"> </w:t>
-      </w:r>
-      <w:r>
-        <w:t xml:space="preserve">* Medición precisa de la desviación mediante el</w:t>
-      </w:r>
-      <w:r>
-        <w:t xml:space="preserve"> </w:t>
-      </w:r>
-      <w:r>
-        <w:rPr>
-          <w:b/>
-          <w:bCs/>
-        </w:rPr>
-        <w:t xml:space="preserve">Error Porcentual Absoluto Medio (MAPE)</w:t>
-      </w:r>
-      <w:r>
-        <w:t xml:space="preserve">, el cual será crucial para aceptar o refutar el límite de tolerancia técnica (error</w:t>
+        <w:t xml:space="preserve"> </w:t>
+      </w:r>
+      <w:r>
+        <w:t xml:space="preserve">en el rango de 0.5 A a 30 A.</w:t>
+      </w:r>
+    </w:p>
+    <w:p>
+      <w:pPr>
+        <w:pStyle w:val="Compact"/>
+        <w:numPr>
+          <w:ilvl w:val="1"/>
+          <w:numId w:val="1009"/>
+        </w:numPr>
+      </w:pPr>
+      <w:r>
+        <w:rPr>
+          <w:b/>
+          <w:bCs/>
+        </w:rPr>
+        <w:t xml:space="preserve">Estabilidad de la alimentación:</w:t>
+      </w:r>
+      <w:r>
+        <w:t xml:space="preserve"> </w:t>
+      </w:r>
+      <w:r>
+        <w:t xml:space="preserve">La fuente compacta Hi-Link integrada suministrará un voltaje continuo estable (con variaciones menores a 50 mV) para evitar que el ruido eléctrico distorsione las lecturas analógicas del microcontrolador.</w:t>
+      </w:r>
+    </w:p>
+    <w:p>
+      <w:pPr>
+        <w:pStyle w:val="Compact"/>
+        <w:numPr>
+          <w:ilvl w:val="1"/>
+          <w:numId w:val="1009"/>
+        </w:numPr>
+      </w:pPr>
+      <w:r>
+        <w:rPr>
+          <w:b/>
+          <w:bCs/>
+        </w:rPr>
+        <w:t xml:space="preserve">Cálculo de potencia en tiempo real:</w:t>
+      </w:r>
+      <w:r>
+        <w:t xml:space="preserve"> </w:t>
+      </w:r>
+      <w:r>
+        <w:t xml:space="preserve">Medir de manera simultánea las muestras rápidas de voltaje y corriente en tiempo real permitirá calcular una potencia activa más exacta que si se asumiera un voltaje fijo de 127 V.</w:t>
+      </w:r>
+    </w:p>
+    <w:p>
+      <w:pPr>
+        <w:pStyle w:val="Compact"/>
+        <w:numPr>
+          <w:ilvl w:val="1"/>
+          <w:numId w:val="1009"/>
+        </w:numPr>
+      </w:pPr>
+      <w:r>
+        <w:rPr>
+          <w:b/>
+          <w:bCs/>
+        </w:rPr>
+        <w:t xml:space="preserve">Costo accesible:</w:t>
+      </w:r>
+      <w:r>
+        <w:t xml:space="preserve"> </w:t>
+      </w:r>
+      <w:r>
+        <w:t xml:space="preserve">El costo total de la lista de materiales (BOM) se mantendrá por debajo de los $600.00 MXN, logrando un ahorro de más del 60% en comparación con los medidores comerciales.</w:t>
+      </w:r>
+      <w:r>
+        <w:t xml:space="preserve"> </w:t>
+      </w:r>
+      <w:r>
+        <w:t xml:space="preserve">## 8 Diseño metodológico</w:t>
+      </w:r>
+    </w:p>
+    <w:p>
+      <w:pPr>
+        <w:pStyle w:val="FirstParagraph"/>
+      </w:pPr>
+      <w:r>
+        <w:t xml:space="preserve">El método de trabajo está estructurado para garantizar que las mediciones sean exactas y repetibles, validando el dispositivo tanto en pruebas de laboratorio como en condiciones reales en el hogar.</w:t>
+      </w:r>
+    </w:p>
+    <w:bookmarkStart w:id="16" w:name="universo-población-de-estudio"/>
+    <w:p>
+      <w:pPr>
+        <w:pStyle w:val="Heading3"/>
+      </w:pPr>
+      <w:r>
+        <w:t xml:space="preserve">8.1 Universo (Población de estudio)</w:t>
+      </w:r>
+    </w:p>
+    <w:p>
+      <w:pPr>
+        <w:pStyle w:val="FirstParagraph"/>
+      </w:pPr>
+      <w:r>
+        <w:t xml:space="preserve">En este proyecto técnico, el universo de estudio no consiste en personas, sino en las</w:t>
+      </w:r>
+      <w:r>
+        <w:t xml:space="preserve"> </w:t>
+      </w:r>
+      <w:r>
+        <w:rPr>
+          <w:b/>
+          <w:bCs/>
+        </w:rPr>
+        <w:t xml:space="preserve">diferentes condiciones de consumo eléctrico</w:t>
+      </w:r>
+      <w:r>
+        <w:t xml:space="preserve"> </w:t>
+      </w:r>
+      <w:r>
+        <w:t xml:space="preserve">que se presentan en una instalación monofásica residencial dentro del rango de operación del sensor (de 0 A a 30 A).</w:t>
+      </w:r>
+    </w:p>
+    <w:p>
+      <w:pPr>
+        <w:pStyle w:val="BodyText"/>
+      </w:pPr>
+      <w:r>
+        <w:t xml:space="preserve">Las pruebas finales de campo se realizarán en una vivienda típica con servicio monofásico de CFE (127 V, 60 Hz) ubicada en Tenango del Valle, Estado de México.</w:t>
+      </w:r>
+    </w:p>
+    <w:bookmarkEnd w:id="16"/>
+    <w:bookmarkStart w:id="17" w:name="tamaño-de-la-muestra"/>
+    <w:p>
+      <w:pPr>
+        <w:pStyle w:val="Heading3"/>
+      </w:pPr>
+      <w:r>
+        <w:t xml:space="preserve">8.2 Tamaño de la muestra</w:t>
+      </w:r>
+    </w:p>
+    <w:p>
+      <w:pPr>
+        <w:pStyle w:val="FirstParagraph"/>
+      </w:pPr>
+      <w:r>
+        <w:t xml:space="preserve">Para validar el prototipo, se tomarán</w:t>
+      </w:r>
+      <w:r>
+        <w:t xml:space="preserve"> </w:t>
+      </w:r>
+      <w:r>
+        <w:rPr>
+          <w:b/>
+          <w:bCs/>
+        </w:rPr>
+        <w:t xml:space="preserve">270 lecturas comparativas</w:t>
+      </w:r>
+      <w:r>
+        <w:t xml:space="preserve"> </w:t>
+      </w:r>
+      <w:r>
+        <w:t xml:space="preserve">entre el prototipo y un instrumento de referencia (multímetro patrón). Estas lecturas se dividirán en 9 niveles de corriente diferentes (0.5 A, 1 A, 2 A, 5 A, 10 A, 15 A, 20 A, 25 A y 30 A), registrando 30 muestras en cada nivel para asegurar que el sensor funcione bien en todo su rango.</w:t>
+      </w:r>
+    </w:p>
+    <w:p>
+      <w:pPr>
+        <w:pStyle w:val="BodyText"/>
+      </w:pPr>
+      <w:r>
+        <w:t xml:space="preserve">La selección de las pruebas se realizará de forma dirigida para cubrir la mayor cantidad posible de aparatos de uso común:</w:t>
+      </w:r>
+      <w:r>
+        <w:t xml:space="preserve"> </w:t>
+      </w:r>
+      <w:r>
+        <w:t xml:space="preserve">*</w:t>
+      </w:r>
+      <w:r>
+        <w:t xml:space="preserve"> </w:t>
+      </w:r>
+      <w:r>
+        <w:rPr>
+          <w:b/>
+          <w:bCs/>
+        </w:rPr>
+        <w:t xml:space="preserve">Criterios de inclusión:</w:t>
+      </w:r>
+      <w:r>
+        <w:t xml:space="preserve"> </w:t>
+      </w:r>
+      <w:r>
+        <w:t xml:space="preserve">Aparatos resistivos puros (como focos, planchas o calentadores) y aparatos inductivos comunes (como ventiladores, licuadoras o motores pequeños) conectados a la red de 127 V.</w:t>
+      </w:r>
+      <w:r>
+        <w:t xml:space="preserve"> </w:t>
+      </w:r>
+      <w:r>
+        <w:t xml:space="preserve">*</w:t>
+      </w:r>
+      <w:r>
+        <w:t xml:space="preserve"> </w:t>
+      </w:r>
+      <w:r>
+        <w:rPr>
+          <w:b/>
+          <w:bCs/>
+        </w:rPr>
+        <w:t xml:space="preserve">Criterios de exclusión:</w:t>
+      </w:r>
+      <w:r>
+        <w:t xml:space="preserve"> </w:t>
+      </w:r>
+      <w:r>
+        <w:t xml:space="preserve">Consumos extremadamente bajos por debajo de 0.2 A (que caen en la zona de ruido del sensor), instalaciones de tipo trifásico y aparatos industriales especiales.</w:t>
+      </w:r>
+    </w:p>
+    <w:bookmarkEnd w:id="17"/>
+    <w:bookmarkStart w:id="18" w:name="tipos-de-investigación-a-realizar"/>
+    <w:p>
+      <w:pPr>
+        <w:pStyle w:val="Heading3"/>
+      </w:pPr>
+      <w:r>
+        <w:t xml:space="preserve">8.3 Tipos de investigación a realizar</w:t>
+      </w:r>
+    </w:p>
+    <w:p>
+      <w:pPr>
+        <w:pStyle w:val="Compact"/>
+        <w:numPr>
+          <w:ilvl w:val="0"/>
+          <w:numId w:val="1010"/>
+        </w:numPr>
+      </w:pPr>
+      <w:r>
+        <w:rPr>
+          <w:b/>
+          <w:bCs/>
+        </w:rPr>
+        <w:t xml:space="preserve">Finalidad:</w:t>
+      </w:r>
+      <w:r>
+        <w:t xml:space="preserve"> </w:t>
+      </w:r>
+      <w:r>
+        <w:rPr>
+          <w:i/>
+          <w:iCs/>
+        </w:rPr>
+        <w:t xml:space="preserve">Aplicada y Tecnológica</w:t>
+      </w:r>
+      <w:r>
+        <w:t xml:space="preserve"> </w:t>
+      </w:r>
+      <w:r>
+        <w:t xml:space="preserve">(utiliza principios teóricos de electricidad y programación para construir un prototipo real).</w:t>
+      </w:r>
+    </w:p>
+    <w:p>
+      <w:pPr>
+        <w:pStyle w:val="Compact"/>
+        <w:numPr>
+          <w:ilvl w:val="0"/>
+          <w:numId w:val="1010"/>
+        </w:numPr>
+      </w:pPr>
+      <w:r>
+        <w:rPr>
+          <w:b/>
+          <w:bCs/>
+        </w:rPr>
+        <w:t xml:space="preserve">Enfoque:</w:t>
+      </w:r>
+      <w:r>
+        <w:t xml:space="preserve"> </w:t>
+      </w:r>
+      <w:r>
+        <w:rPr>
+          <w:i/>
+          <w:iCs/>
+        </w:rPr>
+        <w:t xml:space="preserve">Cuantitativo</w:t>
+      </w:r>
+      <w:r>
+        <w:t xml:space="preserve"> </w:t>
+      </w:r>
+      <w:r>
+        <w:t xml:space="preserve">(el éxito se mide con datos numéricos de precisión, voltios, amperios y costos).</w:t>
+      </w:r>
+    </w:p>
+    <w:p>
+      <w:pPr>
+        <w:pStyle w:val="Compact"/>
+        <w:numPr>
+          <w:ilvl w:val="0"/>
+          <w:numId w:val="1010"/>
+        </w:numPr>
+      </w:pPr>
+      <w:r>
+        <w:rPr>
+          <w:b/>
+          <w:bCs/>
+        </w:rPr>
+        <w:t xml:space="preserve">Alcance:</w:t>
+      </w:r>
+      <w:r>
+        <w:t xml:space="preserve"> </w:t>
+      </w:r>
+      <w:r>
+        <w:rPr>
+          <w:i/>
+          <w:iCs/>
+        </w:rPr>
+        <w:t xml:space="preserve">Correlacional</w:t>
+      </w:r>
+      <w:r>
+        <w:t xml:space="preserve"> </w:t>
+      </w:r>
+      <w:r>
+        <w:t xml:space="preserve">(compara directamente las mediciones del prototipo contra el multímetro de referencia para analizar sus diferencias).</w:t>
+      </w:r>
+    </w:p>
+    <w:p>
+      <w:pPr>
+        <w:pStyle w:val="Compact"/>
+        <w:numPr>
+          <w:ilvl w:val="0"/>
+          <w:numId w:val="1010"/>
+        </w:numPr>
+      </w:pPr>
+      <w:r>
+        <w:rPr>
+          <w:b/>
+          <w:bCs/>
+        </w:rPr>
+        <w:t xml:space="preserve">Lugar:</w:t>
+      </w:r>
+      <w:r>
+        <w:t xml:space="preserve"> </w:t>
+      </w:r>
+      <w:r>
+        <w:rPr>
+          <w:i/>
+          <w:iCs/>
+        </w:rPr>
+        <w:t xml:space="preserve">Mixto</w:t>
+      </w:r>
+      <w:r>
+        <w:t xml:space="preserve">, iniciando con pruebas controladas en un</w:t>
+      </w:r>
+      <w:r>
+        <w:t xml:space="preserve"> </w:t>
+      </w:r>
+      <w:r>
+        <w:rPr>
+          <w:b/>
+          <w:bCs/>
+        </w:rPr>
+        <w:t xml:space="preserve">laboratorio</w:t>
+      </w:r>
+      <w:r>
+        <w:t xml:space="preserve"> </w:t>
+      </w:r>
+      <w:r>
+        <w:t xml:space="preserve">escolar y finalizando con mediciones de campo en un</w:t>
+      </w:r>
+      <w:r>
+        <w:t xml:space="preserve"> </w:t>
+      </w:r>
+      <w:r>
+        <w:rPr>
+          <w:b/>
+          <w:bCs/>
+        </w:rPr>
+        <w:t xml:space="preserve">hogar</w:t>
+      </w:r>
+      <w:r>
+        <w:t xml:space="preserve"> </w:t>
+      </w:r>
+      <w:r>
+        <w:t xml:space="preserve">real.</w:t>
+      </w:r>
+    </w:p>
+    <w:bookmarkEnd w:id="18"/>
+    <w:bookmarkStart w:id="20" w:name="X8d8ecd0a886534011d5e56a06b1a1b753d26010"/>
+    <w:p>
+      <w:pPr>
+        <w:pStyle w:val="Heading3"/>
+      </w:pPr>
+      <w:r>
+        <w:t xml:space="preserve">8.4 Tipo de instrumento a utilizar para la recolección de la información</w:t>
+      </w:r>
+    </w:p>
+    <w:p>
+      <w:pPr>
+        <w:pStyle w:val="FirstParagraph"/>
+      </w:pPr>
+      <w:r>
+        <w:t xml:space="preserve">El dispositivo bajo prueba es el</w:t>
+      </w:r>
+      <w:r>
+        <w:t xml:space="preserve"> </w:t>
+      </w:r>
+      <w:r>
+        <w:rPr>
+          <w:b/>
+          <w:bCs/>
+        </w:rPr>
+        <w:t xml:space="preserve">Prototipo SME-IoT</w:t>
+      </w:r>
+      <w:r>
+        <w:t xml:space="preserve">, que integra el ESP32 y los sensores SCT-013 y ZMPT101B.</w:t>
+      </w:r>
+    </w:p>
+    <w:p>
+      <w:pPr>
+        <w:pStyle w:val="BodyText"/>
+      </w:pPr>
+      <w:r>
+        <w:t xml:space="preserve">Para validar que las lecturas sean precisas, se utilizará un</w:t>
+      </w:r>
+      <w:r>
+        <w:t xml:space="preserve"> </w:t>
+      </w:r>
+      <w:r>
+        <w:rPr>
+          <w:b/>
+          <w:bCs/>
+        </w:rPr>
+        <w:t xml:space="preserve">Multímetro Industrial Fluke 87V (Instrumento Patrón)</w:t>
+      </w:r>
+      <w:r>
+        <w:t xml:space="preserve"> </w:t>
+      </w:r>
+      <w:r>
+        <w:t xml:space="preserve">como equipo de referencia. Este multímetro profesional de alta resolución tiene una precisión certificada del</w:t>
       </w:r>
       <w:r>
         <w:t xml:space="preserve"> </w:t>
@@ -2293,10 +2881,10 @@
           <m:rPr>
             <m:sty m:val="p"/>
           </m:rPr>
-          <m:t>&lt;</m:t>
+          <m:t>±</m:t>
         </m:r>
         <m:r>
-          <m:t>5</m:t>
+          <m:t>0.7</m:t>
         </m:r>
         <m:r>
           <m:rPr>
@@ -2306,7 +2894,1084 @@
         </m:r>
       </m:oMath>
       <w:r>
-        <w:t xml:space="preserve">).</w:t>
+        <w:t xml:space="preserve"> </w:t>
+      </w:r>
+      <w:r>
+        <w:t xml:space="preserve">para lecturas de voltaje y de</w:t>
+      </w:r>
+      <w:r>
+        <w:t xml:space="preserve"> </w:t>
+      </w:r>
+      <m:oMath>
+        <m:r>
+          <m:rPr>
+            <m:sty m:val="p"/>
+          </m:rPr>
+          <m:t>±</m:t>
+        </m:r>
+        <m:r>
+          <m:t>1.0</m:t>
+        </m:r>
+        <m:r>
+          <m:rPr>
+            <m:sty m:val="p"/>
+          </m:rPr>
+          <m:t>%</m:t>
+        </m:r>
+      </m:oMath>
+      <w:r>
+        <w:t xml:space="preserve"> </w:t>
+      </w:r>
+      <w:r>
+        <w:t xml:space="preserve">para corriente (Fluke Corporation, 2020). Además, cuenta con un certificado de calibración vigente de un laboratorio acreditado bajo la norma internacional</w:t>
+      </w:r>
+      <w:r>
+        <w:t xml:space="preserve"> </w:t>
+      </w:r>
+      <w:r>
+        <w:rPr>
+          <w:b/>
+          <w:bCs/>
+        </w:rPr>
+        <w:t xml:space="preserve">ISO/IEC 17025:2017</w:t>
+      </w:r>
+      <w:r>
+        <w:t xml:space="preserve">, garantizando la total confiabilidad de las pruebas.</w:t>
+      </w:r>
+    </w:p>
+    <w:bookmarkStart w:id="19" w:name="cadena-de-trazabilidad-metrológica"/>
+    <w:p>
+      <w:pPr>
+        <w:pStyle w:val="Heading4"/>
+      </w:pPr>
+      <w:r>
+        <w:t xml:space="preserve">8.4.1 Cadena de Trazabilidad Metrológica</w:t>
+      </w:r>
+    </w:p>
+    <w:p>
+      <w:pPr>
+        <w:pStyle w:val="FirstParagraph"/>
+      </w:pPr>
+      <w:r>
+        <w:t xml:space="preserve">La confianza de las mediciones del prototipo se basa en una cadena de comparación que llega hasta los patrones nacionales de medición en México. A continuación, se muestra el camino de calibración establecido:</w:t>
+      </w:r>
+    </w:p>
+    <w:p>
+      <w:pPr>
+        <w:pStyle w:val="SourceCode"/>
+      </w:pPr>
+      <w:r>
+        <w:rPr>
+          <w:rStyle w:val="VerbatimChar"/>
+        </w:rPr>
+        <w:t xml:space="preserve">graph TD</w:t>
+      </w:r>
+      <w:r>
+        <w:br/>
+      </w:r>
+      <w:r>
+        <w:rPr>
+          <w:rStyle w:val="VerbatimChar"/>
+        </w:rPr>
+        <w:t xml:space="preserve">    A["Patrón Nacional de Tensión y Corriente AC (CENAM, México)&lt;br&gt;Incertidumbre primaria extremadamente baja (&lt; 0.001%)"] --&gt; B["Patrón de Referencia de Laboratorio Acreditado (ISO/IEC 17025)&lt;br&gt;Calibrado por comparación directa con el patrón nacional"]</w:t>
+      </w:r>
+      <w:r>
+        <w:br/>
+      </w:r>
+      <w:r>
+        <w:rPr>
+          <w:rStyle w:val="VerbatimChar"/>
+        </w:rPr>
+        <w:t xml:space="preserve">    B --&gt; C["Instrumento Patrón de Trabajo: Multímetro Fluke 87V (True-RMS)&lt;br&gt;Exactitud CA Voltaje: ±0.7% + 2 dig, Corriente: ±1.0% + 2 dig"]</w:t>
+      </w:r>
+      <w:r>
+        <w:br/>
+      </w:r>
+      <w:r>
+        <w:rPr>
+          <w:rStyle w:val="VerbatimChar"/>
+        </w:rPr>
+        <w:t xml:space="preserve">    C --&gt; D["Dispositivo Bajo Prueba (DUT): Prototipo SME-IoT (ESP32)&lt;br&gt;Algoritmo DSP calibrado bajo condiciones controladas (23 °C ± 5 °C)"]</w:t>
+      </w:r>
+    </w:p>
+    <w:p>
+      <w:pPr>
+        <w:pStyle w:val="FirstParagraph"/>
+      </w:pPr>
+      <w:r>
+        <w:t xml:space="preserve">Figura 8.1. Cadena de trazabilidad metrológica del prototipo</w:t>
+      </w:r>
+    </w:p>
+    <w:p>
+      <w:pPr>
+        <w:pStyle w:val="Compact"/>
+        <w:numPr>
+          <w:ilvl w:val="0"/>
+          <w:numId w:val="1011"/>
+        </w:numPr>
+      </w:pPr>
+      <w:r>
+        <w:rPr>
+          <w:b/>
+          <w:bCs/>
+        </w:rPr>
+        <w:t xml:space="preserve">Patrón Nacional (CENAM):</w:t>
+      </w:r>
+      <w:r>
+        <w:t xml:space="preserve"> </w:t>
+      </w:r>
+      <w:r>
+        <w:t xml:space="preserve">Es la máxima autoridad de medición en México, encargada de mantener los patrones más precisos de voltaje y corriente en el país.</w:t>
+      </w:r>
+    </w:p>
+    <w:p>
+      <w:pPr>
+        <w:pStyle w:val="Compact"/>
+        <w:numPr>
+          <w:ilvl w:val="0"/>
+          <w:numId w:val="1011"/>
+        </w:numPr>
+      </w:pPr>
+      <w:r>
+        <w:rPr>
+          <w:b/>
+          <w:bCs/>
+        </w:rPr>
+        <w:t xml:space="preserve">Laboratorio Secundario Acreditado:</w:t>
+      </w:r>
+      <w:r>
+        <w:t xml:space="preserve"> </w:t>
+      </w:r>
+      <w:r>
+        <w:t xml:space="preserve">Laboratorio externo certificado por la Entidad Mexicana de Acreditación (EMA) que calibra el multímetro Fluke contra sus patrones de alta precisión de forma periódica.</w:t>
+      </w:r>
+    </w:p>
+    <w:p>
+      <w:pPr>
+        <w:pStyle w:val="Compact"/>
+        <w:numPr>
+          <w:ilvl w:val="0"/>
+          <w:numId w:val="1011"/>
+        </w:numPr>
+      </w:pPr>
+      <w:r>
+        <w:rPr>
+          <w:b/>
+          <w:bCs/>
+        </w:rPr>
+        <w:t xml:space="preserve">Instrumento Patrón (Fluke 87V):</w:t>
+      </w:r>
+      <w:r>
+        <w:t xml:space="preserve"> </w:t>
+      </w:r>
+      <w:r>
+        <w:t xml:space="preserve">Es el multímetro que usamos directamente en la mesa de pruebas para verificar que el prototipo mida de forma correcta. Su filtro integrado elimina ruidos externos para no falsear las pruebas.</w:t>
+      </w:r>
+    </w:p>
+    <w:p>
+      <w:pPr>
+        <w:pStyle w:val="Compact"/>
+        <w:numPr>
+          <w:ilvl w:val="0"/>
+          <w:numId w:val="1011"/>
+        </w:numPr>
+      </w:pPr>
+      <w:r>
+        <w:rPr>
+          <w:b/>
+          <w:bCs/>
+        </w:rPr>
+        <w:t xml:space="preserve">Prototipo SME-IoT (Dispositivo bajo prueba):</w:t>
+      </w:r>
+      <w:r>
+        <w:t xml:space="preserve"> </w:t>
+      </w:r>
+      <w:r>
+        <w:t xml:space="preserve">Se ajusta mediante el programa del ESP32 en un ambiente controlado (temperatura de 23 °C</w:t>
+      </w:r>
+      <w:r>
+        <w:t xml:space="preserve"> </w:t>
+      </w:r>
+      <m:oMath>
+        <m:r>
+          <m:rPr>
+            <m:sty m:val="p"/>
+          </m:rPr>
+          <m:t>±</m:t>
+        </m:r>
+        <m:r>
+          <m:t>5</m:t>
+        </m:r>
+      </m:oMath>
+      <w:r>
+        <w:t xml:space="preserve"> </w:t>
+      </w:r>
+      <w:r>
+        <w:t xml:space="preserve">°C) para asegurar que las mediciones posteriores en la casa sean exactas.</w:t>
+      </w:r>
+    </w:p>
+    <w:p>
+      <w:pPr>
+        <w:pStyle w:val="FirstParagraph"/>
+      </w:pPr>
+      <w:r>
+        <w:t xml:space="preserve">Para registrar los datos de manera automática y ordenada, el prototipo guardará los valores de voltaje (</w:t>
+      </w:r>
+      <m:oMath>
+        <m:sSub>
+          <m:e>
+            <m:r>
+              <m:t>V</m:t>
+            </m:r>
+          </m:e>
+          <m:sub>
+            <m:r>
+              <m:t>R</m:t>
+            </m:r>
+            <m:r>
+              <m:t>M</m:t>
+            </m:r>
+            <m:r>
+              <m:t>S</m:t>
+            </m:r>
+          </m:sub>
+        </m:sSub>
+      </m:oMath>
+      <w:r>
+        <w:t xml:space="preserve">), corriente (</w:t>
+      </w:r>
+      <m:oMath>
+        <m:sSub>
+          <m:e>
+            <m:r>
+              <m:t>I</m:t>
+            </m:r>
+          </m:e>
+          <m:sub>
+            <m:r>
+              <m:t>R</m:t>
+            </m:r>
+            <m:r>
+              <m:t>M</m:t>
+            </m:r>
+            <m:r>
+              <m:t>S</m:t>
+            </m:r>
+          </m:sub>
+        </m:sSub>
+      </m:oMath>
+      <w:r>
+        <w:t xml:space="preserve">), potencia activa (</w:t>
+      </w:r>
+      <m:oMath>
+        <m:r>
+          <m:t>P</m:t>
+        </m:r>
+      </m:oMath>
+      <w:r>
+        <w:t xml:space="preserve">), potencia aparente (</w:t>
+      </w:r>
+      <m:oMath>
+        <m:r>
+          <m:t>S</m:t>
+        </m:r>
+      </m:oMath>
+      <w:r>
+        <w:t xml:space="preserve">) y factor de potencia (</w:t>
+      </w:r>
+      <m:oMath>
+        <m:r>
+          <m:t>F</m:t>
+        </m:r>
+        <m:r>
+          <m:t>P</m:t>
+        </m:r>
+      </m:oMath>
+      <w:r>
+        <w:t xml:space="preserve">) en un archivo de texto plano delimitado por comas (</w:t>
+      </w:r>
+      <w:r>
+        <w:rPr>
+          <w:rStyle w:val="VerbatimChar"/>
+        </w:rPr>
+        <w:t xml:space="preserve">.CSV</w:t>
+      </w:r>
+      <w:r>
+        <w:t xml:space="preserve">) dentro de una</w:t>
+      </w:r>
+      <w:r>
+        <w:t xml:space="preserve"> </w:t>
+      </w:r>
+      <w:r>
+        <w:rPr>
+          <w:b/>
+          <w:bCs/>
+        </w:rPr>
+        <w:t xml:space="preserve">tarjeta microSD</w:t>
+      </w:r>
+      <w:r>
+        <w:t xml:space="preserve"> </w:t>
+      </w:r>
+      <w:r>
+        <w:t xml:space="preserve">conectada por bus SPI. Cada registro incluirá la fecha y hora exacta gracias a un módulo de reloj de tiempo real (RTC DS3231) incorporado.</w:t>
+      </w:r>
+    </w:p>
+    <w:bookmarkEnd w:id="19"/>
+    <w:bookmarkEnd w:id="20"/>
+    <w:bookmarkStart w:id="24" w:name="X89aabfabc905763024963754ac8375cad4294d6"/>
+    <w:p>
+      <w:pPr>
+        <w:pStyle w:val="Heading3"/>
+      </w:pPr>
+      <w:r>
+        <w:t xml:space="preserve">8.5 Procesamiento y Análisis de Datos (Calibración)</w:t>
+      </w:r>
+    </w:p>
+    <w:p>
+      <w:pPr>
+        <w:pStyle w:val="FirstParagraph"/>
+      </w:pPr>
+      <w:r>
+        <w:t xml:space="preserve">Las mediciones obtenidas se procesarán utilizando herramientas sencillas en hojas de cálculo (Microsoft Excel) o mediante pequeños programas en Python (con las bibliotecas Pandas y NumPy).</w:t>
+      </w:r>
+    </w:p>
+    <w:p>
+      <w:pPr>
+        <w:pStyle w:val="BodyText"/>
+      </w:pPr>
+      <w:r>
+        <w:t xml:space="preserve">El análisis para comprobar el correcto funcionamiento del dispositivo se dividirá en las siguientes fases:</w:t>
+      </w:r>
+    </w:p>
+    <w:bookmarkStart w:id="21" w:name="X024b8b65df347ee87e9f4f9e5115e29ab51bc30"/>
+    <w:p>
+      <w:pPr>
+        <w:pStyle w:val="Heading4"/>
+      </w:pPr>
+      <w:r>
+        <w:t xml:space="preserve">8.5.1 Fórmulas de Calibración y Ajuste de Coeficientes</w:t>
+      </w:r>
+    </w:p>
+    <w:p>
+      <w:pPr>
+        <w:pStyle w:val="FirstParagraph"/>
+      </w:pPr>
+      <w:r>
+        <w:t xml:space="preserve">El programa del ESP32 utiliza constantes multiplicadoras para convertir las lecturas analógicas del sensor a valores físicos reales de voltaje y corriente. Antes del experimento, el prototipo se calibra con cargas conocidas y estables:</w:t>
+      </w:r>
+    </w:p>
+    <w:p>
+      <w:pPr>
+        <w:pStyle w:val="Compact"/>
+        <w:numPr>
+          <w:ilvl w:val="0"/>
+          <w:numId w:val="1012"/>
+        </w:numPr>
+      </w:pPr>
+      <w:r>
+        <w:rPr>
+          <w:b/>
+          <w:bCs/>
+        </w:rPr>
+        <w:t xml:space="preserve">Calibración de Voltaje (</w:t>
+      </w:r>
+      <m:oMath>
+        <m:sSub>
+          <m:e>
+            <m:r>
+              <m:t>V</m:t>
+            </m:r>
+          </m:e>
+          <m:sub>
+            <m:r>
+              <m:t>C</m:t>
+            </m:r>
+            <m:r>
+              <m:t>A</m:t>
+            </m:r>
+            <m:r>
+              <m:t>L</m:t>
+            </m:r>
+          </m:sub>
+        </m:sSub>
+      </m:oMath>
+      <w:r>
+        <w:rPr>
+          <w:b/>
+          <w:bCs/>
+        </w:rPr>
+        <w:t xml:space="preserve">):</w:t>
+      </w:r>
+    </w:p>
+    <w:p>
+      <w:pPr>
+        <w:pStyle w:val="Compact"/>
+      </w:pPr>
+      <m:oMathPara>
+        <m:oMathParaPr>
+          <m:jc m:val="center"/>
+        </m:oMathParaPr>
+        <m:oMath>
+          <m:sSub>
+            <m:e>
+              <m:r>
+                <m:t>V</m:t>
+              </m:r>
+            </m:e>
+            <m:sub>
+              <m:r>
+                <m:t>C</m:t>
+              </m:r>
+              <m:r>
+                <m:t>A</m:t>
+              </m:r>
+              <m:r>
+                <m:t>L</m:t>
+              </m:r>
+            </m:sub>
+          </m:sSub>
+          <m:r>
+            <m:rPr>
+              <m:sty m:val="p"/>
+            </m:rPr>
+            <m:t>=</m:t>
+          </m:r>
+          <m:f>
+            <m:fPr>
+              <m:type m:val="bar"/>
+            </m:fPr>
+            <m:num>
+              <m:sSub>
+                <m:e>
+                  <m:r>
+                    <m:t>V</m:t>
+                  </m:r>
+                </m:e>
+                <m:sub>
+                  <m:r>
+                    <m:t>R</m:t>
+                  </m:r>
+                  <m:r>
+                    <m:t>e</m:t>
+                  </m:r>
+                  <m:r>
+                    <m:t>a</m:t>
+                  </m:r>
+                  <m:r>
+                    <m:t>l</m:t>
+                  </m:r>
+                </m:sub>
+              </m:sSub>
+            </m:num>
+            <m:den>
+              <m:sSub>
+                <m:e>
+                  <m:r>
+                    <m:t>V</m:t>
+                  </m:r>
+                </m:e>
+                <m:sub>
+                  <m:r>
+                    <m:t>C</m:t>
+                  </m:r>
+                  <m:r>
+                    <m:t>r</m:t>
+                  </m:r>
+                  <m:r>
+                    <m:t>u</m:t>
+                  </m:r>
+                  <m:r>
+                    <m:t>d</m:t>
+                  </m:r>
+                  <m:r>
+                    <m:t>o</m:t>
+                  </m:r>
+                  <m:r>
+                    <m:rPr>
+                      <m:sty m:val="p"/>
+                    </m:rPr>
+                    <m:t>_</m:t>
+                  </m:r>
+                  <m:r>
+                    <m:t>E</m:t>
+                  </m:r>
+                  <m:r>
+                    <m:t>S</m:t>
+                  </m:r>
+                  <m:r>
+                    <m:t>P</m:t>
+                  </m:r>
+                </m:sub>
+              </m:sSub>
+            </m:den>
+          </m:f>
+        </m:oMath>
+      </m:oMathPara>
+    </w:p>
+    <w:p>
+      <w:pPr>
+        <w:pStyle w:val="Compact"/>
+        <w:numPr>
+          <w:ilvl w:val="0"/>
+          <w:numId w:val="1000"/>
+        </w:numPr>
+      </w:pPr>
+      <w:r>
+        <w:t xml:space="preserve">Donde</w:t>
+      </w:r>
+      <w:r>
+        <w:t xml:space="preserve"> </w:t>
+      </w:r>
+      <m:oMath>
+        <m:sSub>
+          <m:e>
+            <m:r>
+              <m:t>V</m:t>
+            </m:r>
+          </m:e>
+          <m:sub>
+            <m:r>
+              <m:t>R</m:t>
+            </m:r>
+            <m:r>
+              <m:t>e</m:t>
+            </m:r>
+            <m:r>
+              <m:t>a</m:t>
+            </m:r>
+            <m:r>
+              <m:t>l</m:t>
+            </m:r>
+          </m:sub>
+        </m:sSub>
+      </m:oMath>
+      <w:r>
+        <w:t xml:space="preserve"> </w:t>
+      </w:r>
+      <w:r>
+        <w:t xml:space="preserve">es el voltaje del multímetro Fluke y</w:t>
+      </w:r>
+      <w:r>
+        <w:t xml:space="preserve"> </w:t>
+      </w:r>
+      <m:oMath>
+        <m:sSub>
+          <m:e>
+            <m:r>
+              <m:t>V</m:t>
+            </m:r>
+          </m:e>
+          <m:sub>
+            <m:r>
+              <m:t>C</m:t>
+            </m:r>
+            <m:r>
+              <m:t>r</m:t>
+            </m:r>
+            <m:r>
+              <m:t>u</m:t>
+            </m:r>
+            <m:r>
+              <m:t>d</m:t>
+            </m:r>
+            <m:r>
+              <m:t>o</m:t>
+            </m:r>
+            <m:r>
+              <m:rPr>
+                <m:sty m:val="p"/>
+              </m:rPr>
+              <m:t>_</m:t>
+            </m:r>
+            <m:r>
+              <m:t>E</m:t>
+            </m:r>
+            <m:r>
+              <m:t>S</m:t>
+            </m:r>
+            <m:r>
+              <m:t>P</m:t>
+            </m:r>
+          </m:sub>
+        </m:sSub>
+      </m:oMath>
+      <w:r>
+        <w:t xml:space="preserve"> </w:t>
+      </w:r>
+      <w:r>
+        <w:t xml:space="preserve">es la lectura directa sin calibrar del microcontrolador.</w:t>
+      </w:r>
+    </w:p>
+    <w:p>
+      <w:pPr>
+        <w:pStyle w:val="Compact"/>
+        <w:numPr>
+          <w:ilvl w:val="0"/>
+          <w:numId w:val="1012"/>
+        </w:numPr>
+      </w:pPr>
+      <w:r>
+        <w:rPr>
+          <w:b/>
+          <w:bCs/>
+        </w:rPr>
+        <w:t xml:space="preserve">Calibración de Corriente (</w:t>
+      </w:r>
+      <m:oMath>
+        <m:sSub>
+          <m:e>
+            <m:r>
+              <m:t>I</m:t>
+            </m:r>
+          </m:e>
+          <m:sub>
+            <m:r>
+              <m:t>C</m:t>
+            </m:r>
+            <m:r>
+              <m:t>A</m:t>
+            </m:r>
+            <m:r>
+              <m:t>L</m:t>
+            </m:r>
+          </m:sub>
+        </m:sSub>
+      </m:oMath>
+      <w:r>
+        <w:rPr>
+          <w:b/>
+          <w:bCs/>
+        </w:rPr>
+        <w:t xml:space="preserve">):</w:t>
+      </w:r>
+    </w:p>
+    <w:p>
+      <w:pPr>
+        <w:pStyle w:val="Compact"/>
+      </w:pPr>
+      <m:oMathPara>
+        <m:oMathParaPr>
+          <m:jc m:val="center"/>
+        </m:oMathParaPr>
+        <m:oMath>
+          <m:sSub>
+            <m:e>
+              <m:r>
+                <m:t>I</m:t>
+              </m:r>
+            </m:e>
+            <m:sub>
+              <m:r>
+                <m:t>C</m:t>
+              </m:r>
+              <m:r>
+                <m:t>A</m:t>
+              </m:r>
+              <m:r>
+                <m:t>L</m:t>
+              </m:r>
+            </m:sub>
+          </m:sSub>
+          <m:r>
+            <m:rPr>
+              <m:sty m:val="p"/>
+            </m:rPr>
+            <m:t>=</m:t>
+          </m:r>
+          <m:f>
+            <m:fPr>
+              <m:type m:val="bar"/>
+            </m:fPr>
+            <m:num>
+              <m:sSub>
+                <m:e>
+                  <m:r>
+                    <m:t>I</m:t>
+                  </m:r>
+                </m:e>
+                <m:sub>
+                  <m:r>
+                    <m:t>R</m:t>
+                  </m:r>
+                  <m:r>
+                    <m:t>e</m:t>
+                  </m:r>
+                  <m:r>
+                    <m:t>a</m:t>
+                  </m:r>
+                  <m:r>
+                    <m:t>l</m:t>
+                  </m:r>
+                </m:sub>
+              </m:sSub>
+            </m:num>
+            <m:den>
+              <m:sSub>
+                <m:e>
+                  <m:r>
+                    <m:t>I</m:t>
+                  </m:r>
+                </m:e>
+                <m:sub>
+                  <m:r>
+                    <m:t>C</m:t>
+                  </m:r>
+                  <m:r>
+                    <m:t>r</m:t>
+                  </m:r>
+                  <m:r>
+                    <m:t>u</m:t>
+                  </m:r>
+                  <m:r>
+                    <m:t>d</m:t>
+                  </m:r>
+                  <m:r>
+                    <m:t>o</m:t>
+                  </m:r>
+                  <m:r>
+                    <m:rPr>
+                      <m:sty m:val="p"/>
+                    </m:rPr>
+                    <m:t>_</m:t>
+                  </m:r>
+                  <m:r>
+                    <m:t>E</m:t>
+                  </m:r>
+                  <m:r>
+                    <m:t>S</m:t>
+                  </m:r>
+                  <m:r>
+                    <m:t>P</m:t>
+                  </m:r>
+                </m:sub>
+              </m:sSub>
+            </m:den>
+          </m:f>
+        </m:oMath>
+      </m:oMathPara>
+    </w:p>
+    <w:p>
+      <w:pPr>
+        <w:pStyle w:val="Compact"/>
+        <w:numPr>
+          <w:ilvl w:val="0"/>
+          <w:numId w:val="1012"/>
+        </w:numPr>
+      </w:pPr>
+      <w:r>
+        <w:rPr>
+          <w:b/>
+          <w:bCs/>
+        </w:rPr>
+        <w:t xml:space="preserve">Ajuste de Desfase de Fase (</w:t>
+      </w:r>
+      <m:oMath>
+        <m:r>
+          <m:t>P</m:t>
+        </m:r>
+        <m:r>
+          <m:t>h</m:t>
+        </m:r>
+        <m:r>
+          <m:t>a</m:t>
+        </m:r>
+        <m:r>
+          <m:t>s</m:t>
+        </m:r>
+        <m:sSub>
+          <m:e>
+            <m:r>
+              <m:t>e</m:t>
+            </m:r>
+          </m:e>
+          <m:sub>
+            <m:r>
+              <m:t>C</m:t>
+            </m:r>
+            <m:r>
+              <m:t>A</m:t>
+            </m:r>
+            <m:r>
+              <m:t>L</m:t>
+            </m:r>
+          </m:sub>
+        </m:sSub>
+      </m:oMath>
+      <w:r>
+        <w:rPr>
+          <w:b/>
+          <w:bCs/>
+        </w:rPr>
+        <w:t xml:space="preserve">):</w:t>
+      </w:r>
+      <w:r>
+        <w:t xml:space="preserve"> </w:t>
+      </w:r>
+      <w:r>
+        <w:t xml:space="preserve">Los sensores magnéticos introducen por su naturaleza un pequeño retraso entre la onda de voltaje y de corriente, lo que afecta el cálculo de la potencia activa. Para corregir este retraso, el programa del ESP32 realiza un ajuste por software para alinear de nuevo ambas ondas:</w:t>
+      </w:r>
+    </w:p>
+    <w:p>
+      <w:pPr>
+        <w:pStyle w:val="Compact"/>
+      </w:pPr>
+      <m:oMathPara>
+        <m:oMathParaPr>
+          <m:jc m:val="center"/>
+        </m:oMathParaPr>
+        <m:oMath>
+          <m:sSub>
+            <m:e>
+              <m:r>
+                <m:t>v</m:t>
+              </m:r>
+            </m:e>
+            <m:sub>
+              <m:r>
+                <m:t>c</m:t>
+              </m:r>
+              <m:r>
+                <m:t>o</m:t>
+              </m:r>
+              <m:r>
+                <m:t>r</m:t>
+              </m:r>
+              <m:r>
+                <m:t>r</m:t>
+              </m:r>
+              <m:r>
+                <m:t>e</m:t>
+              </m:r>
+              <m:r>
+                <m:t>g</m:t>
+              </m:r>
+              <m:r>
+                <m:t>i</m:t>
+              </m:r>
+              <m:r>
+                <m:t>d</m:t>
+              </m:r>
+              <m:r>
+                <m:t>o</m:t>
+              </m:r>
+            </m:sub>
+          </m:sSub>
+          <m:r>
+            <m:rPr>
+              <m:sty m:val="p"/>
+            </m:rPr>
+            <m:t>[</m:t>
+          </m:r>
+          <m:r>
+            <m:t>n</m:t>
+          </m:r>
+          <m:r>
+            <m:rPr>
+              <m:sty m:val="p"/>
+            </m:rPr>
+            <m:t>]</m:t>
+          </m:r>
+          <m:r>
+            <m:rPr>
+              <m:sty m:val="p"/>
+            </m:rPr>
+            <m:t>=</m:t>
+          </m:r>
+          <m:r>
+            <m:t>v</m:t>
+          </m:r>
+          <m:r>
+            <m:rPr>
+              <m:sty m:val="p"/>
+            </m:rPr>
+            <m:t>[</m:t>
+          </m:r>
+          <m:r>
+            <m:t>n</m:t>
+          </m:r>
+          <m:r>
+            <m:rPr>
+              <m:sty m:val="p"/>
+            </m:rPr>
+            <m:t>]</m:t>
+          </m:r>
+          <m:r>
+            <m:rPr>
+              <m:sty m:val="p"/>
+            </m:rPr>
+            <m:t>+</m:t>
+          </m:r>
+          <m:r>
+            <m:t>P</m:t>
+          </m:r>
+          <m:r>
+            <m:t>h</m:t>
+          </m:r>
+          <m:r>
+            <m:t>a</m:t>
+          </m:r>
+          <m:r>
+            <m:t>s</m:t>
+          </m:r>
+          <m:sSub>
+            <m:e>
+              <m:r>
+                <m:t>e</m:t>
+              </m:r>
+            </m:e>
+            <m:sub>
+              <m:r>
+                <m:t>C</m:t>
+              </m:r>
+              <m:r>
+                <m:t>A</m:t>
+              </m:r>
+              <m:r>
+                <m:t>L</m:t>
+              </m:r>
+            </m:sub>
+          </m:sSub>
+          <m:r>
+            <m:rPr>
+              <m:sty m:val="p"/>
+            </m:rPr>
+            <m:t>⋅</m:t>
+          </m:r>
+          <m:r>
+            <m:rPr>
+              <m:sty m:val="p"/>
+            </m:rPr>
+            <m:t>(</m:t>
+          </m:r>
+          <m:r>
+            <m:t>v</m:t>
+          </m:r>
+          <m:r>
+            <m:rPr>
+              <m:sty m:val="p"/>
+            </m:rPr>
+            <m:t>[</m:t>
+          </m:r>
+          <m:r>
+            <m:t>n</m:t>
+          </m:r>
+          <m:r>
+            <m:rPr>
+              <m:sty m:val="p"/>
+            </m:rPr>
+            <m:t>]</m:t>
+          </m:r>
+          <m:r>
+            <m:rPr>
+              <m:sty m:val="p"/>
+            </m:rPr>
+            <m:t>−</m:t>
+          </m:r>
+          <m:r>
+            <m:t>v</m:t>
+          </m:r>
+          <m:r>
+            <m:rPr>
+              <m:sty m:val="p"/>
+            </m:rPr>
+            <m:t>[</m:t>
+          </m:r>
+          <m:r>
+            <m:t>n</m:t>
+          </m:r>
+          <m:r>
+            <m:rPr>
+              <m:sty m:val="p"/>
+            </m:rPr>
+            <m:t>−</m:t>
+          </m:r>
+          <m:r>
+            <m:t>1</m:t>
+          </m:r>
+          <m:r>
+            <m:rPr>
+              <m:sty m:val="p"/>
+            </m:rPr>
+            <m:t>]</m:t>
+          </m:r>
+          <m:r>
+            <m:rPr>
+              <m:sty m:val="p"/>
+            </m:rPr>
+            <m:t>)</m:t>
+          </m:r>
+        </m:oMath>
+      </m:oMathPara>
+    </w:p>
+    <w:p>
+      <w:pPr>
+        <w:pStyle w:val="Compact"/>
+        <w:numPr>
+          <w:ilvl w:val="0"/>
+          <w:numId w:val="1000"/>
+        </w:numPr>
+      </w:pPr>
+      <w:r>
+        <w:t xml:space="preserve">Este coeficiente se calibra conectando una carga resistiva pura (como una plancha, donde el desfase real es cero) y ajustando el valor de</w:t>
+      </w:r>
+      <w:r>
+        <w:t xml:space="preserve"> </w:t>
+      </w:r>
+      <m:oMath>
+        <m:r>
+          <m:t>P</m:t>
+        </m:r>
+        <m:r>
+          <m:t>h</m:t>
+        </m:r>
+        <m:r>
+          <m:t>a</m:t>
+        </m:r>
+        <m:r>
+          <m:t>s</m:t>
+        </m:r>
+        <m:sSub>
+          <m:e>
+            <m:r>
+              <m:t>e</m:t>
+            </m:r>
+          </m:e>
+          <m:sub>
+            <m:r>
+              <m:t>C</m:t>
+            </m:r>
+            <m:r>
+              <m:t>A</m:t>
+            </m:r>
+            <m:r>
+              <m:t>L</m:t>
+            </m:r>
+          </m:sub>
+        </m:sSub>
+      </m:oMath>
+      <w:r>
+        <w:t xml:space="preserve"> </w:t>
+      </w:r>
+      <w:r>
+        <w:t xml:space="preserve">hasta que el factor de potencia calculado en la pantalla sea exactamente de 1.00.</w:t>
+      </w:r>
+    </w:p>
+    <w:bookmarkEnd w:id="21"/>
+    <w:bookmarkStart w:id="22" w:name="análisis-de-precisión-y-linealidad"/>
+    <w:p>
+      <w:pPr>
+        <w:pStyle w:val="Heading4"/>
+      </w:pPr>
+      <w:r>
+        <w:t xml:space="preserve">8.5.2 Análisis de Precisión y Linealidad</w:t>
+      </w:r>
+    </w:p>
+    <w:p>
+      <w:pPr>
+        <w:pStyle w:val="FirstParagraph"/>
+      </w:pPr>
+      <w:r>
+        <w:t xml:space="preserve">Una vez calibrado el sistema, se evaluará la calidad de las mediciones mediante las siguientes técnicas:</w:t>
       </w:r>
       <w:r>
         <w:t xml:space="preserve"> </w:t>
@@ -2322,39 +3987,891 @@
           <w:b/>
           <w:bCs/>
         </w:rPr>
-        <w:t xml:space="preserve">Gráficos de Bland-Altman</w:t>
-      </w:r>
-      <w:r>
-        <w:t xml:space="preserve"> </w:t>
-      </w:r>
-      <w:r>
-        <w:t xml:space="preserve">y análisis</w:t>
-      </w:r>
-      <w:r>
-        <w:t xml:space="preserve"> </w:t>
-      </w:r>
-      <w:r>
-        <w:rPr>
-          <w:b/>
-          <w:bCs/>
-        </w:rPr>
-        <w:t xml:space="preserve">t de Student pareada</w:t>
-      </w:r>
-      <w:r>
-        <w:t xml:space="preserve"> </w:t>
-      </w:r>
-      <w:r>
-        <w:t xml:space="preserve">(verificando antes con Shapiro-Wilk) para determinar rigurosamente la concordancia metrológica entre las mediciones dadas por el prototipo IoT vs. el multímetro de banco.</w:t>
-      </w:r>
-    </w:p>
-    <w:bookmarkEnd w:id="21"/>
-    <w:bookmarkStart w:id="22" w:name="encuesta-y-prueba-piloto-técnica"/>
+        <w:t xml:space="preserve">Estadística Descriptiva:</w:t>
+      </w:r>
+      <w:r>
+        <w:t xml:space="preserve"> </w:t>
+      </w:r>
+      <w:r>
+        <w:t xml:space="preserve">Cálculo de promedios, desviaciones de las lecturas e intervalos de confianza para cada nivel de corriente probado.</w:t>
+      </w:r>
+      <w:r>
+        <w:t xml:space="preserve"> </w:t>
+      </w:r>
+      <w:r>
+        <w:t xml:space="preserve">*</w:t>
+      </w:r>
+      <w:r>
+        <w:t xml:space="preserve"> </w:t>
+      </w:r>
+      <w:r>
+        <w:rPr>
+          <w:b/>
+          <w:bCs/>
+        </w:rPr>
+        <w:t xml:space="preserve">Regresión Lineal:</w:t>
+      </w:r>
+      <w:r>
+        <w:t xml:space="preserve"> </w:t>
+      </w:r>
+      <w:r>
+        <w:t xml:space="preserve">Ajuste de curvas de calibración para comprobar que el sensor de corriente sea lineal en todo su rango de 0.5 A a 30 A, buscando un coeficiente de determinación</w:t>
+      </w:r>
+      <w:r>
+        <w:t xml:space="preserve"> </w:t>
+      </w:r>
+      <m:oMath>
+        <m:sSup>
+          <m:e>
+            <m:r>
+              <m:t>R</m:t>
+            </m:r>
+          </m:e>
+          <m:sup>
+            <m:r>
+              <m:t>2</m:t>
+            </m:r>
+          </m:sup>
+        </m:sSup>
+        <m:r>
+          <m:rPr>
+            <m:sty m:val="p"/>
+          </m:rPr>
+          <m:t>&gt;</m:t>
+        </m:r>
+        <m:r>
+          <m:t>0.98</m:t>
+        </m:r>
+      </m:oMath>
+      <w:r>
+        <w:t xml:space="preserve">.</w:t>
+      </w:r>
+      <w:r>
+        <w:t xml:space="preserve"> </w:t>
+      </w:r>
+      <w:r>
+        <w:t xml:space="preserve">*</w:t>
+      </w:r>
+      <w:r>
+        <w:t xml:space="preserve"> </w:t>
+      </w:r>
+      <w:r>
+        <w:rPr>
+          <w:b/>
+          <w:bCs/>
+        </w:rPr>
+        <w:t xml:space="preserve">Métrica de Error (MAPE):</w:t>
+      </w:r>
+      <w:r>
+        <w:t xml:space="preserve"> </w:t>
+      </w:r>
+      <w:r>
+        <w:t xml:space="preserve">El error promedio se calculará mediante el</w:t>
+      </w:r>
+      <w:r>
+        <w:t xml:space="preserve"> </w:t>
+      </w:r>
+      <w:r>
+        <w:rPr>
+          <w:b/>
+          <w:bCs/>
+        </w:rPr>
+        <w:t xml:space="preserve">Error Porcentual Absoluto Medio (MAPE)</w:t>
+      </w:r>
+      <w:r>
+        <w:t xml:space="preserve">:</w:t>
+      </w:r>
+    </w:p>
+    <w:p>
+      <w:pPr>
+        <w:pStyle w:val="BodyText"/>
+      </w:pPr>
+      <m:oMathPara>
+        <m:oMathParaPr>
+          <m:jc m:val="center"/>
+        </m:oMathParaPr>
+        <m:oMath>
+          <m:r>
+            <m:t>M</m:t>
+          </m:r>
+          <m:r>
+            <m:t>A</m:t>
+          </m:r>
+          <m:r>
+            <m:t>P</m:t>
+          </m:r>
+          <m:r>
+            <m:t>E</m:t>
+          </m:r>
+          <m:r>
+            <m:rPr>
+              <m:sty m:val="p"/>
+            </m:rPr>
+            <m:t>=</m:t>
+          </m:r>
+          <m:f>
+            <m:fPr>
+              <m:type m:val="bar"/>
+            </m:fPr>
+            <m:num>
+              <m:r>
+                <m:t>100</m:t>
+              </m:r>
+              <m:r>
+                <m:rPr>
+                  <m:sty m:val="p"/>
+                </m:rPr>
+                <m:t>%</m:t>
+              </m:r>
+            </m:num>
+            <m:den>
+              <m:r>
+                <m:t>M</m:t>
+              </m:r>
+            </m:den>
+          </m:f>
+          <m:nary>
+            <m:naryPr>
+              <m:chr m:val="∑"/>
+              <m:limLoc m:val="undOvr"/>
+              <m:subHide m:val="off"/>
+              <m:supHide m:val="off"/>
+            </m:naryPr>
+            <m:sub>
+              <m:r>
+                <m:t>m</m:t>
+              </m:r>
+              <m:r>
+                <m:rPr>
+                  <m:sty m:val="p"/>
+                </m:rPr>
+                <m:t>=</m:t>
+              </m:r>
+              <m:r>
+                <m:t>1</m:t>
+              </m:r>
+            </m:sub>
+            <m:sup>
+              <m:r>
+                <m:t>M</m:t>
+              </m:r>
+            </m:sup>
+            <m:e>
+              <m:d>
+                <m:dPr>
+                  <m:begChr m:val="|"/>
+                  <m:sepChr m:val=""/>
+                  <m:endChr m:val="|"/>
+                  <m:grow/>
+                </m:dPr>
+                <m:e>
+                  <m:f>
+                    <m:fPr>
+                      <m:type m:val="bar"/>
+                    </m:fPr>
+                    <m:num>
+                      <m:sSub>
+                        <m:e>
+                          <m:r>
+                            <m:t>X</m:t>
+                          </m:r>
+                        </m:e>
+                        <m:sub>
+                          <m:r>
+                            <m:t>P</m:t>
+                          </m:r>
+                          <m:r>
+                            <m:t>a</m:t>
+                          </m:r>
+                          <m:r>
+                            <m:t>t</m:t>
+                          </m:r>
+                          <m:r>
+                            <m:t>r</m:t>
+                          </m:r>
+                          <m:r>
+                            <m:t>o</m:t>
+                          </m:r>
+                          <m:r>
+                            <m:t>n</m:t>
+                          </m:r>
+                          <m:r>
+                            <m:rPr>
+                              <m:sty m:val="p"/>
+                            </m:rPr>
+                            <m:t>,</m:t>
+                          </m:r>
+                          <m:r>
+                            <m:t>m</m:t>
+                          </m:r>
+                        </m:sub>
+                      </m:sSub>
+                      <m:r>
+                        <m:rPr>
+                          <m:sty m:val="p"/>
+                        </m:rPr>
+                        <m:t>−</m:t>
+                      </m:r>
+                      <m:sSub>
+                        <m:e>
+                          <m:r>
+                            <m:t>X</m:t>
+                          </m:r>
+                        </m:e>
+                        <m:sub>
+                          <m:r>
+                            <m:t>P</m:t>
+                          </m:r>
+                          <m:r>
+                            <m:t>r</m:t>
+                          </m:r>
+                          <m:r>
+                            <m:t>o</m:t>
+                          </m:r>
+                          <m:r>
+                            <m:t>t</m:t>
+                          </m:r>
+                          <m:r>
+                            <m:t>o</m:t>
+                          </m:r>
+                          <m:r>
+                            <m:t>t</m:t>
+                          </m:r>
+                          <m:r>
+                            <m:t>i</m:t>
+                          </m:r>
+                          <m:r>
+                            <m:t>p</m:t>
+                          </m:r>
+                          <m:r>
+                            <m:t>o</m:t>
+                          </m:r>
+                          <m:r>
+                            <m:rPr>
+                              <m:sty m:val="p"/>
+                            </m:rPr>
+                            <m:t>,</m:t>
+                          </m:r>
+                          <m:r>
+                            <m:t>m</m:t>
+                          </m:r>
+                        </m:sub>
+                      </m:sSub>
+                    </m:num>
+                    <m:den>
+                      <m:sSub>
+                        <m:e>
+                          <m:r>
+                            <m:t>X</m:t>
+                          </m:r>
+                        </m:e>
+                        <m:sub>
+                          <m:r>
+                            <m:t>P</m:t>
+                          </m:r>
+                          <m:r>
+                            <m:t>a</m:t>
+                          </m:r>
+                          <m:r>
+                            <m:t>t</m:t>
+                          </m:r>
+                          <m:r>
+                            <m:t>r</m:t>
+                          </m:r>
+                          <m:r>
+                            <m:t>o</m:t>
+                          </m:r>
+                          <m:r>
+                            <m:t>n</m:t>
+                          </m:r>
+                          <m:r>
+                            <m:rPr>
+                              <m:sty m:val="p"/>
+                            </m:rPr>
+                            <m:t>,</m:t>
+                          </m:r>
+                          <m:r>
+                            <m:t>m</m:t>
+                          </m:r>
+                        </m:sub>
+                      </m:sSub>
+                    </m:den>
+                  </m:f>
+                </m:e>
+              </m:d>
+            </m:e>
+          </m:nary>
+        </m:oMath>
+      </m:oMathPara>
+    </w:p>
+    <w:p>
+      <w:pPr>
+        <w:pStyle w:val="FirstParagraph"/>
+      </w:pPr>
+      <w:r>
+        <w:t xml:space="preserve">Donde</w:t>
+      </w:r>
+      <w:r>
+        <w:t xml:space="preserve"> </w:t>
+      </w:r>
+      <m:oMath>
+        <m:r>
+          <m:t>M</m:t>
+        </m:r>
+      </m:oMath>
+      <w:r>
+        <w:t xml:space="preserve"> </w:t>
+      </w:r>
+      <w:r>
+        <w:t xml:space="preserve">es el número de muestras y</w:t>
+      </w:r>
+      <w:r>
+        <w:t xml:space="preserve"> </w:t>
+      </w:r>
+      <m:oMath>
+        <m:r>
+          <m:t>X</m:t>
+        </m:r>
+      </m:oMath>
+      <w:r>
+        <w:t xml:space="preserve"> </w:t>
+      </w:r>
+      <w:r>
+        <w:t xml:space="preserve">representa la potencia medida. Se considerará exitoso si el error promedio es menor al 5% en consumos superiores a 25 W.</w:t>
+      </w:r>
+      <w:r>
+        <w:t xml:space="preserve"> </w:t>
+      </w:r>
+      <w:r>
+        <w:t xml:space="preserve">*</w:t>
+      </w:r>
+      <w:r>
+        <w:t xml:space="preserve"> </w:t>
+      </w:r>
+      <w:r>
+        <w:rPr>
+          <w:b/>
+          <w:bCs/>
+        </w:rPr>
+        <w:t xml:space="preserve">Validación de Medios:</w:t>
+      </w:r>
+      <w:r>
+        <w:t xml:space="preserve"> </w:t>
+      </w:r>
+      <w:r>
+        <w:t xml:space="preserve">Se realizará una comparación directa entre los promedios del prototipo y del multímetro para certificar que las diferencias observadas caigan dentro de límites aceptables y no representen un error sistemático grave en las lecturas.</w:t>
+      </w:r>
+    </w:p>
+    <w:bookmarkEnd w:id="22"/>
+    <w:bookmarkStart w:id="23" w:name="procedimiento-de-pruebas-paso-a-paso"/>
+    <w:p>
+      <w:pPr>
+        <w:pStyle w:val="Heading4"/>
+      </w:pPr>
+      <w:r>
+        <w:t xml:space="preserve">8.5.3 Procedimiento de Pruebas Paso a Paso</w:t>
+      </w:r>
+    </w:p>
+    <w:p>
+      <w:pPr>
+        <w:pStyle w:val="FirstParagraph"/>
+      </w:pPr>
+      <w:r>
+        <w:t xml:space="preserve">Para asegurar que las pruebas puedan repetirse bajo las mismas condiciones, se seguirá detalladamente esta rutina de laboratorio:</w:t>
+      </w:r>
+    </w:p>
+    <w:p>
+      <w:pPr>
+        <w:pStyle w:val="Compact"/>
+        <w:numPr>
+          <w:ilvl w:val="0"/>
+          <w:numId w:val="1013"/>
+        </w:numPr>
+      </w:pPr>
+      <w:r>
+        <w:rPr>
+          <w:b/>
+          <w:bCs/>
+        </w:rPr>
+        <w:t xml:space="preserve">Estabilización Térmica:</w:t>
+      </w:r>
+    </w:p>
+    <w:p>
+      <w:pPr>
+        <w:pStyle w:val="Compact"/>
+        <w:numPr>
+          <w:ilvl w:val="1"/>
+          <w:numId w:val="1014"/>
+        </w:numPr>
+      </w:pPr>
+      <w:r>
+        <w:t xml:space="preserve">Conectar el prototipo SME-IoT y el multímetro Fluke en la mesa de trabajo en condiciones normales de laboratorio.</w:t>
+      </w:r>
+    </w:p>
+    <w:p>
+      <w:pPr>
+        <w:pStyle w:val="Compact"/>
+        <w:numPr>
+          <w:ilvl w:val="1"/>
+          <w:numId w:val="1014"/>
+        </w:numPr>
+      </w:pPr>
+      <w:r>
+        <w:t xml:space="preserve">Dejar encendidos ambos equipos en reposo durante</w:t>
+      </w:r>
+      <w:r>
+        <w:t xml:space="preserve"> </w:t>
+      </w:r>
+      <w:r>
+        <w:rPr>
+          <w:b/>
+          <w:bCs/>
+        </w:rPr>
+        <w:t xml:space="preserve">15 minutos</w:t>
+      </w:r>
+      <w:r>
+        <w:t xml:space="preserve"> </w:t>
+      </w:r>
+      <w:r>
+        <w:t xml:space="preserve">sin conectar ninguna carga. Este paso es fundamental para estabilizar los componentes del circuito y evitar que el calentamiento inicial de las piezas afecte la precisión de las lecturas.</w:t>
+      </w:r>
+    </w:p>
+    <w:p>
+      <w:pPr>
+        <w:pStyle w:val="Compact"/>
+        <w:numPr>
+          <w:ilvl w:val="0"/>
+          <w:numId w:val="1013"/>
+        </w:numPr>
+      </w:pPr>
+      <w:r>
+        <w:rPr>
+          <w:b/>
+          <w:bCs/>
+        </w:rPr>
+        <w:t xml:space="preserve">Registro de Punto Cero o Sin Carga (</w:t>
+      </w:r>
+      <m:oMath>
+        <m:sSub>
+          <m:e>
+            <m:r>
+              <m:t>I</m:t>
+            </m:r>
+          </m:e>
+          <m:sub>
+            <m:r>
+              <m:t>o</m:t>
+            </m:r>
+            <m:r>
+              <m:t>f</m:t>
+            </m:r>
+            <m:r>
+              <m:t>f</m:t>
+            </m:r>
+            <m:r>
+              <m:t>s</m:t>
+            </m:r>
+            <m:r>
+              <m:t>e</m:t>
+            </m:r>
+            <m:r>
+              <m:t>t</m:t>
+            </m:r>
+          </m:sub>
+        </m:sSub>
+      </m:oMath>
+      <w:r>
+        <w:rPr>
+          <w:b/>
+          <w:bCs/>
+        </w:rPr>
+        <w:t xml:space="preserve"> </w:t>
+      </w:r>
+      <w:r>
+        <w:rPr>
+          <w:b/>
+          <w:bCs/>
+        </w:rPr>
+        <w:t xml:space="preserve">y</w:t>
+      </w:r>
+      <w:r>
+        <w:rPr>
+          <w:b/>
+          <w:bCs/>
+        </w:rPr>
+        <w:t xml:space="preserve"> </w:t>
+      </w:r>
+      <m:oMath>
+        <m:sSub>
+          <m:e>
+            <m:r>
+              <m:t>V</m:t>
+            </m:r>
+          </m:e>
+          <m:sub>
+            <m:r>
+              <m:t>o</m:t>
+            </m:r>
+            <m:r>
+              <m:t>f</m:t>
+            </m:r>
+            <m:r>
+              <m:t>f</m:t>
+            </m:r>
+            <m:r>
+              <m:t>s</m:t>
+            </m:r>
+            <m:r>
+              <m:t>e</m:t>
+            </m:r>
+            <m:r>
+              <m:t>t</m:t>
+            </m:r>
+          </m:sub>
+        </m:sSub>
+      </m:oMath>
+      <w:r>
+        <w:rPr>
+          <w:b/>
+          <w:bCs/>
+        </w:rPr>
+        <w:t xml:space="preserve">):</w:t>
+      </w:r>
+    </w:p>
+    <w:p>
+      <w:pPr>
+        <w:pStyle w:val="Compact"/>
+        <w:numPr>
+          <w:ilvl w:val="1"/>
+          <w:numId w:val="1015"/>
+        </w:numPr>
+      </w:pPr>
+      <w:r>
+        <w:t xml:space="preserve">Con la corriente del circuito principal en cero amperios (0.00 A), el microcontrolador tomará un promedio rápido de 10,000 muestras seguidas.</w:t>
+      </w:r>
+    </w:p>
+    <w:p>
+      <w:pPr>
+        <w:pStyle w:val="Compact"/>
+        <w:numPr>
+          <w:ilvl w:val="1"/>
+          <w:numId w:val="1015"/>
+        </w:numPr>
+      </w:pPr>
+      <w:r>
+        <w:t xml:space="preserve">El programa registrará los voltajes promedio entregados por los sensores en reposo (que deben estar muy cerca de 1.65 V) y los fijará como los valores de referencia central.</w:t>
+      </w:r>
+    </w:p>
+    <w:p>
+      <w:pPr>
+        <w:pStyle w:val="Compact"/>
+        <w:numPr>
+          <w:ilvl w:val="0"/>
+          <w:numId w:val="1013"/>
+        </w:numPr>
+      </w:pPr>
+      <w:r>
+        <w:rPr>
+          <w:b/>
+          <w:bCs/>
+        </w:rPr>
+        <w:t xml:space="preserve">Calibración de Escala (</w:t>
+      </w:r>
+      <m:oMath>
+        <m:sSub>
+          <m:e>
+            <m:r>
+              <m:t>V</m:t>
+            </m:r>
+          </m:e>
+          <m:sub>
+            <m:r>
+              <m:t>C</m:t>
+            </m:r>
+            <m:r>
+              <m:t>A</m:t>
+            </m:r>
+            <m:r>
+              <m:t>L</m:t>
+            </m:r>
+          </m:sub>
+        </m:sSub>
+      </m:oMath>
+      <w:r>
+        <w:rPr>
+          <w:b/>
+          <w:bCs/>
+        </w:rPr>
+        <w:t xml:space="preserve"> </w:t>
+      </w:r>
+      <w:r>
+        <w:rPr>
+          <w:b/>
+          <w:bCs/>
+        </w:rPr>
+        <w:t xml:space="preserve">e</w:t>
+      </w:r>
+      <w:r>
+        <w:rPr>
+          <w:b/>
+          <w:bCs/>
+        </w:rPr>
+        <w:t xml:space="preserve"> </w:t>
+      </w:r>
+      <m:oMath>
+        <m:sSub>
+          <m:e>
+            <m:r>
+              <m:t>I</m:t>
+            </m:r>
+          </m:e>
+          <m:sub>
+            <m:r>
+              <m:t>C</m:t>
+            </m:r>
+            <m:r>
+              <m:t>A</m:t>
+            </m:r>
+            <m:r>
+              <m:t>L</m:t>
+            </m:r>
+          </m:sub>
+        </m:sSub>
+      </m:oMath>
+      <w:r>
+        <w:rPr>
+          <w:b/>
+          <w:bCs/>
+        </w:rPr>
+        <w:t xml:space="preserve">):</w:t>
+      </w:r>
+    </w:p>
+    <w:p>
+      <w:pPr>
+        <w:pStyle w:val="Compact"/>
+        <w:numPr>
+          <w:ilvl w:val="1"/>
+          <w:numId w:val="1016"/>
+        </w:numPr>
+      </w:pPr>
+      <w:r>
+        <w:t xml:space="preserve">Conectar un calentador o plancha eléctrica estable de aproximadamente 1,200 W (que demanda unos 9.45 A).</w:t>
+      </w:r>
+    </w:p>
+    <w:p>
+      <w:pPr>
+        <w:pStyle w:val="Compact"/>
+        <w:numPr>
+          <w:ilvl w:val="1"/>
+          <w:numId w:val="1016"/>
+        </w:numPr>
+      </w:pPr>
+      <w:r>
+        <w:t xml:space="preserve">Registrar los valores estables de voltaje y corriente en el multímetro de referencia y ajustar las constantes en el programa del ESP32 hasta que las lecturas en pantalla coincidan con las del multímetro.</w:t>
+      </w:r>
+    </w:p>
+    <w:p>
+      <w:pPr>
+        <w:pStyle w:val="Compact"/>
+        <w:numPr>
+          <w:ilvl w:val="0"/>
+          <w:numId w:val="1013"/>
+        </w:numPr>
+      </w:pPr>
+      <w:r>
+        <w:rPr>
+          <w:b/>
+          <w:bCs/>
+        </w:rPr>
+        <w:t xml:space="preserve">Calibración de Desfase de Fase (</w:t>
+      </w:r>
+      <m:oMath>
+        <m:r>
+          <m:t>P</m:t>
+        </m:r>
+        <m:r>
+          <m:t>h</m:t>
+        </m:r>
+        <m:r>
+          <m:t>a</m:t>
+        </m:r>
+        <m:r>
+          <m:t>s</m:t>
+        </m:r>
+        <m:sSub>
+          <m:e>
+            <m:r>
+              <m:t>e</m:t>
+            </m:r>
+          </m:e>
+          <m:sub>
+            <m:r>
+              <m:t>C</m:t>
+            </m:r>
+            <m:r>
+              <m:t>A</m:t>
+            </m:r>
+            <m:r>
+              <m:t>L</m:t>
+            </m:r>
+          </m:sub>
+        </m:sSub>
+      </m:oMath>
+      <w:r>
+        <w:rPr>
+          <w:b/>
+          <w:bCs/>
+        </w:rPr>
+        <w:t xml:space="preserve">):</w:t>
+      </w:r>
+    </w:p>
+    <w:p>
+      <w:pPr>
+        <w:pStyle w:val="Compact"/>
+        <w:numPr>
+          <w:ilvl w:val="1"/>
+          <w:numId w:val="1017"/>
+        </w:numPr>
+      </w:pPr>
+      <w:r>
+        <w:t xml:space="preserve">Manteniendo conectada la misma plancha o resistencia, observar el factor de potencia que indica el prototipo.</w:t>
+      </w:r>
+    </w:p>
+    <w:p>
+      <w:pPr>
+        <w:pStyle w:val="Compact"/>
+        <w:numPr>
+          <w:ilvl w:val="1"/>
+          <w:numId w:val="1017"/>
+        </w:numPr>
+      </w:pPr>
+      <w:r>
+        <w:t xml:space="preserve">Ajustar por consola el parámetro de desfase en el programa del microcontrolador hasta que la pantalla indique un factor de potencia estable de</w:t>
+      </w:r>
+      <w:r>
+        <w:t xml:space="preserve"> </w:t>
+      </w:r>
+      <w:r>
+        <w:rPr>
+          <w:b/>
+          <w:bCs/>
+        </w:rPr>
+        <w:t xml:space="preserve">1.00</w:t>
+      </w:r>
+      <w:r>
+        <w:rPr>
+          <w:b/>
+          <w:bCs/>
+        </w:rPr>
+        <w:t xml:space="preserve"> </w:t>
+      </w:r>
+      <m:oMath>
+        <m:r>
+          <m:rPr>
+            <m:sty m:val="p"/>
+          </m:rPr>
+          <m:t>±</m:t>
+        </m:r>
+        <m:r>
+          <m:t>0.01</m:t>
+        </m:r>
+      </m:oMath>
+      <w:r>
+        <w:t xml:space="preserve">.</w:t>
+      </w:r>
+    </w:p>
+    <w:p>
+      <w:pPr>
+        <w:pStyle w:val="Compact"/>
+        <w:numPr>
+          <w:ilvl w:val="0"/>
+          <w:numId w:val="1013"/>
+        </w:numPr>
+      </w:pPr>
+      <w:r>
+        <w:rPr>
+          <w:b/>
+          <w:bCs/>
+        </w:rPr>
+        <w:t xml:space="preserve">Rutina de Recolección de Datos:</w:t>
+      </w:r>
+    </w:p>
+    <w:p>
+      <w:pPr>
+        <w:pStyle w:val="Compact"/>
+        <w:numPr>
+          <w:ilvl w:val="1"/>
+          <w:numId w:val="1018"/>
+        </w:numPr>
+      </w:pPr>
+      <w:r>
+        <w:t xml:space="preserve">Utilizar cargas variables para ajustar de forma estable los 9 niveles de corriente estudiados (desde 0.5 A hasta 30 A).</w:t>
+      </w:r>
+    </w:p>
+    <w:p>
+      <w:pPr>
+        <w:pStyle w:val="Compact"/>
+        <w:numPr>
+          <w:ilvl w:val="1"/>
+          <w:numId w:val="1018"/>
+        </w:numPr>
+      </w:pPr>
+      <w:r>
+        <w:t xml:space="preserve">En cada nivel de corriente, esperar a que la lectura se estabilice y registrar automáticamente</w:t>
+      </w:r>
+      <w:r>
+        <w:t xml:space="preserve"> </w:t>
+      </w:r>
+      <w:r>
+        <w:rPr>
+          <w:b/>
+          <w:bCs/>
+        </w:rPr>
+        <w:t xml:space="preserve">30 mediciones</w:t>
+      </w:r>
+      <w:r>
+        <w:t xml:space="preserve"> </w:t>
+      </w:r>
+      <w:r>
+        <w:t xml:space="preserve">seguidas (con 10 segundos de separación entre cada una).</w:t>
+      </w:r>
+    </w:p>
+    <w:p>
+      <w:pPr>
+        <w:pStyle w:val="Compact"/>
+        <w:numPr>
+          <w:ilvl w:val="1"/>
+          <w:numId w:val="1018"/>
+        </w:numPr>
+      </w:pPr>
+      <w:r>
+        <w:t xml:space="preserve">El firmware guardará cada muestra en formato</w:t>
+      </w:r>
+      <w:r>
+        <w:t xml:space="preserve"> </w:t>
+      </w:r>
+      <w:r>
+        <w:rPr>
+          <w:rStyle w:val="VerbatimChar"/>
+        </w:rPr>
+        <w:t xml:space="preserve">.CSV</w:t>
+      </w:r>
+      <w:r>
+        <w:t xml:space="preserve"> </w:t>
+      </w:r>
+      <w:r>
+        <w:t xml:space="preserve">en la tarjeta microSD, registrando la hora, voltios, amperios, watts y factor de potencia, mientras se anota de manera manual la lectura real del multímetro Fluke 87V para la posterior comparación en Excel.</w:t>
+      </w:r>
+    </w:p>
+    <w:bookmarkEnd w:id="23"/>
+    <w:bookmarkEnd w:id="24"/>
+    <w:bookmarkStart w:id="25" w:name="encuesta-y-prueba-piloto-técnica"/>
     <w:p>
       <w:pPr>
         <w:pStyle w:val="Heading3"/>
       </w:pPr>
       <w:r>
-        <w:t xml:space="preserve">Encuesta y Prueba Piloto Técnica</w:t>
+        <w:t xml:space="preserve">8.6 Encuesta y Prueba Piloto Técnica</w:t>
       </w:r>
     </w:p>
     <w:p>
@@ -2362,34 +4879,73 @@
         <w:pStyle w:val="FirstParagraph"/>
       </w:pPr>
       <w:r>
-        <w:t xml:space="preserve">Se realizará una consulta técnica preliminar a 10 usuarios de tarifa doméstica en Tenango del Valle para identificar el umbral de inversión aceptable, estimándolo en un rango de $500 a $700 MXN. De forma complementaria y crucial, se ejecutará una</w:t>
-      </w:r>
-      <w:r>
-        <w:t xml:space="preserve"> </w:t>
-      </w:r>
-      <w:r>
-        <w:rPr>
-          <w:b/>
-          <w:bCs/>
-        </w:rPr>
-        <w:t xml:space="preserve">prueba piloto técnica acotada en campo</w:t>
-      </w:r>
-      <w:r>
-        <w:t xml:space="preserve"> </w:t>
-      </w:r>
-      <w:r>
-        <w:t xml:space="preserve">utilizando únicamente 2 a 3 niveles de carga. El propósito de este piloto es validar que el sistema logre la estabilización térmica adecuada (≥ 5 min sin saturar el ADC), revisar la coherencia de reconexión del protocolo MQTT en caso de cortes WiFi, y certificar la integridad de los datos vaciados en la SD, previo a dar inicio a la recolección experimental exhaustiva estipulada a futuro.</w:t>
-      </w:r>
-    </w:p>
-    <w:bookmarkEnd w:id="22"/>
-    <w:bookmarkEnd w:id="23"/>
-    <w:bookmarkStart w:id="24" w:name="cronograma"/>
+        <w:t xml:space="preserve">Se realizará una encuesta preliminar a 10 viviendas en Tenango del Valle para conocer su opinión sobre el costo de la luz y validar que el presupuesto propuesto (menor a $600.00 MXN) sea aceptable para los usuarios.</w:t>
+      </w:r>
+    </w:p>
+    <w:p>
+      <w:pPr>
+        <w:pStyle w:val="BodyText"/>
+      </w:pPr>
+      <w:r>
+        <w:t xml:space="preserve">De manera adicional, se ejecutará una</w:t>
+      </w:r>
+      <w:r>
+        <w:t xml:space="preserve"> </w:t>
+      </w:r>
+      <w:r>
+        <w:rPr>
+          <w:b/>
+          <w:bCs/>
+        </w:rPr>
+        <w:t xml:space="preserve">prueba piloto rápida</w:t>
+      </w:r>
+      <w:r>
+        <w:t xml:space="preserve"> </w:t>
+      </w:r>
+      <w:r>
+        <w:t xml:space="preserve">utilizando solo 2 o 3 niveles de carga eléctrica.</w:t>
+      </w:r>
+    </w:p>
+    <w:p>
+      <w:pPr>
+        <w:pStyle w:val="BodyText"/>
+      </w:pPr>
+      <w:r>
+        <w:t xml:space="preserve">Esta prueba previa servirá para comprobar que los sensores no se calienten de más, verificar que la tarjeta microSD guarde el archivo</w:t>
+      </w:r>
+      <w:r>
+        <w:t xml:space="preserve"> </w:t>
+      </w:r>
+      <w:r>
+        <w:rPr>
+          <w:rStyle w:val="VerbatimChar"/>
+        </w:rPr>
+        <w:t xml:space="preserve">.CSV</w:t>
+      </w:r>
+      <w:r>
+        <w:t xml:space="preserve"> </w:t>
+      </w:r>
+      <w:r>
+        <w:t xml:space="preserve">de forma correcta y comprobar que la conexión WiFi con el protocolo MQTT se restablezca sola en caso de fallas, asegurando que todo funcione bien antes de realizar la prueba completa.</w:t>
+      </w:r>
+    </w:p>
+    <w:bookmarkEnd w:id="25"/>
+    <w:bookmarkEnd w:id="26"/>
+    <w:bookmarkStart w:id="27" w:name="cronograma"/>
     <w:p>
       <w:pPr>
         <w:pStyle w:val="Heading2"/>
       </w:pPr>
       <w:r>
-        <w:t xml:space="preserve">9. Cronograma</w:t>
+        <w:t xml:space="preserve">9 Cronograma</w:t>
+      </w:r>
+    </w:p>
+    <w:p>
+      <w:pPr>
+        <w:pStyle w:val="FirstParagraph"/>
+      </w:pPr>
+      <w:r>
+        <w:t xml:space="preserve">Tabla 9.1. Cronograma de actividades</w:t>
       </w:r>
     </w:p>
     <w:tbl>
@@ -2759,14 +5315,14 @@
         </w:tc>
       </w:tr>
     </w:tbl>
-    <w:bookmarkEnd w:id="24"/>
-    <w:bookmarkStart w:id="25" w:name="presupuesto-y-financiamiento"/>
+    <w:bookmarkEnd w:id="27"/>
+    <w:bookmarkStart w:id="28" w:name="presupuesto-y-financiamiento"/>
     <w:p>
       <w:pPr>
         <w:pStyle w:val="Heading2"/>
       </w:pPr>
       <w:r>
-        <w:t xml:space="preserve">10. Presupuesto y financiamiento</w:t>
+        <w:t xml:space="preserve">10 Presupuesto y financiamiento</w:t>
       </w:r>
     </w:p>
     <w:p>
@@ -2774,65 +5330,240 @@
         <w:pStyle w:val="FirstParagraph"/>
       </w:pPr>
       <w:r>
-        <w:rPr>
-          <w:b/>
-          <w:bCs/>
-        </w:rPr>
-        <w:t xml:space="preserve">Presupuesto detallado (MXN):</w:t>
-      </w:r>
-      <w:r>
-        <w:t xml:space="preserve"> </w:t>
-      </w:r>
-      <w:r>
-        <w:t xml:space="preserve">* ESP32 DevKit V1: $130.00</w:t>
-      </w:r>
-      <w:r>
-        <w:t xml:space="preserve"> </w:t>
-      </w:r>
-      <w:r>
-        <w:t xml:space="preserve">* Sensor de Corriente SCT-013-030: $185.00</w:t>
-      </w:r>
-      <w:r>
-        <w:t xml:space="preserve"> </w:t>
-      </w:r>
-      <w:r>
-        <w:t xml:space="preserve">* Sensor de Voltaje ZMPT101B: $50.00</w:t>
-      </w:r>
-      <w:r>
-        <w:t xml:space="preserve"> </w:t>
-      </w:r>
-      <w:r>
-        <w:t xml:space="preserve">* Fuente Hi-Link HLK-PM01: $75.00</w:t>
-      </w:r>
-      <w:r>
-        <w:t xml:space="preserve"> </w:t>
-      </w:r>
-      <w:r>
-        <w:t xml:space="preserve">* Pantalla OLED SSD1306: $65.00</w:t>
-      </w:r>
-      <w:r>
-        <w:t xml:space="preserve"> </w:t>
-      </w:r>
-      <w:r>
-        <w:t xml:space="preserve">* Componentes pasivos (placa, resistencias, capacitores) y gabinete: $95.00</w:t>
-      </w:r>
-      <w:r>
-        <w:t xml:space="preserve"> </w:t>
-      </w:r>
-      <w:r>
-        <w:rPr>
-          <w:b/>
-          <w:bCs/>
-        </w:rPr>
-        <w:t xml:space="preserve">Total aproximado:</w:t>
-      </w:r>
-      <w:r>
-        <w:t xml:space="preserve"> </w:t>
-      </w:r>
-      <w:r>
-        <w:t xml:space="preserve">$600.00 MXN</w:t>
-      </w:r>
-    </w:p>
+        <w:t xml:space="preserve">Tabla 10.1. Presupuesto detallado de hardware</w:t>
+      </w:r>
+    </w:p>
+    <w:tbl>
+      <w:tblPr>
+        <w:tblStyle w:val="Table"/>
+        <w:tblW w:type="pct" w:w="5000"/>
+        <w:tblLayout w:type="fixed"/>
+        <w:tblLook w:firstRow="1" w:lastRow="0" w:firstColumn="0" w:lastColumn="0" w:noHBand="0" w:noVBand="0" w:val="0020"/>
+      </w:tblPr>
+      <w:tblGrid>
+        <w:gridCol w:w="3960"/>
+        <w:gridCol w:w="3960"/>
+      </w:tblGrid>
+      <w:tr>
+        <w:trPr>
+          <w:tblHeader w:val="on"/>
+        </w:trPr>
+        <w:tc>
+          <w:tcPr/>
+          <w:p>
+            <w:pPr>
+              <w:pStyle w:val="Compact"/>
+              <w:jc w:val="left"/>
+            </w:pPr>
+            <w:r>
+              <w:t xml:space="preserve">Componente</w:t>
+            </w:r>
+          </w:p>
+        </w:tc>
+        <w:tc>
+          <w:tcPr/>
+          <w:p>
+            <w:pPr>
+              <w:pStyle w:val="Compact"/>
+              <w:jc w:val="left"/>
+            </w:pPr>
+            <w:r>
+              <w:t xml:space="preserve">Costo MXN</w:t>
+            </w:r>
+          </w:p>
+        </w:tc>
+      </w:tr>
+      <w:tr>
+        <w:tc>
+          <w:tcPr/>
+          <w:p>
+            <w:pPr>
+              <w:pStyle w:val="Compact"/>
+              <w:jc w:val="left"/>
+            </w:pPr>
+            <w:r>
+              <w:t xml:space="preserve">ESP32 DevKit V1</w:t>
+            </w:r>
+          </w:p>
+        </w:tc>
+        <w:tc>
+          <w:tcPr/>
+          <w:p>
+            <w:pPr>
+              <w:pStyle w:val="Compact"/>
+              <w:jc w:val="left"/>
+            </w:pPr>
+            <w:r>
+              <w:t xml:space="preserve">$130.00</w:t>
+            </w:r>
+          </w:p>
+        </w:tc>
+      </w:tr>
+      <w:tr>
+        <w:tc>
+          <w:tcPr/>
+          <w:p>
+            <w:pPr>
+              <w:pStyle w:val="Compact"/>
+              <w:jc w:val="left"/>
+            </w:pPr>
+            <w:r>
+              <w:t xml:space="preserve">Sensor de Corriente SCT-013-030</w:t>
+            </w:r>
+          </w:p>
+        </w:tc>
+        <w:tc>
+          <w:tcPr/>
+          <w:p>
+            <w:pPr>
+              <w:pStyle w:val="Compact"/>
+              <w:jc w:val="left"/>
+            </w:pPr>
+            <w:r>
+              <w:t xml:space="preserve">$185.00</w:t>
+            </w:r>
+          </w:p>
+        </w:tc>
+      </w:tr>
+      <w:tr>
+        <w:tc>
+          <w:tcPr/>
+          <w:p>
+            <w:pPr>
+              <w:pStyle w:val="Compact"/>
+              <w:jc w:val="left"/>
+            </w:pPr>
+            <w:r>
+              <w:t xml:space="preserve">Sensor de Voltaje ZMPT101B</w:t>
+            </w:r>
+          </w:p>
+        </w:tc>
+        <w:tc>
+          <w:tcPr/>
+          <w:p>
+            <w:pPr>
+              <w:pStyle w:val="Compact"/>
+              <w:jc w:val="left"/>
+            </w:pPr>
+            <w:r>
+              <w:t xml:space="preserve">$50.00</w:t>
+            </w:r>
+          </w:p>
+        </w:tc>
+      </w:tr>
+      <w:tr>
+        <w:tc>
+          <w:tcPr/>
+          <w:p>
+            <w:pPr>
+              <w:pStyle w:val="Compact"/>
+              <w:jc w:val="left"/>
+            </w:pPr>
+            <w:r>
+              <w:t xml:space="preserve">Fuente Hi-Link HLK-PM01</w:t>
+            </w:r>
+          </w:p>
+        </w:tc>
+        <w:tc>
+          <w:tcPr/>
+          <w:p>
+            <w:pPr>
+              <w:pStyle w:val="Compact"/>
+              <w:jc w:val="left"/>
+            </w:pPr>
+            <w:r>
+              <w:t xml:space="preserve">$75.00</w:t>
+            </w:r>
+          </w:p>
+        </w:tc>
+      </w:tr>
+      <w:tr>
+        <w:tc>
+          <w:tcPr/>
+          <w:p>
+            <w:pPr>
+              <w:pStyle w:val="Compact"/>
+              <w:jc w:val="left"/>
+            </w:pPr>
+            <w:r>
+              <w:t xml:space="preserve">Pantalla OLED SSD1306</w:t>
+            </w:r>
+          </w:p>
+        </w:tc>
+        <w:tc>
+          <w:tcPr/>
+          <w:p>
+            <w:pPr>
+              <w:pStyle w:val="Compact"/>
+              <w:jc w:val="left"/>
+            </w:pPr>
+            <w:r>
+              <w:t xml:space="preserve">$65.00</w:t>
+            </w:r>
+          </w:p>
+        </w:tc>
+      </w:tr>
+      <w:tr>
+        <w:tc>
+          <w:tcPr/>
+          <w:p>
+            <w:pPr>
+              <w:pStyle w:val="Compact"/>
+              <w:jc w:val="left"/>
+            </w:pPr>
+            <w:r>
+              <w:t xml:space="preserve">Componentes pasivos (placa, resistencias, capacitores) y gabinete</w:t>
+            </w:r>
+          </w:p>
+        </w:tc>
+        <w:tc>
+          <w:tcPr/>
+          <w:p>
+            <w:pPr>
+              <w:pStyle w:val="Compact"/>
+              <w:jc w:val="left"/>
+            </w:pPr>
+            <w:r>
+              <w:t xml:space="preserve">$95.00</w:t>
+            </w:r>
+          </w:p>
+        </w:tc>
+      </w:tr>
+      <w:tr>
+        <w:tc>
+          <w:tcPr/>
+          <w:p>
+            <w:pPr>
+              <w:pStyle w:val="Compact"/>
+              <w:jc w:val="left"/>
+            </w:pPr>
+            <w:r>
+              <w:rPr>
+                <w:b/>
+                <w:bCs/>
+              </w:rPr>
+              <w:t xml:space="preserve">Total aproximado</w:t>
+            </w:r>
+          </w:p>
+        </w:tc>
+        <w:tc>
+          <w:tcPr/>
+          <w:p>
+            <w:pPr>
+              <w:pStyle w:val="Compact"/>
+              <w:jc w:val="left"/>
+            </w:pPr>
+            <w:r>
+              <w:rPr>
+                <w:b/>
+                <w:bCs/>
+              </w:rPr>
+              <w:t xml:space="preserve">$600.00</w:t>
+            </w:r>
+          </w:p>
+        </w:tc>
+      </w:tr>
+    </w:tbl>
     <w:p>
       <w:pPr>
         <w:pStyle w:val="BodyText"/>
@@ -2851,14 +5582,14 @@
         <w:t xml:space="preserve">El proyecto será autofinanciado por el investigador para el desarrollo del prototipo académico inicial en etapas posteriores.</w:t>
       </w:r>
     </w:p>
-    <w:bookmarkEnd w:id="25"/>
-    <w:bookmarkStart w:id="26" w:name="fuentes-de-información"/>
+    <w:bookmarkEnd w:id="28"/>
+    <w:bookmarkStart w:id="29" w:name="fuentes-de-información"/>
     <w:p>
       <w:pPr>
         <w:pStyle w:val="Heading2"/>
       </w:pPr>
       <w:r>
-        <w:t xml:space="preserve">11. Fuentes de información</w:t>
+        <w:t xml:space="preserve">11 Fuentes de información</w:t>
       </w:r>
     </w:p>
     <w:p>
@@ -2866,11 +5597,11 @@
         <w:pStyle w:val="Compact"/>
         <w:numPr>
           <w:ilvl w:val="0"/>
-          <w:numId w:val="1008"/>
-        </w:numPr>
-      </w:pPr>
-      <w:r>
-        <w:t xml:space="preserve">Arias, F. G. (2012).</w:t>
+          <w:numId w:val="1019"/>
+        </w:numPr>
+      </w:pPr>
+      <w:r>
+        <w:t xml:space="preserve">Alexander, C. K., &amp; Sadiku, M. N. (2013).</w:t>
       </w:r>
       <w:r>
         <w:t xml:space="preserve"> </w:t>
@@ -2880,13 +5611,13 @@
           <w:i/>
           <w:iCs/>
         </w:rPr>
-        <w:t xml:space="preserve">El proyecto de investigación: Introducción a la metodología científica</w:t>
-      </w:r>
-      <w:r>
-        <w:t xml:space="preserve"> </w:t>
-      </w:r>
-      <w:r>
-        <w:t xml:space="preserve">(6ª ed.). Editorial Episteme.</w:t>
+        <w:t xml:space="preserve">Fundamentals of electric circuits</w:t>
+      </w:r>
+      <w:r>
+        <w:t xml:space="preserve"> </w:t>
+      </w:r>
+      <w:r>
+        <w:t xml:space="preserve">(5th ed.). McGraw-Hill.</w:t>
       </w:r>
     </w:p>
     <w:p>
@@ -2894,11 +5625,11 @@
         <w:pStyle w:val="Compact"/>
         <w:numPr>
           <w:ilvl w:val="0"/>
-          <w:numId w:val="1008"/>
-        </w:numPr>
-      </w:pPr>
-      <w:r>
-        <w:t xml:space="preserve">Bland, J. M., &amp; Altman, D. G. (1986). Statistical methods for assessing agreement between two methods of clinical measurement.</w:t>
+          <w:numId w:val="1019"/>
+        </w:numPr>
+      </w:pPr>
+      <w:r>
+        <w:t xml:space="preserve">Arias, F. G. (2012).</w:t>
       </w:r>
       <w:r>
         <w:t xml:space="preserve"> </w:t>
@@ -2908,10 +5639,25 @@
           <w:i/>
           <w:iCs/>
         </w:rPr>
-        <w:t xml:space="preserve">The Lancet</w:t>
-      </w:r>
-      <w:r>
-        <w:t xml:space="preserve">,</w:t>
+        <w:t xml:space="preserve">El proyecto de investigación: Introducción a la metodología científica</w:t>
+      </w:r>
+      <w:r>
+        <w:t xml:space="preserve"> </w:t>
+      </w:r>
+      <w:r>
+        <w:t xml:space="preserve">(6ª ed.). Editorial Episteme.</w:t>
+      </w:r>
+    </w:p>
+    <w:p>
+      <w:pPr>
+        <w:pStyle w:val="Compact"/>
+        <w:numPr>
+          <w:ilvl w:val="0"/>
+          <w:numId w:val="1019"/>
+        </w:numPr>
+      </w:pPr>
+      <w:r>
+        <w:t xml:space="preserve">Bland, J. M., &amp; Altman, D. G. (1986). Statistical methods for assessing agreement between two methods of clinical measurement.</w:t>
       </w:r>
       <w:r>
         <w:t xml:space="preserve"> </w:t>
@@ -2921,22 +5667,10 @@
           <w:i/>
           <w:iCs/>
         </w:rPr>
-        <w:t xml:space="preserve">1</w:t>
-      </w:r>
-      <w:r>
-        <w:t xml:space="preserve">(8476), 307–310. https://pubmed.ncbi.nlm.nih.gov/2868172/</w:t>
-      </w:r>
-    </w:p>
-    <w:p>
-      <w:pPr>
-        <w:pStyle w:val="Compact"/>
-        <w:numPr>
-          <w:ilvl w:val="0"/>
-          <w:numId w:val="1008"/>
-        </w:numPr>
-      </w:pPr>
-      <w:r>
-        <w:t xml:space="preserve">Comisión Federal de Electricidad. (2024).</w:t>
+        <w:t xml:space="preserve">The Lancet</w:t>
+      </w:r>
+      <w:r>
+        <w:t xml:space="preserve">,</w:t>
       </w:r>
       <w:r>
         <w:t xml:space="preserve"> </w:t>
@@ -2946,10 +5680,10 @@
           <w:i/>
           <w:iCs/>
         </w:rPr>
-        <w:t xml:space="preserve">Tarifas domésticas de energía eléctrica</w:t>
-      </w:r>
-      <w:r>
-        <w:t xml:space="preserve">. CFE. https://app.cfe.mx/Aplicaciones/CCFE/Tarifas/TarifasCRECasa/Casa.aspx</w:t>
+        <w:t xml:space="preserve">1</w:t>
+      </w:r>
+      <w:r>
+        <w:t xml:space="preserve">(8476), 307–310. https://pubmed.ncbi.nlm.nih.gov/2868172/</w:t>
       </w:r>
     </w:p>
     <w:p>
@@ -2957,11 +5691,11 @@
         <w:pStyle w:val="Compact"/>
         <w:numPr>
           <w:ilvl w:val="0"/>
-          <w:numId w:val="1008"/>
-        </w:numPr>
-      </w:pPr>
-      <w:r>
-        <w:t xml:space="preserve">Creswell, J. W., &amp; Creswell, J. D. (2018).</w:t>
+          <w:numId w:val="1019"/>
+        </w:numPr>
+      </w:pPr>
+      <w:r>
+        <w:t xml:space="preserve">Boylestad, R. L. (2010).</w:t>
       </w:r>
       <w:r>
         <w:t xml:space="preserve"> </w:t>
@@ -2971,13 +5705,13 @@
           <w:i/>
           <w:iCs/>
         </w:rPr>
-        <w:t xml:space="preserve">Research design: Qualitative, quantitative, and mixed methods approaches</w:t>
-      </w:r>
-      <w:r>
-        <w:t xml:space="preserve"> </w:t>
-      </w:r>
-      <w:r>
-        <w:t xml:space="preserve">(5th ed.). SAGE Publications.</w:t>
+        <w:t xml:space="preserve">Introductory circuit analysis</w:t>
+      </w:r>
+      <w:r>
+        <w:t xml:space="preserve"> </w:t>
+      </w:r>
+      <w:r>
+        <w:t xml:space="preserve">(12th ed.). Prentice Hall.</w:t>
       </w:r>
     </w:p>
     <w:p>
@@ -2985,11 +5719,11 @@
         <w:pStyle w:val="Compact"/>
         <w:numPr>
           <w:ilvl w:val="0"/>
-          <w:numId w:val="1008"/>
-        </w:numPr>
-      </w:pPr>
-      <w:r>
-        <w:t xml:space="preserve">Davis, F. D. (1989). Perceived usefulness, perceived ease of use, and user acceptance of information technology.</w:t>
+          <w:numId w:val="1019"/>
+        </w:numPr>
+      </w:pPr>
+      <w:r>
+        <w:t xml:space="preserve">Comisión Federal de Electricidad. (2024).</w:t>
       </w:r>
       <w:r>
         <w:t xml:space="preserve"> </w:t>
@@ -2999,10 +5733,22 @@
           <w:i/>
           <w:iCs/>
         </w:rPr>
-        <w:t xml:space="preserve">MIS Quarterly</w:t>
-      </w:r>
-      <w:r>
-        <w:t xml:space="preserve">,</w:t>
+        <w:t xml:space="preserve">Tarifas domésticas de energía eléctrica</w:t>
+      </w:r>
+      <w:r>
+        <w:t xml:space="preserve">. CFE. https://app.cfe.mx/Aplicaciones/CCFE/Tarifas/TarifasCRECasa/Casa.aspx</w:t>
+      </w:r>
+    </w:p>
+    <w:p>
+      <w:pPr>
+        <w:pStyle w:val="Compact"/>
+        <w:numPr>
+          <w:ilvl w:val="0"/>
+          <w:numId w:val="1019"/>
+        </w:numPr>
+      </w:pPr>
+      <w:r>
+        <w:t xml:space="preserve">Creswell, J. W., &amp; Creswell, J. D. (2018).</w:t>
       </w:r>
       <w:r>
         <w:t xml:space="preserve"> </w:t>
@@ -3012,10 +5758,13 @@
           <w:i/>
           <w:iCs/>
         </w:rPr>
-        <w:t xml:space="preserve">13</w:t>
-      </w:r>
-      <w:r>
-        <w:t xml:space="preserve">(3), 319–340. https://doi.org/10.2307/249008</w:t>
+        <w:t xml:space="preserve">Research design: Qualitative, quantitative, and mixed methods approaches</w:t>
+      </w:r>
+      <w:r>
+        <w:t xml:space="preserve"> </w:t>
+      </w:r>
+      <w:r>
+        <w:t xml:space="preserve">(5th ed.). SAGE Publications.</w:t>
       </w:r>
     </w:p>
     <w:p>
@@ -3023,11 +5772,11 @@
         <w:pStyle w:val="Compact"/>
         <w:numPr>
           <w:ilvl w:val="0"/>
-          <w:numId w:val="1008"/>
-        </w:numPr>
-      </w:pPr>
-      <w:r>
-        <w:t xml:space="preserve">Espressif Systems. (2022).</w:t>
+          <w:numId w:val="1019"/>
+        </w:numPr>
+      </w:pPr>
+      <w:r>
+        <w:t xml:space="preserve">Davis, F. D. (1989). Perceived usefulness, perceived ease of use, and user acceptance of information technology.</w:t>
       </w:r>
       <w:r>
         <w:t xml:space="preserve"> </w:t>
@@ -3037,25 +5786,10 @@
           <w:i/>
           <w:iCs/>
         </w:rPr>
-        <w:t xml:space="preserve">ESP32 Series Datasheet</w:t>
-      </w:r>
-      <w:r>
-        <w:t xml:space="preserve"> </w:t>
-      </w:r>
-      <w:r>
-        <w:t xml:space="preserve">(ver. 3.4). https://www.espressif.com/documentation/esp32_datasheet_en.pdf</w:t>
-      </w:r>
-    </w:p>
-    <w:p>
-      <w:pPr>
-        <w:pStyle w:val="Compact"/>
-        <w:numPr>
-          <w:ilvl w:val="0"/>
-          <w:numId w:val="1008"/>
-        </w:numPr>
-      </w:pPr>
-      <w:r>
-        <w:t xml:space="preserve">Hart, D. W. (2011).</w:t>
+        <w:t xml:space="preserve">MIS Quarterly</w:t>
+      </w:r>
+      <w:r>
+        <w:t xml:space="preserve">,</w:t>
       </w:r>
       <w:r>
         <w:t xml:space="preserve"> </w:t>
@@ -3065,10 +5799,10 @@
           <w:i/>
           <w:iCs/>
         </w:rPr>
-        <w:t xml:space="preserve">Power electronics</w:t>
-      </w:r>
-      <w:r>
-        <w:t xml:space="preserve">. McGraw-Hill Education.</w:t>
+        <w:t xml:space="preserve">13</w:t>
+      </w:r>
+      <w:r>
+        <w:t xml:space="preserve">(3), 319–340. https://doi.org/10.2307/249008</w:t>
       </w:r>
     </w:p>
     <w:p>
@@ -3076,11 +5810,11 @@
         <w:pStyle w:val="Compact"/>
         <w:numPr>
           <w:ilvl w:val="0"/>
-          <w:numId w:val="1008"/>
-        </w:numPr>
-      </w:pPr>
-      <w:r>
-        <w:t xml:space="preserve">Hernández Sampieri, R., Fernández Collado, C., &amp; Baptista Lucio, M. del P. (2014).</w:t>
+          <w:numId w:val="1019"/>
+        </w:numPr>
+      </w:pPr>
+      <w:r>
+        <w:t xml:space="preserve">Espressif Systems. (2022).</w:t>
       </w:r>
       <w:r>
         <w:t xml:space="preserve"> </w:t>
@@ -3090,13 +5824,13 @@
           <w:i/>
           <w:iCs/>
         </w:rPr>
-        <w:t xml:space="preserve">Metodología de la investigación</w:t>
-      </w:r>
-      <w:r>
-        <w:t xml:space="preserve"> </w:t>
-      </w:r>
-      <w:r>
-        <w:t xml:space="preserve">(6ª ed.). McGraw-Hill Education.</w:t>
+        <w:t xml:space="preserve">ESP32 Series Datasheet</w:t>
+      </w:r>
+      <w:r>
+        <w:t xml:space="preserve"> </w:t>
+      </w:r>
+      <w:r>
+        <w:t xml:space="preserve">(ver. 3.4). https://www.espressif.com/documentation/esp32_datasheet_en.pdf</w:t>
       </w:r>
     </w:p>
     <w:p>
@@ -3104,11 +5838,11 @@
         <w:pStyle w:val="Compact"/>
         <w:numPr>
           <w:ilvl w:val="0"/>
-          <w:numId w:val="1008"/>
-        </w:numPr>
-      </w:pPr>
-      <w:r>
-        <w:t xml:space="preserve">Kaselimi, M., Protopapadakis, E., Voulodimos, A., Doulamis, N., &amp; Doulamis, A. (2022). Towards Trustworthy Energy Disaggregation: A Review of Challenges, Methods, and Perspectives for Non-Intrusive Load Monitoring.</w:t>
+          <w:numId w:val="1019"/>
+        </w:numPr>
+      </w:pPr>
+      <w:r>
+        <w:t xml:space="preserve">Fluke Corporation. (2020).</w:t>
       </w:r>
       <w:r>
         <w:t xml:space="preserve"> </w:t>
@@ -3118,10 +5852,22 @@
           <w:i/>
           <w:iCs/>
         </w:rPr>
-        <w:t xml:space="preserve">Sensors</w:t>
-      </w:r>
-      <w:r>
-        <w:t xml:space="preserve">,</w:t>
+        <w:t xml:space="preserve">Fluke 87V Industrial Multimeter Precision Datasheet &amp; Manual</w:t>
+      </w:r>
+      <w:r>
+        <w:t xml:space="preserve">. Fluke.</w:t>
+      </w:r>
+    </w:p>
+    <w:p>
+      <w:pPr>
+        <w:pStyle w:val="Compact"/>
+        <w:numPr>
+          <w:ilvl w:val="0"/>
+          <w:numId w:val="1019"/>
+        </w:numPr>
+      </w:pPr>
+      <w:r>
+        <w:t xml:space="preserve">Hart, D. W. (2011).</w:t>
       </w:r>
       <w:r>
         <w:t xml:space="preserve"> </w:t>
@@ -3131,10 +5877,10 @@
           <w:i/>
           <w:iCs/>
         </w:rPr>
-        <w:t xml:space="preserve">22</w:t>
-      </w:r>
-      <w:r>
-        <w:t xml:space="preserve">(15), 5872. https://doi.org/10.3390/s22155872</w:t>
+        <w:t xml:space="preserve">Power electronics</w:t>
+      </w:r>
+      <w:r>
+        <w:t xml:space="preserve">. McGraw-Hill Education.</w:t>
       </w:r>
     </w:p>
     <w:p>
@@ -3142,11 +5888,11 @@
         <w:pStyle w:val="Compact"/>
         <w:numPr>
           <w:ilvl w:val="0"/>
-          <w:numId w:val="1008"/>
-        </w:numPr>
-      </w:pPr>
-      <w:r>
-        <w:t xml:space="preserve">Naciones Unidas. (2015).</w:t>
+          <w:numId w:val="1019"/>
+        </w:numPr>
+      </w:pPr>
+      <w:r>
+        <w:t xml:space="preserve">Hernández Sampieri, R., Fernández Collado, C., &amp; Baptista Lucio, M. del P. (2014).</w:t>
       </w:r>
       <w:r>
         <w:t xml:space="preserve"> </w:t>
@@ -3156,10 +5902,13 @@
           <w:i/>
           <w:iCs/>
         </w:rPr>
-        <w:t xml:space="preserve">Transformar nuestro mundo: La Agenda 2030 para el Desarrollo Sostenible</w:t>
-      </w:r>
-      <w:r>
-        <w:t xml:space="preserve">. https://sdgs.un.org/2030agenda</w:t>
+        <w:t xml:space="preserve">Metodología de la investigación</w:t>
+      </w:r>
+      <w:r>
+        <w:t xml:space="preserve"> </w:t>
+      </w:r>
+      <w:r>
+        <w:t xml:space="preserve">(6ª ed.). McGraw-Hill Education.</w:t>
       </w:r>
     </w:p>
     <w:p>
@@ -3167,11 +5916,11 @@
         <w:pStyle w:val="Compact"/>
         <w:numPr>
           <w:ilvl w:val="0"/>
-          <w:numId w:val="1008"/>
-        </w:numPr>
-      </w:pPr>
-      <w:r>
-        <w:t xml:space="preserve">Norma Oficial Mexicana NOM-001-SEDE-2012.</w:t>
+          <w:numId w:val="1019"/>
+        </w:numPr>
+      </w:pPr>
+      <w:r>
+        <w:t xml:space="preserve">IEC 62053-21:2020.</w:t>
       </w:r>
       <w:r>
         <w:t xml:space="preserve"> </w:t>
@@ -3181,10 +5930,10 @@
           <w:i/>
           <w:iCs/>
         </w:rPr>
-        <w:t xml:space="preserve">Instalaciones Eléctricas (Utilización)</w:t>
-      </w:r>
-      <w:r>
-        <w:t xml:space="preserve">. Diario Oficial de la Federación, México.</w:t>
+        <w:t xml:space="preserve">Electricity metering equipment - Particular requirements - Part 21: Static meters for AC active energy (classes 1 and 2)</w:t>
+      </w:r>
+      <w:r>
+        <w:t xml:space="preserve">. International Electrotechnical Commission.</w:t>
       </w:r>
     </w:p>
     <w:p>
@@ -3192,11 +5941,11 @@
         <w:pStyle w:val="Compact"/>
         <w:numPr>
           <w:ilvl w:val="0"/>
-          <w:numId w:val="1008"/>
-        </w:numPr>
-      </w:pPr>
-      <w:r>
-        <w:t xml:space="preserve">Shapiro, S. S., &amp; Wilk, M. B. (1965). An analysis of variance test for normality (complete samples).</w:t>
+          <w:numId w:val="1019"/>
+        </w:numPr>
+      </w:pPr>
+      <w:r>
+        <w:t xml:space="preserve">Kaselimi, M., Protopapadakis, E., Voulodimos, A., Doulamis, N., &amp; Doulamis, A. (2022). Towards Trustworthy Energy Disaggregation: A Review of Challenges, Methods, and Perspectives for Non-Intrusive Load Monitoring.</w:t>
       </w:r>
       <w:r>
         <w:t xml:space="preserve"> </w:t>
@@ -3206,7 +5955,7 @@
           <w:i/>
           <w:iCs/>
         </w:rPr>
-        <w:t xml:space="preserve">Biometrika</w:t>
+        <w:t xml:space="preserve">Sensors</w:t>
       </w:r>
       <w:r>
         <w:t xml:space="preserve">,</w:t>
@@ -3219,10 +5968,10 @@
           <w:i/>
           <w:iCs/>
         </w:rPr>
-        <w:t xml:space="preserve">52</w:t>
-      </w:r>
-      <w:r>
-        <w:t xml:space="preserve">(3–4), 591–611. https://doi.org/10.1093/biomet/52.3-4.591</w:t>
+        <w:t xml:space="preserve">22</w:t>
+      </w:r>
+      <w:r>
+        <w:t xml:space="preserve">(15), 5872. https://doi.org/10.3390/s22155872</w:t>
       </w:r>
     </w:p>
     <w:p>
@@ -3230,11 +5979,11 @@
         <w:pStyle w:val="Compact"/>
         <w:numPr>
           <w:ilvl w:val="0"/>
-          <w:numId w:val="1008"/>
-        </w:numPr>
-      </w:pPr>
-      <w:r>
-        <w:t xml:space="preserve">Tamayo y Tamayo, M. (2009).</w:t>
+          <w:numId w:val="1019"/>
+        </w:numPr>
+      </w:pPr>
+      <w:r>
+        <w:t xml:space="preserve">Motorola, Inc. (2003).</w:t>
       </w:r>
       <w:r>
         <w:t xml:space="preserve"> </w:t>
@@ -3244,6 +5993,206 @@
           <w:i/>
           <w:iCs/>
         </w:rPr>
+        <w:t xml:space="preserve">SPI Block Guide</w:t>
+      </w:r>
+      <w:r>
+        <w:t xml:space="preserve"> </w:t>
+      </w:r>
+      <w:r>
+        <w:t xml:space="preserve">(Version 03.06).</w:t>
+      </w:r>
+    </w:p>
+    <w:p>
+      <w:pPr>
+        <w:pStyle w:val="Compact"/>
+        <w:numPr>
+          <w:ilvl w:val="0"/>
+          <w:numId w:val="1019"/>
+        </w:numPr>
+      </w:pPr>
+      <w:r>
+        <w:t xml:space="preserve">Naciones Unidas. (2015).</w:t>
+      </w:r>
+      <w:r>
+        <w:t xml:space="preserve"> </w:t>
+      </w:r>
+      <w:r>
+        <w:rPr>
+          <w:i/>
+          <w:iCs/>
+        </w:rPr>
+        <w:t xml:space="preserve">Transformar nuestro mundo: La Agenda 2030 para el Desarrollo Sostenible</w:t>
+      </w:r>
+      <w:r>
+        <w:t xml:space="preserve">. https://sdgs.un.org/2030agenda</w:t>
+      </w:r>
+    </w:p>
+    <w:p>
+      <w:pPr>
+        <w:pStyle w:val="Compact"/>
+        <w:numPr>
+          <w:ilvl w:val="0"/>
+          <w:numId w:val="1019"/>
+        </w:numPr>
+      </w:pPr>
+      <w:r>
+        <w:t xml:space="preserve">Norma Oficial Mexicana NOM-001-SEDE-2012.</w:t>
+      </w:r>
+      <w:r>
+        <w:t xml:space="preserve"> </w:t>
+      </w:r>
+      <w:r>
+        <w:rPr>
+          <w:i/>
+          <w:iCs/>
+        </w:rPr>
+        <w:t xml:space="preserve">Instalaciones Eléctricas (Utilización)</w:t>
+      </w:r>
+      <w:r>
+        <w:t xml:space="preserve">. Diario Oficial de la Federación, México.</w:t>
+      </w:r>
+    </w:p>
+    <w:p>
+      <w:pPr>
+        <w:pStyle w:val="Compact"/>
+        <w:numPr>
+          <w:ilvl w:val="0"/>
+          <w:numId w:val="1019"/>
+        </w:numPr>
+      </w:pPr>
+      <w:r>
+        <w:t xml:space="preserve">NXP Semiconductors. (2021).</w:t>
+      </w:r>
+      <w:r>
+        <w:t xml:space="preserve"> </w:t>
+      </w:r>
+      <w:r>
+        <w:rPr>
+          <w:i/>
+          <w:iCs/>
+        </w:rPr>
+        <w:t xml:space="preserve">I2C-bus specification and user manual</w:t>
+      </w:r>
+      <w:r>
+        <w:t xml:space="preserve"> </w:t>
+      </w:r>
+      <w:r>
+        <w:t xml:space="preserve">(Rev. 7, UM10204). https://www.nxp.com/docs/en/user-guide/UM10204.pdf</w:t>
+      </w:r>
+    </w:p>
+    <w:p>
+      <w:pPr>
+        <w:pStyle w:val="Compact"/>
+        <w:numPr>
+          <w:ilvl w:val="0"/>
+          <w:numId w:val="1019"/>
+        </w:numPr>
+      </w:pPr>
+      <w:r>
+        <w:t xml:space="preserve">OASIS. (2019).</w:t>
+      </w:r>
+      <w:r>
+        <w:t xml:space="preserve"> </w:t>
+      </w:r>
+      <w:r>
+        <w:rPr>
+          <w:i/>
+          <w:iCs/>
+        </w:rPr>
+        <w:t xml:space="preserve">MQTT Version 5.0</w:t>
+      </w:r>
+      <w:r>
+        <w:t xml:space="preserve"> </w:t>
+      </w:r>
+      <w:r>
+        <w:t xml:space="preserve">(Edited by A. Banks, E. Briggs, K. Borgendale, &amp; R. Gupta). https://docs.oasis-open.org/mqtt/mqtt/v5.0/os/mqtt-v5.0-os.html</w:t>
+      </w:r>
+    </w:p>
+    <w:p>
+      <w:pPr>
+        <w:pStyle w:val="Compact"/>
+        <w:numPr>
+          <w:ilvl w:val="0"/>
+          <w:numId w:val="1019"/>
+        </w:numPr>
+      </w:pPr>
+      <w:r>
+        <w:t xml:space="preserve">Oppenheim, A. V., &amp; Schafer, R. W. (2010).</w:t>
+      </w:r>
+      <w:r>
+        <w:t xml:space="preserve"> </w:t>
+      </w:r>
+      <w:r>
+        <w:rPr>
+          <w:i/>
+          <w:iCs/>
+        </w:rPr>
+        <w:t xml:space="preserve">Discrete-time signal processing</w:t>
+      </w:r>
+      <w:r>
+        <w:t xml:space="preserve"> </w:t>
+      </w:r>
+      <w:r>
+        <w:t xml:space="preserve">(3rd ed.). Prentice Hall.</w:t>
+      </w:r>
+    </w:p>
+    <w:p>
+      <w:pPr>
+        <w:pStyle w:val="Compact"/>
+        <w:numPr>
+          <w:ilvl w:val="0"/>
+          <w:numId w:val="1019"/>
+        </w:numPr>
+      </w:pPr>
+      <w:r>
+        <w:t xml:space="preserve">Shapiro, S. S., &amp; Wilk, M. B. (1965). An analysis of variance test for normality (complete samples).</w:t>
+      </w:r>
+      <w:r>
+        <w:t xml:space="preserve"> </w:t>
+      </w:r>
+      <w:r>
+        <w:rPr>
+          <w:i/>
+          <w:iCs/>
+        </w:rPr>
+        <w:t xml:space="preserve">Biometrika</w:t>
+      </w:r>
+      <w:r>
+        <w:t xml:space="preserve">,</w:t>
+      </w:r>
+      <w:r>
+        <w:t xml:space="preserve"> </w:t>
+      </w:r>
+      <w:r>
+        <w:rPr>
+          <w:i/>
+          <w:iCs/>
+        </w:rPr>
+        <w:t xml:space="preserve">52</w:t>
+      </w:r>
+      <w:r>
+        <w:t xml:space="preserve">(3–4), 591–611. https://doi.org/10.1093/biomet/52.3-4.591</w:t>
+      </w:r>
+    </w:p>
+    <w:p>
+      <w:pPr>
+        <w:pStyle w:val="Compact"/>
+        <w:numPr>
+          <w:ilvl w:val="0"/>
+          <w:numId w:val="1019"/>
+        </w:numPr>
+      </w:pPr>
+      <w:r>
+        <w:t xml:space="preserve">Tamayo y Tamayo, M. (2009).</w:t>
+      </w:r>
+      <w:r>
+        <w:t xml:space="preserve"> </w:t>
+      </w:r>
+      <w:r>
+        <w:rPr>
+          <w:i/>
+          <w:iCs/>
+        </w:rPr>
         <w:t xml:space="preserve">El proceso de la investigación científica</w:t>
       </w:r>
       <w:r>
@@ -3253,17 +6202,17 @@
         <w:t xml:space="preserve">(5. ed.). Limusa.</w:t>
       </w:r>
     </w:p>
-    <w:bookmarkEnd w:id="26"/>
-    <w:bookmarkStart w:id="30" w:name="anexos"/>
+    <w:bookmarkEnd w:id="29"/>
+    <w:bookmarkStart w:id="33" w:name="anexos"/>
     <w:p>
       <w:pPr>
         <w:pStyle w:val="Heading2"/>
       </w:pPr>
       <w:r>
-        <w:t xml:space="preserve">12. Anexos</w:t>
-      </w:r>
-    </w:p>
-    <w:bookmarkStart w:id="27" w:name="X04dc1d44d628285123096bef418e458d477519b"/>
+        <w:t xml:space="preserve">12 Anexos</w:t>
+      </w:r>
+    </w:p>
+    <w:bookmarkStart w:id="30" w:name="X04dc1d44d628285123096bef418e458d477519b"/>
     <w:p>
       <w:pPr>
         <w:pStyle w:val="Heading3"/>
@@ -3278,6 +6227,14 @@
       </w:pPr>
       <w:r>
         <w:t xml:space="preserve">Esta matriz define cómo las variables teóricas de la investigación serán medidas empíricamente por el prototipo, garantizando la rigurosidad cuantitativa del estudio.</w:t>
+      </w:r>
+    </w:p>
+    <w:p>
+      <w:pPr>
+        <w:pStyle w:val="BodyText"/>
+      </w:pPr>
+      <w:r>
+        <w:t xml:space="preserve">Tabla 12.1. Matriz de operacionalización de variables experimentales</w:t>
       </w:r>
     </w:p>
     <w:tbl>
@@ -3772,8 +6729,8 @@
         </w:tc>
       </w:tr>
     </w:tbl>
-    <w:bookmarkEnd w:id="27"/>
-    <w:bookmarkStart w:id="28" w:name="X4d4808764eae2974ef6a652e2665ed0193ad29f"/>
+    <w:bookmarkEnd w:id="30"/>
+    <w:bookmarkStart w:id="31" w:name="X4d4808764eae2974ef6a652e2665ed0193ad29f"/>
     <w:p>
       <w:pPr>
         <w:pStyle w:val="Heading3"/>
@@ -3813,7 +6770,7 @@
         <w:t xml:space="preserve">Smart Meters</w:t>
       </w:r>
       <w:r>
-        <w:t xml:space="preserve">). Evalúa la Utilidad Percibida (PU), Facilidad de Uso Percibida (PEOU), Confianza y Viabilidad Económica. Se aplicará a una muestra piloto de 10 usuarios residenciales.</w:t>
+        <w:t xml:space="preserve">).</w:t>
       </w:r>
     </w:p>
     <w:p>
@@ -3821,6 +6778,22 @@
         <w:pStyle w:val="BodyText"/>
       </w:pPr>
       <w:r>
+        <w:t xml:space="preserve">Evalúa la Utilidad Percibida (PU), Facilidad de Uso Percibida (PEOU), Confianza y Viabilidad Económica.</w:t>
+      </w:r>
+    </w:p>
+    <w:p>
+      <w:pPr>
+        <w:pStyle w:val="BodyText"/>
+      </w:pPr>
+      <w:r>
+        <w:t xml:space="preserve">Se aplicará a una muestra piloto de 10 usuarios residenciales.</w:t>
+      </w:r>
+    </w:p>
+    <w:p>
+      <w:pPr>
+        <w:pStyle w:val="BodyText"/>
+      </w:pPr>
+      <w:r>
         <w:rPr>
           <w:b/>
           <w:bCs/>
@@ -3831,24 +6804,7 @@
         <w:t xml:space="preserve"> </w:t>
       </w:r>
       <w:r>
-        <w:t xml:space="preserve">Identificar la percepción de opacidad en la medición fiscal, evaluar la intención de adopción de tecnología IoT y validar empíricamente el umbral de viabilidad económica propuesto (</w:t>
-      </w:r>
-      <m:oMath>
-        <m:r>
-          <m:rPr>
-            <m:sty m:val="p"/>
-          </m:rPr>
-          <m:t>&lt;</m:t>
-        </m:r>
-        <m:r>
-          <m:t>600</m:t>
-        </m:r>
-      </m:oMath>
-      <w:r>
-        <w:t xml:space="preserve"> </w:t>
-      </w:r>
-      <w:r>
-        <w:t xml:space="preserve">MXN).</w:t>
+        <w:t xml:space="preserve">Identificar la percepción de opacidad en la medición fiscal, evaluar la intención de adopción de tecnología IoT y validar empíricamente el umbral de viabilidad económica propuesto (&lt; $600 MXN).</w:t>
       </w:r>
     </w:p>
     <w:p>
@@ -3868,7 +6824,7 @@
         <w:pStyle w:val="Compact"/>
         <w:numPr>
           <w:ilvl w:val="0"/>
-          <w:numId w:val="1009"/>
+          <w:numId w:val="1020"/>
         </w:numPr>
       </w:pPr>
       <w:r>
@@ -3884,7 +6840,7 @@
         <w:pStyle w:val="Compact"/>
         <w:numPr>
           <w:ilvl w:val="1"/>
-          <w:numId w:val="1010"/>
+          <w:numId w:val="1021"/>
         </w:numPr>
       </w:pPr>
       <w:r>
@@ -3906,7 +6862,7 @@
         <w:pStyle w:val="Compact"/>
         <w:numPr>
           <w:ilvl w:val="1"/>
-          <w:numId w:val="1010"/>
+          <w:numId w:val="1021"/>
         </w:numPr>
       </w:pPr>
       <w:r>
@@ -3928,7 +6884,7 @@
         <w:pStyle w:val="Compact"/>
         <w:numPr>
           <w:ilvl w:val="0"/>
-          <w:numId w:val="1009"/>
+          <w:numId w:val="1020"/>
         </w:numPr>
       </w:pPr>
       <w:r>
@@ -3944,7 +6900,7 @@
         <w:pStyle w:val="Compact"/>
         <w:numPr>
           <w:ilvl w:val="1"/>
-          <w:numId w:val="1011"/>
+          <w:numId w:val="1022"/>
         </w:numPr>
       </w:pPr>
       <w:r>
@@ -3966,7 +6922,7 @@
         <w:pStyle w:val="Compact"/>
         <w:numPr>
           <w:ilvl w:val="1"/>
-          <w:numId w:val="1011"/>
+          <w:numId w:val="1022"/>
         </w:numPr>
       </w:pPr>
       <w:r>
@@ -4000,7 +6956,7 @@
         <w:pStyle w:val="Compact"/>
         <w:numPr>
           <w:ilvl w:val="0"/>
-          <w:numId w:val="1009"/>
+          <w:numId w:val="1020"/>
         </w:numPr>
       </w:pPr>
       <w:r>
@@ -4016,7 +6972,7 @@
         <w:pStyle w:val="Compact"/>
         <w:numPr>
           <w:ilvl w:val="1"/>
-          <w:numId w:val="1012"/>
+          <w:numId w:val="1023"/>
         </w:numPr>
       </w:pPr>
       <w:r>
@@ -4047,8 +7003,8 @@
         <w:t xml:space="preserve">[ ] Más de $1,000 MXN</w:t>
       </w:r>
     </w:p>
-    <w:bookmarkEnd w:id="28"/>
-    <w:bookmarkStart w:id="29" w:name="Xacb7e7959759eb70ad5132925c2ae369cc12f3b"/>
+    <w:bookmarkEnd w:id="31"/>
+    <w:bookmarkStart w:id="32" w:name="Xacb7e7959759eb70ad5132925c2ae369cc12f3b"/>
     <w:p>
       <w:pPr>
         <w:pStyle w:val="Heading3"/>
@@ -4062,7 +7018,7 @@
         <w:pStyle w:val="FirstParagraph"/>
       </w:pPr>
       <w:r>
-        <w:t xml:space="preserve">Debido a que las señales eléctricas de la red domiciliaria oscilan en valores alternos (AC) que incluyen semiciclos de voltaje negativo, y el convertidor analógico-digital (ADC) del microcontrolador ESP32 únicamente admite valores unipolares positivos (0 a 3.3 V DC), es mandatario diseñar una etapa de acondicionamiento analógico previa. El siguiente esquema lógico fundamenta la construcción física del prototipo:</w:t>
+        <w:t xml:space="preserve">Debido a que las señales eléctricas de la red domiciliaria oscilan en valores alternos (AC) que incluyen voltajes negativos, y el convertidor analógico-digital (ADC) del microcontrolador ESP32 únicamente admite valores positivos de voltaje (0 a 3.3 V DC), es necesario diseñar un circuito de acondicionamiento previo. El siguiente esquema describe el funcionamiento y la construcción física del prototipo:</w:t>
       </w:r>
     </w:p>
     <w:p>
@@ -4070,7 +7026,7 @@
         <w:pStyle w:val="Compact"/>
         <w:numPr>
           <w:ilvl w:val="0"/>
-          <w:numId w:val="1013"/>
+          <w:numId w:val="1024"/>
         </w:numPr>
       </w:pPr>
       <w:r>
@@ -4086,11 +7042,11 @@
         <w:pStyle w:val="Compact"/>
         <w:numPr>
           <w:ilvl w:val="1"/>
-          <w:numId w:val="1014"/>
-        </w:numPr>
-      </w:pPr>
-      <w:r>
-        <w:t xml:space="preserve">El sensor de núcleo partido se ancla magnéticamente al conductor de fase. Su salida natural es una señal alterna proporcional (0 a 1 V AC).</w:t>
+          <w:numId w:val="1025"/>
+        </w:numPr>
+      </w:pPr>
+      <w:r>
+        <w:t xml:space="preserve">El sensor tipo pinza se abraza magnéticamente al cable de fase de la casa, entregando una señal alterna proporcional a la corriente medida (de 0 a 1 V AC).</w:t>
       </w:r>
     </w:p>
     <w:p>
@@ -4098,11 +7054,11 @@
         <w:pStyle w:val="Compact"/>
         <w:numPr>
           <w:ilvl w:val="1"/>
-          <w:numId w:val="1014"/>
-        </w:numPr>
-      </w:pPr>
-      <w:r>
-        <w:t xml:space="preserve">Se implementa un divisor de tensión resistivo (constituido por dos resistores de precisión de</w:t>
+          <w:numId w:val="1025"/>
+        </w:numPr>
+      </w:pPr>
+      <w:r>
+        <w:t xml:space="preserve">Se construye un divisor de voltaje con dos resistencias de precisión de</w:t>
       </w:r>
       <w:r>
         <w:t xml:space="preserve"> </w:t>
@@ -4129,7 +7085,7 @@
         <w:t xml:space="preserve"> </w:t>
       </w:r>
       <w:r>
-        <w:t xml:space="preserve">en serie puenteando el pin de 3.3 V y GND del ESP32).</w:t>
+        <w:t xml:space="preserve">conectadas en serie entre los pines de 3.3 V y GND del ESP32.</w:t>
       </w:r>
     </w:p>
     <w:p>
@@ -4137,27 +7093,11 @@
         <w:pStyle w:val="Compact"/>
         <w:numPr>
           <w:ilvl w:val="1"/>
-          <w:numId w:val="1014"/>
-        </w:numPr>
-      </w:pPr>
-      <w:r>
-        <w:t xml:space="preserve">El punto medio de este divisor inyecta un nivel DC o</w:t>
-      </w:r>
-      <w:r>
-        <w:t xml:space="preserve"> </w:t>
-      </w:r>
-      <w:r>
-        <w:rPr>
-          <w:i/>
-          <w:iCs/>
-        </w:rPr>
-        <w:t xml:space="preserve">offset</w:t>
-      </w:r>
-      <w:r>
-        <w:t xml:space="preserve"> </w:t>
-      </w:r>
-      <w:r>
-        <w:t xml:space="preserve">de exactamente</w:t>
+          <w:numId w:val="1025"/>
+        </w:numPr>
+      </w:pPr>
+      <w:r>
+        <w:t xml:space="preserve">El punto medio de este circuito añade un voltaje central estable de</w:t>
       </w:r>
       <w:r>
         <w:t xml:space="preserve"> </w:t>
@@ -4181,11 +7121,11 @@
         <w:pStyle w:val="Compact"/>
         <w:numPr>
           <w:ilvl w:val="1"/>
-          <w:numId w:val="1014"/>
-        </w:numPr>
-      </w:pPr>
-      <w:r>
-        <w:t xml:space="preserve">Se añade un capacitor electrolítico de desacoplo de</w:t>
+          <w:numId w:val="1025"/>
+        </w:numPr>
+      </w:pPr>
+      <w:r>
+        <w:t xml:space="preserve">Se agrega un condensador de</w:t>
       </w:r>
       <w:r>
         <w:t xml:space="preserve"> </w:t>
@@ -4212,7 +7152,7 @@
         <w:t xml:space="preserve"> </w:t>
       </w:r>
       <w:r>
-        <w:t xml:space="preserve">en paralelo al resistor conectado a tierra, estabilizando la referencia de voltaje y mitigando el ruido térmico de la fuente.</w:t>
+        <w:t xml:space="preserve">en paralelo para estabilizar la señal de referencia de voltaje y filtrar el ruido eléctrico del circuito.</w:t>
       </w:r>
     </w:p>
     <w:p>
@@ -4220,11 +7160,11 @@
         <w:pStyle w:val="Compact"/>
         <w:numPr>
           <w:ilvl w:val="1"/>
-          <w:numId w:val="1014"/>
-        </w:numPr>
-      </w:pPr>
-      <w:r>
-        <w:t xml:space="preserve">La onda de corriente ahora se desplaza en el plano cartesiano (oscilando de forma segura entre</w:t>
+          <w:numId w:val="1025"/>
+        </w:numPr>
+      </w:pPr>
+      <w:r>
+        <w:t xml:space="preserve">La onda de corriente se desplaza así a la zona positiva del microcontrolador, oscilando de forma segura entre</w:t>
       </w:r>
       <w:r>
         <w:t xml:space="preserve"> </w:t>
@@ -4237,28 +7177,68 @@
           <m:t>≈</m:t>
         </m:r>
         <m:r>
-          <m:t>0.65</m:t>
+          <m:t>0.236</m:t>
         </m:r>
       </m:oMath>
       <w:r>
-        <w:t xml:space="preserve"> </w:t>
-      </w:r>
-      <w:r>
+        <w:rPr>
+          <w:b/>
+          <w:bCs/>
+        </w:rPr>
+        <w:t xml:space="preserve"> </w:t>
+      </w:r>
+      <w:r>
+        <w:rPr>
+          <w:b/>
+          <w:bCs/>
+        </w:rPr>
         <w:t xml:space="preserve">V y</w:t>
       </w:r>
       <w:r>
+        <w:rPr>
+          <w:b/>
+          <w:bCs/>
+        </w:rPr>
         <w:t xml:space="preserve"> </w:t>
       </w:r>
       <m:oMath>
         <m:r>
-          <m:t>2.65</m:t>
+          <m:t>3.064</m:t>
         </m:r>
       </m:oMath>
       <w:r>
-        <w:t xml:space="preserve"> </w:t>
-      </w:r>
-      <w:r>
-        <w:t xml:space="preserve">V) ingresando directamente al pin analógico</w:t>
+        <w:rPr>
+          <w:b/>
+          <w:bCs/>
+        </w:rPr>
+        <w:t xml:space="preserve"> </w:t>
+      </w:r>
+      <w:r>
+        <w:rPr>
+          <w:b/>
+          <w:bCs/>
+        </w:rPr>
+        <w:t xml:space="preserve">V</w:t>
+      </w:r>
+      <w:r>
+        <w:t xml:space="preserve"> </w:t>
+      </w:r>
+      <w:r>
+        <w:t xml:space="preserve">al medir la carga máxima de 30 A (lo que equivale a un pico de</w:t>
+      </w:r>
+      <w:r>
+        <w:t xml:space="preserve"> </w:t>
+      </w:r>
+      <m:oMath>
+        <m:r>
+          <m:t>1.414</m:t>
+        </m:r>
+      </m:oMath>
+      <w:r>
+        <w:t xml:space="preserve"> </w:t>
+      </w:r>
+      <w:r>
+        <w:t xml:space="preserve">V sobre la señal del sensor), ingresando de forma segura por el pin analógico</w:t>
       </w:r>
       <w:r>
         <w:t xml:space="preserve"> </w:t>
@@ -4279,7 +7259,7 @@
         <w:pStyle w:val="Compact"/>
         <w:numPr>
           <w:ilvl w:val="0"/>
-          <w:numId w:val="1013"/>
+          <w:numId w:val="1024"/>
         </w:numPr>
       </w:pPr>
       <w:r>
@@ -4295,11 +7275,11 @@
         <w:pStyle w:val="Compact"/>
         <w:numPr>
           <w:ilvl w:val="1"/>
-          <w:numId w:val="1015"/>
-        </w:numPr>
-      </w:pPr>
-      <w:r>
-        <w:t xml:space="preserve">El transformador de aislamiento galvánico miniatura reduce y muestrea la red de 127 V AC.</w:t>
+          <w:numId w:val="1026"/>
+        </w:numPr>
+      </w:pPr>
+      <w:r>
+        <w:t xml:space="preserve">El transformador del sensor reduce la tensión de la casa (127 V AC) de forma segura y aislada eléctricamente.</w:t>
       </w:r>
     </w:p>
     <w:p>
@@ -4307,11 +7287,43 @@
         <w:pStyle w:val="Compact"/>
         <w:numPr>
           <w:ilvl w:val="1"/>
-          <w:numId w:val="1015"/>
-        </w:numPr>
-      </w:pPr>
-      <w:r>
-        <w:t xml:space="preserve">Su placa integradora requiere ser alimentada a 5 V DC y regulada mediante su potenciómetro de ajuste de amplitud.</w:t>
+          <w:numId w:val="1026"/>
+        </w:numPr>
+      </w:pPr>
+      <w:r>
+        <w:t xml:space="preserve">Para asegurar que sea compatible con el microcontrolador sin añadir circuitos complejos, la placa del sensor se alimenta directamente a</w:t>
+      </w:r>
+      <w:r>
+        <w:t xml:space="preserve"> </w:t>
+      </w:r>
+      <w:r>
+        <w:rPr>
+          <w:b/>
+          <w:bCs/>
+        </w:rPr>
+        <w:t xml:space="preserve">3.3 V DC</w:t>
+      </w:r>
+      <w:r>
+        <w:t xml:space="preserve"> </w:t>
+      </w:r>
+      <w:r>
+        <w:t xml:space="preserve">(en lugar de los 5 V DC habituales). De este modo, el circuito del sensor ajusta de forma automática la onda a un voltaje central de</w:t>
+      </w:r>
+      <w:r>
+        <w:t xml:space="preserve"> </w:t>
+      </w:r>
+      <w:r>
+        <w:rPr>
+          <w:b/>
+          <w:bCs/>
+        </w:rPr>
+        <w:t xml:space="preserve">1.65 V DC</w:t>
+      </w:r>
+      <w:r>
+        <w:t xml:space="preserve"> </w:t>
+      </w:r>
+      <w:r>
+        <w:t xml:space="preserve">(la mitad del voltaje de alimentación), y su amplitud de señal se ajusta de forma manual con el potenciómetro de la placa.</w:t>
       </w:r>
     </w:p>
     <w:p>
@@ -4319,27 +7331,40 @@
         <w:pStyle w:val="Compact"/>
         <w:numPr>
           <w:ilvl w:val="1"/>
-          <w:numId w:val="1015"/>
-        </w:numPr>
-      </w:pPr>
-      <w:r>
-        <w:t xml:space="preserve">Al igual que la corriente, su salida analógica se acopla a un divisor de tensión resistivo independiente para sumarle un</w:t>
-      </w:r>
-      <w:r>
-        <w:t xml:space="preserve"> </w:t>
-      </w:r>
-      <w:r>
-        <w:rPr>
-          <w:i/>
-          <w:iCs/>
-        </w:rPr>
-        <w:t xml:space="preserve">offset</w:t>
-      </w:r>
-      <w:r>
-        <w:t xml:space="preserve"> </w:t>
-      </w:r>
-      <w:r>
-        <w:t xml:space="preserve">de 1.65 V.</w:t>
+          <w:numId w:val="1026"/>
+        </w:numPr>
+      </w:pPr>
+      <w:r>
+        <w:t xml:space="preserve">La señal de voltaje ya desplazada oscila de manera segura en el rango de 0 V a 3.3 V y se conecta al pin analógico</w:t>
+      </w:r>
+      <w:r>
+        <w:t xml:space="preserve"> </w:t>
+      </w:r>
+      <w:r>
+        <w:rPr>
+          <w:b/>
+          <w:bCs/>
+        </w:rPr>
+        <w:t xml:space="preserve">GPIO 33 (ADC1)</w:t>
+      </w:r>
+      <w:r>
+        <w:t xml:space="preserve">.</w:t>
+      </w:r>
+    </w:p>
+    <w:p>
+      <w:pPr>
+        <w:pStyle w:val="Compact"/>
+        <w:numPr>
+          <w:ilvl w:val="0"/>
+          <w:numId w:val="1024"/>
+        </w:numPr>
+      </w:pPr>
+      <w:r>
+        <w:rPr>
+          <w:b/>
+          <w:bCs/>
+        </w:rPr>
+        <w:t xml:space="preserve">Módulo de Alimentación Aislada (SMPS):</w:t>
       </w:r>
     </w:p>
     <w:p>
@@ -4347,40 +7372,11 @@
         <w:pStyle w:val="Compact"/>
         <w:numPr>
           <w:ilvl w:val="1"/>
-          <w:numId w:val="1015"/>
-        </w:numPr>
-      </w:pPr>
-      <w:r>
-        <w:t xml:space="preserve">La señal desplazada se conecta de forma segura al pin</w:t>
-      </w:r>
-      <w:r>
-        <w:t xml:space="preserve"> </w:t>
-      </w:r>
-      <w:r>
-        <w:rPr>
-          <w:b/>
-          <w:bCs/>
-        </w:rPr>
-        <w:t xml:space="preserve">GPIO 33 (ADC1)</w:t>
-      </w:r>
-      <w:r>
-        <w:t xml:space="preserve">.</w:t>
-      </w:r>
-    </w:p>
-    <w:p>
-      <w:pPr>
-        <w:pStyle w:val="Compact"/>
-        <w:numPr>
-          <w:ilvl w:val="0"/>
-          <w:numId w:val="1013"/>
-        </w:numPr>
-      </w:pPr>
-      <w:r>
-        <w:rPr>
-          <w:b/>
-          <w:bCs/>
-        </w:rPr>
-        <w:t xml:space="preserve">Módulo de Alimentación Aislada (SMPS):</w:t>
+          <w:numId w:val="1027"/>
+        </w:numPr>
+      </w:pPr>
+      <w:r>
+        <w:t xml:space="preserve">Se añade una fuente de alimentación compacta Hi-Link HLK-PM01 conectada en paralelo a la red eléctrica residencial de 127 V AC.</w:t>
       </w:r>
     </w:p>
     <w:p>
@@ -4388,23 +7384,11 @@
         <w:pStyle w:val="Compact"/>
         <w:numPr>
           <w:ilvl w:val="1"/>
-          <w:numId w:val="1016"/>
-        </w:numPr>
-      </w:pPr>
-      <w:r>
-        <w:t xml:space="preserve">Se incorpora el bloque conversor Hi-Link HLK-PM01 conectado de forma paralela a los 127 V AC.</w:t>
-      </w:r>
-    </w:p>
-    <w:p>
-      <w:pPr>
-        <w:pStyle w:val="Compact"/>
-        <w:numPr>
-          <w:ilvl w:val="1"/>
-          <w:numId w:val="1016"/>
-        </w:numPr>
-      </w:pPr>
-      <w:r>
-        <w:t xml:space="preserve">Entrega 5 V DC aislados magnéticamente en su salida, alimentando el pin</w:t>
+          <w:numId w:val="1027"/>
+        </w:numPr>
+      </w:pPr>
+      <w:r>
+        <w:t xml:space="preserve">Esta fuente entrega 5 V DC estables y aislados en su salida para alimentar el pin</w:t>
       </w:r>
       <w:r>
         <w:t xml:space="preserve"> </w:t>
@@ -4419,27 +7403,12 @@
         <w:t xml:space="preserve"> </w:t>
       </w:r>
       <w:r>
-        <w:t xml:space="preserve">del ESP32 y el pin</w:t>
-      </w:r>
-      <w:r>
-        <w:t xml:space="preserve"> </w:t>
-      </w:r>
-      <w:r>
-        <w:rPr>
-          <w:rStyle w:val="VerbatimChar"/>
-        </w:rPr>
-        <w:t xml:space="preserve">VCC</w:t>
-      </w:r>
-      <w:r>
-        <w:t xml:space="preserve"> </w:t>
-      </w:r>
-      <w:r>
-        <w:t xml:space="preserve">de la placa del sensor ZMPT101B, consolidando la total autonomía energética del instrumento.</w:t>
-      </w:r>
-    </w:p>
-    <w:bookmarkEnd w:id="29"/>
-    <w:bookmarkEnd w:id="30"/>
-    <w:bookmarkEnd w:id="31"/>
+        <w:t xml:space="preserve">del ESP32. El regulador de voltaje interno del microcontrolador se encarga de reducir y estabilizar este voltaje a 3.3 V DC para alimentar el resto de las piezas del prototipo, permitiendo que el dispositivo sea autónomo y funcione de manera segura.</w:t>
+      </w:r>
+    </w:p>
+    <w:bookmarkEnd w:id="32"/>
+    <w:bookmarkEnd w:id="33"/>
+    <w:bookmarkEnd w:id="34"/>
     <w:sectPr>
       <w:footnotePr>
         <w:numRestart w:val="eachSect"/>
@@ -4966,6 +7935,9 @@
     <w:abstractNumId w:val="991"/>
   </w:num>
   <w:num w:numId="1010">
+    <w:abstractNumId w:val="991"/>
+  </w:num>
+  <w:num w:numId="1011">
     <w:abstractNumId w:val="99411"/>
     <w:lvlOverride w:ilvl="0">
       <w:startOverride w:val="1"/>
@@ -4995,65 +7967,8 @@
       <w:startOverride w:val="1"/>
     </w:lvlOverride>
   </w:num>
-  <w:num w:numId="1011">
-    <w:abstractNumId w:val="99413"/>
-    <w:lvlOverride w:ilvl="0">
-      <w:startOverride w:val="3"/>
-    </w:lvlOverride>
-    <w:lvlOverride w:ilvl="1">
-      <w:startOverride w:val="3"/>
-    </w:lvlOverride>
-    <w:lvlOverride w:ilvl="2">
-      <w:startOverride w:val="3"/>
-    </w:lvlOverride>
-    <w:lvlOverride w:ilvl="3">
-      <w:startOverride w:val="3"/>
-    </w:lvlOverride>
-    <w:lvlOverride w:ilvl="4">
-      <w:startOverride w:val="3"/>
-    </w:lvlOverride>
-    <w:lvlOverride w:ilvl="5">
-      <w:startOverride w:val="3"/>
-    </w:lvlOverride>
-    <w:lvlOverride w:ilvl="6">
-      <w:startOverride w:val="3"/>
-    </w:lvlOverride>
-    <w:lvlOverride w:ilvl="7">
-      <w:startOverride w:val="3"/>
-    </w:lvlOverride>
-    <w:lvlOverride w:ilvl="8">
-      <w:startOverride w:val="3"/>
-    </w:lvlOverride>
-  </w:num>
   <w:num w:numId="1012">
-    <w:abstractNumId w:val="99415"/>
-    <w:lvlOverride w:ilvl="0">
-      <w:startOverride w:val="5"/>
-    </w:lvlOverride>
-    <w:lvlOverride w:ilvl="1">
-      <w:startOverride w:val="5"/>
-    </w:lvlOverride>
-    <w:lvlOverride w:ilvl="2">
-      <w:startOverride w:val="5"/>
-    </w:lvlOverride>
-    <w:lvlOverride w:ilvl="3">
-      <w:startOverride w:val="5"/>
-    </w:lvlOverride>
-    <w:lvlOverride w:ilvl="4">
-      <w:startOverride w:val="5"/>
-    </w:lvlOverride>
-    <w:lvlOverride w:ilvl="5">
-      <w:startOverride w:val="5"/>
-    </w:lvlOverride>
-    <w:lvlOverride w:ilvl="6">
-      <w:startOverride w:val="5"/>
-    </w:lvlOverride>
-    <w:lvlOverride w:ilvl="7">
-      <w:startOverride w:val="5"/>
-    </w:lvlOverride>
-    <w:lvlOverride w:ilvl="8">
-      <w:startOverride w:val="5"/>
-    </w:lvlOverride>
+    <w:abstractNumId w:val="991"/>
   </w:num>
   <w:num w:numId="1013">
     <w:abstractNumId w:val="99411"/>
@@ -5092,6 +8007,147 @@
     <w:abstractNumId w:val="991"/>
   </w:num>
   <w:num w:numId="1016">
+    <w:abstractNumId w:val="991"/>
+  </w:num>
+  <w:num w:numId="1017">
+    <w:abstractNumId w:val="991"/>
+  </w:num>
+  <w:num w:numId="1018">
+    <w:abstractNumId w:val="991"/>
+  </w:num>
+  <w:num w:numId="1019">
+    <w:abstractNumId w:val="991"/>
+  </w:num>
+  <w:num w:numId="1020">
+    <w:abstractNumId w:val="991"/>
+  </w:num>
+  <w:num w:numId="1021">
+    <w:abstractNumId w:val="99411"/>
+    <w:lvlOverride w:ilvl="0">
+      <w:startOverride w:val="1"/>
+    </w:lvlOverride>
+    <w:lvlOverride w:ilvl="1">
+      <w:startOverride w:val="1"/>
+    </w:lvlOverride>
+    <w:lvlOverride w:ilvl="2">
+      <w:startOverride w:val="1"/>
+    </w:lvlOverride>
+    <w:lvlOverride w:ilvl="3">
+      <w:startOverride w:val="1"/>
+    </w:lvlOverride>
+    <w:lvlOverride w:ilvl="4">
+      <w:startOverride w:val="1"/>
+    </w:lvlOverride>
+    <w:lvlOverride w:ilvl="5">
+      <w:startOverride w:val="1"/>
+    </w:lvlOverride>
+    <w:lvlOverride w:ilvl="6">
+      <w:startOverride w:val="1"/>
+    </w:lvlOverride>
+    <w:lvlOverride w:ilvl="7">
+      <w:startOverride w:val="1"/>
+    </w:lvlOverride>
+    <w:lvlOverride w:ilvl="8">
+      <w:startOverride w:val="1"/>
+    </w:lvlOverride>
+  </w:num>
+  <w:num w:numId="1022">
+    <w:abstractNumId w:val="99413"/>
+    <w:lvlOverride w:ilvl="0">
+      <w:startOverride w:val="3"/>
+    </w:lvlOverride>
+    <w:lvlOverride w:ilvl="1">
+      <w:startOverride w:val="3"/>
+    </w:lvlOverride>
+    <w:lvlOverride w:ilvl="2">
+      <w:startOverride w:val="3"/>
+    </w:lvlOverride>
+    <w:lvlOverride w:ilvl="3">
+      <w:startOverride w:val="3"/>
+    </w:lvlOverride>
+    <w:lvlOverride w:ilvl="4">
+      <w:startOverride w:val="3"/>
+    </w:lvlOverride>
+    <w:lvlOverride w:ilvl="5">
+      <w:startOverride w:val="3"/>
+    </w:lvlOverride>
+    <w:lvlOverride w:ilvl="6">
+      <w:startOverride w:val="3"/>
+    </w:lvlOverride>
+    <w:lvlOverride w:ilvl="7">
+      <w:startOverride w:val="3"/>
+    </w:lvlOverride>
+    <w:lvlOverride w:ilvl="8">
+      <w:startOverride w:val="3"/>
+    </w:lvlOverride>
+  </w:num>
+  <w:num w:numId="1023">
+    <w:abstractNumId w:val="99415"/>
+    <w:lvlOverride w:ilvl="0">
+      <w:startOverride w:val="5"/>
+    </w:lvlOverride>
+    <w:lvlOverride w:ilvl="1">
+      <w:startOverride w:val="5"/>
+    </w:lvlOverride>
+    <w:lvlOverride w:ilvl="2">
+      <w:startOverride w:val="5"/>
+    </w:lvlOverride>
+    <w:lvlOverride w:ilvl="3">
+      <w:startOverride w:val="5"/>
+    </w:lvlOverride>
+    <w:lvlOverride w:ilvl="4">
+      <w:startOverride w:val="5"/>
+    </w:lvlOverride>
+    <w:lvlOverride w:ilvl="5">
+      <w:startOverride w:val="5"/>
+    </w:lvlOverride>
+    <w:lvlOverride w:ilvl="6">
+      <w:startOverride w:val="5"/>
+    </w:lvlOverride>
+    <w:lvlOverride w:ilvl="7">
+      <w:startOverride w:val="5"/>
+    </w:lvlOverride>
+    <w:lvlOverride w:ilvl="8">
+      <w:startOverride w:val="5"/>
+    </w:lvlOverride>
+  </w:num>
+  <w:num w:numId="1024">
+    <w:abstractNumId w:val="99411"/>
+    <w:lvlOverride w:ilvl="0">
+      <w:startOverride w:val="1"/>
+    </w:lvlOverride>
+    <w:lvlOverride w:ilvl="1">
+      <w:startOverride w:val="1"/>
+    </w:lvlOverride>
+    <w:lvlOverride w:ilvl="2">
+      <w:startOverride w:val="1"/>
+    </w:lvlOverride>
+    <w:lvlOverride w:ilvl="3">
+      <w:startOverride w:val="1"/>
+    </w:lvlOverride>
+    <w:lvlOverride w:ilvl="4">
+      <w:startOverride w:val="1"/>
+    </w:lvlOverride>
+    <w:lvlOverride w:ilvl="5">
+      <w:startOverride w:val="1"/>
+    </w:lvlOverride>
+    <w:lvlOverride w:ilvl="6">
+      <w:startOverride w:val="1"/>
+    </w:lvlOverride>
+    <w:lvlOverride w:ilvl="7">
+      <w:startOverride w:val="1"/>
+    </w:lvlOverride>
+    <w:lvlOverride w:ilvl="8">
+      <w:startOverride w:val="1"/>
+    </w:lvlOverride>
+  </w:num>
+  <w:num w:numId="1025">
+    <w:abstractNumId w:val="991"/>
+  </w:num>
+  <w:num w:numId="1026">
+    <w:abstractNumId w:val="991"/>
+  </w:num>
+  <w:num w:numId="1027">
     <w:abstractNumId w:val="991"/>
   </w:num>
 </w:numbering>
